--- a/Course work Computer Science.docx
+++ b/Course work Computer Science.docx
@@ -166,6 +166,7 @@
         <w:rPr>
           <w:noProof/>
         </w:rPr>
+        <w:lastRenderedPageBreak/>
         <w:drawing>
           <wp:inline distT="0" distB="0" distL="0" distR="0" wp14:anchorId="5E1331F2" wp14:editId="6FAF15F0">
             <wp:extent cx="5724525" cy="3219450"/>
@@ -405,6 +406,7 @@
     <w:p/>
     <w:p>
       <w:r>
+        <w:lastRenderedPageBreak/>
         <w:t>Fun ‘N’ Games Whack a Clown</w:t>
       </w:r>
     </w:p>
@@ -655,6 +657,7 @@
         <w:rPr>
           <w:noProof/>
         </w:rPr>
+        <w:lastRenderedPageBreak/>
         <w:drawing>
           <wp:inline distT="0" distB="0" distL="0" distR="0" wp14:anchorId="32FBDD95" wp14:editId="22A13839">
             <wp:extent cx="4514850" cy="2533650"/>
@@ -933,6 +936,7 @@
         <w:rPr>
           <w:noProof/>
         </w:rPr>
+        <w:lastRenderedPageBreak/>
         <w:drawing>
           <wp:inline distT="0" distB="0" distL="0" distR="0" wp14:anchorId="42663AC1" wp14:editId="369A5B07">
             <wp:extent cx="5686425" cy="3200777"/>
@@ -1168,6 +1172,7 @@
     </w:p>
     <w:p>
       <w:r>
+        <w:lastRenderedPageBreak/>
         <w:t>Given the I anticipate people will play this game while waiting for something I will do a survey to find out the optimal time limit. This may result in the addition of a pause button.</w:t>
       </w:r>
     </w:p>
@@ -1664,6 +1669,7 @@
         </w:numPr>
       </w:pPr>
       <w:r>
+        <w:lastRenderedPageBreak/>
         <w:t xml:space="preserve">Medium to High difficulty </w:t>
       </w:r>
     </w:p>
@@ -1937,7 +1943,11 @@
         <w:t>. This is because you can navigate quicker across a screen with a mouse instead of a keyboard</w:t>
       </w:r>
       <w:r>
-        <w:t xml:space="preserve">. As a result, of this the timing window </w:t>
+        <w:t xml:space="preserve">. As a result, of </w:t>
+      </w:r>
+      <w:r>
+        <w:lastRenderedPageBreak/>
+        <w:t xml:space="preserve">this the timing window </w:t>
       </w:r>
       <w:r>
         <w:t>for the robots will be shorter</w:t>
@@ -2119,6 +2129,7 @@
     <w:p/>
     <w:p>
       <w:r>
+        <w:lastRenderedPageBreak/>
         <w:t>Individual Answers:</w:t>
       </w:r>
     </w:p>
@@ -2402,6 +2413,7 @@
     </w:p>
     <w:p>
       <w:r>
+        <w:lastRenderedPageBreak/>
         <w:t>Given the results the feature will be added due to 75% of stakeholders finding it an important feature.</w:t>
       </w:r>
       <w:r>
@@ -2700,6 +2712,7 @@
     </w:p>
     <w:p>
       <w:r>
+        <w:lastRenderedPageBreak/>
         <w:t xml:space="preserve">The purpose of this was to </w:t>
       </w:r>
       <w:r>
@@ -2900,6 +2913,7 @@
         <w:rPr>
           <w:noProof/>
         </w:rPr>
+        <w:lastRenderedPageBreak/>
         <w:t>The results show that the majority want a pause screen</w:t>
       </w:r>
       <w:r>
@@ -4646,7 +4660,11 @@
           </w:tcPr>
           <w:p>
             <w:r>
-              <w:t>They operate like the robots but if you hit them, you lose points from your score, the combo resets and you cannot move the hammer for 2 seconds.</w:t>
+              <w:t xml:space="preserve">They operate like the robots but if </w:t>
+            </w:r>
+            <w:r>
+              <w:lastRenderedPageBreak/>
+              <w:t>you hit them, you lose points from your score, the combo resets and you cannot move the hammer for 2 seconds.</w:t>
             </w:r>
           </w:p>
         </w:tc>
@@ -4656,6 +4674,7 @@
           </w:tcPr>
           <w:p>
             <w:r>
+              <w:lastRenderedPageBreak/>
               <w:t>a</w:t>
             </w:r>
           </w:p>
@@ -4666,7 +4685,11 @@
           </w:tcPr>
           <w:p>
             <w:r>
-              <w:t>Needs to pop out the holes at random intervals, but a lot less than the robots.</w:t>
+              <w:t xml:space="preserve">Needs to pop out the holes at random </w:t>
+            </w:r>
+            <w:r>
+              <w:lastRenderedPageBreak/>
+              <w:t>intervals, but a lot less than the robots.</w:t>
             </w:r>
           </w:p>
         </w:tc>
@@ -4677,7 +4700,12 @@
           </w:tcPr>
           <w:p>
             <w:r>
-              <w:t>This would be done to make the game more challenging. This is done because most of the stakeholders like being punished in games.</w:t>
+              <w:lastRenderedPageBreak/>
+              <w:t xml:space="preserve">This would be done to make the game more </w:t>
+            </w:r>
+            <w:r>
+              <w:lastRenderedPageBreak/>
+              <w:t>challenging. This is done because most of the stakeholders like being punished in games.</w:t>
             </w:r>
           </w:p>
         </w:tc>
@@ -4689,6 +4717,7 @@
           </w:tcPr>
           <w:p>
             <w:r>
+              <w:lastRenderedPageBreak/>
               <w:t>Not required</w:t>
             </w:r>
           </w:p>
@@ -5570,7 +5599,11 @@
           </w:tcPr>
           <w:p>
             <w:r>
-              <w:t>Extra settings for people with audio visual difficulties</w:t>
+              <w:t xml:space="preserve">Extra settings for people with </w:t>
+            </w:r>
+            <w:r>
+              <w:lastRenderedPageBreak/>
+              <w:t>audio visual difficulties</w:t>
             </w:r>
           </w:p>
         </w:tc>
@@ -5580,6 +5613,7 @@
           </w:tcPr>
           <w:p>
             <w:r>
+              <w:lastRenderedPageBreak/>
               <w:t>a</w:t>
             </w:r>
           </w:p>
@@ -5590,7 +5624,11 @@
           </w:tcPr>
           <w:p>
             <w:r>
-              <w:t>An extra option on the main menu to turn the options on and off</w:t>
+              <w:t xml:space="preserve">An extra option on the main menu to </w:t>
+            </w:r>
+            <w:r>
+              <w:lastRenderedPageBreak/>
+              <w:t>turn the options on and off</w:t>
             </w:r>
           </w:p>
         </w:tc>
@@ -5601,7 +5639,12 @@
           </w:tcPr>
           <w:p>
             <w:r>
-              <w:t>This would be a feature because it will allow more people to enjoy the game. These specific options are important because the game’s difficulty relies heavily on the user's audio and visual senses and it would be unfair for people who have disabilities to not be able to enjoy the game.</w:t>
+              <w:lastRenderedPageBreak/>
+              <w:t xml:space="preserve">This would be a feature because it will allow more </w:t>
+            </w:r>
+            <w:r>
+              <w:lastRenderedPageBreak/>
+              <w:t>people to enjoy the game. These specific options are important because the game’s difficulty relies heavily on the user's audio and visual senses and it would be unfair for people who have disabilities to not be able to enjoy the game.</w:t>
             </w:r>
           </w:p>
         </w:tc>
@@ -5613,6 +5656,7 @@
           </w:tcPr>
           <w:p>
             <w:r>
+              <w:lastRenderedPageBreak/>
               <w:t>Wishful</w:t>
             </w:r>
           </w:p>
@@ -6296,6 +6340,7 @@
           </w:tcPr>
           <w:p>
             <w:r>
+              <w:lastRenderedPageBreak/>
               <w:t>Accessibility</w:t>
             </w:r>
           </w:p>
@@ -7066,7 +7111,17 @@
           <w:bCs/>
           <w:color w:val="000000" w:themeColor="text1"/>
         </w:rPr>
-        <w:t>/top layer it is the whole game, and the 2</w:t>
+        <w:t xml:space="preserve">/top layer it is the </w:t>
+      </w:r>
+      <w:r>
+        <w:rPr>
+          <w:rFonts w:ascii="Calibri" w:eastAsia="Calibri" w:hAnsi="Calibri" w:cs="Calibri"/>
+          <w:b/>
+          <w:bCs/>
+          <w:color w:val="000000" w:themeColor="text1"/>
+        </w:rPr>
+        <w:lastRenderedPageBreak/>
+        <w:t>whole game, and the 2</w:t>
       </w:r>
       <w:r>
         <w:rPr>
@@ -9404,6 +9459,7 @@
                 <w:sz w:val="20"/>
                 <w:szCs w:val="20"/>
               </w:rPr>
+              <w:lastRenderedPageBreak/>
               <w:t>2b</w:t>
             </w:r>
           </w:p>
@@ -10521,6 +10577,7 @@
         <w:rPr>
           <w:u w:val="single"/>
         </w:rPr>
+        <w:lastRenderedPageBreak/>
         <w:t>Completes the following success criteria:</w:t>
       </w:r>
     </w:p>
@@ -11859,6 +11916,7 @@
         <w:rPr>
           <w:u w:val="single"/>
         </w:rPr>
+        <w:lastRenderedPageBreak/>
         <w:t>Stage 4: Extra:</w:t>
       </w:r>
     </w:p>
@@ -12804,7 +12862,19 @@
                 <w:sz w:val="20"/>
                 <w:szCs w:val="20"/>
               </w:rPr>
-              <w:t>Can the score multiplier appear and has the first sprite frame been loaded correctly</w:t>
+              <w:t xml:space="preserve">Can the score multiplier appear and has the first </w:t>
+            </w:r>
+            <w:r>
+              <w:rPr>
+                <w:rFonts w:ascii="Calibri" w:eastAsia="Calibri" w:hAnsi="Calibri" w:cs="Calibri"/>
+                <w:b/>
+                <w:bCs/>
+                <w:color w:val="000000" w:themeColor="text1"/>
+                <w:sz w:val="20"/>
+                <w:szCs w:val="20"/>
+              </w:rPr>
+              <w:lastRenderedPageBreak/>
+              <w:t>sprite frame been loaded correctly</w:t>
             </w:r>
           </w:p>
         </w:tc>
@@ -14253,6 +14323,7 @@
                 <w:sz w:val="20"/>
                 <w:szCs w:val="20"/>
               </w:rPr>
+              <w:lastRenderedPageBreak/>
               <w:t>3e</w:t>
             </w:r>
           </w:p>
@@ -15777,6 +15848,7 @@
         <w:rPr>
           <w:noProof/>
         </w:rPr>
+        <w:lastRenderedPageBreak/>
         <w:drawing>
           <wp:inline distT="0" distB="0" distL="0" distR="0" wp14:anchorId="020F9557" wp14:editId="3DDAAB83">
             <wp:extent cx="1533525" cy="1638300"/>
@@ -16112,6 +16184,7 @@
         <w:rPr>
           <w:noProof/>
         </w:rPr>
+        <w:lastRenderedPageBreak/>
         <w:drawing>
           <wp:inline distT="0" distB="0" distL="0" distR="0" wp14:anchorId="36CAAA81" wp14:editId="0D16AEA5">
             <wp:extent cx="2667000" cy="1533525"/>
@@ -16392,6 +16465,7 @@
         <w:rPr>
           <w:u w:val="single"/>
         </w:rPr>
+        <w:lastRenderedPageBreak/>
         <w:t>Development:</w:t>
       </w:r>
     </w:p>
@@ -16566,6 +16640,7 @@
         <w:rPr>
           <w:noProof/>
         </w:rPr>
+        <w:lastRenderedPageBreak/>
         <w:drawing>
           <wp:inline distT="0" distB="0" distL="0" distR="0" wp14:anchorId="18DD5FB0" wp14:editId="74AE61D1">
             <wp:extent cx="1419423" cy="2810267"/>
@@ -17489,6 +17564,7 @@
           <w:bCs/>
           <w:u w:val="single"/>
         </w:rPr>
+        <w:lastRenderedPageBreak/>
         <w:t>Stage 2a: Start menu:</w:t>
       </w:r>
     </w:p>
@@ -17536,7 +17612,6 @@
         <w:rPr>
           <w:noProof/>
         </w:rPr>
-        <w:lastRenderedPageBreak/>
         <w:drawing>
           <wp:inline distT="0" distB="0" distL="0" distR="0" wp14:anchorId="5ACB0CEA" wp14:editId="4C30DC39">
             <wp:extent cx="3358231" cy="2962689"/>
@@ -17699,6 +17774,7 @@
         <w:rPr>
           <w:noProof/>
         </w:rPr>
+        <w:lastRenderedPageBreak/>
         <w:drawing>
           <wp:inline distT="0" distB="0" distL="0" distR="0" wp14:anchorId="05C93C25" wp14:editId="436D54C3">
             <wp:extent cx="1143160" cy="619211"/>
@@ -17795,7 +17871,6 @@
         <w:rPr>
           <w:noProof/>
         </w:rPr>
-        <w:lastRenderedPageBreak/>
         <w:drawing>
           <wp:inline distT="0" distB="0" distL="0" distR="0" wp14:anchorId="2D8A8489" wp14:editId="6547545B">
             <wp:extent cx="2019582" cy="409632"/>
@@ -17969,7 +18044,6 @@
         <w:pStyle w:val="Heading3"/>
       </w:pPr>
       <w:r>
-        <w:lastRenderedPageBreak/>
         <w:t>Tests</w:t>
       </w:r>
     </w:p>
@@ -18867,19 +18941,14 @@
         <w:t xml:space="preserve"> I believe that using a flowchart will be the best option.</w:t>
       </w:r>
       <w:r>
-        <w:t xml:space="preserve"> To get the coordinates for the holes I created a temporary background in paint and inserted it into </w:t>
-      </w:r>
-      <w:proofErr w:type="spellStart"/>
-      <w:r>
-        <w:t>godot</w:t>
-      </w:r>
-      <w:proofErr w:type="spellEnd"/>
-      <w:r>
-        <w:t xml:space="preserve"> as a sprite2D.</w:t>
-      </w:r>
-    </w:p>
-    <w:p>
-      <w:r>
+        <w:t xml:space="preserve"> To get the coordinates for the holes I created a temporary background in paint and inserted it into godot as a sprite2D.</w:t>
+      </w:r>
+    </w:p>
+    <w:p>
+      <w:r>
+        <w:rPr>
+          <w:noProof/>
+        </w:rPr>
         <w:drawing>
           <wp:inline distT="0" distB="0" distL="0" distR="0" wp14:anchorId="7540F640" wp14:editId="26F7726E">
             <wp:extent cx="2041781" cy="2059459"/>
@@ -18920,6 +18989,9 @@
         <w:t xml:space="preserve"> </w:t>
       </w:r>
       <w:r>
+        <w:rPr>
+          <w:noProof/>
+        </w:rPr>
         <w:drawing>
           <wp:inline distT="0" distB="0" distL="0" distR="0" wp14:anchorId="35F5316D" wp14:editId="35926EBA">
             <wp:extent cx="4258962" cy="1843813"/>
@@ -18976,7 +19048,6 @@
         <w:rPr>
           <w:noProof/>
         </w:rPr>
-        <w:lastRenderedPageBreak/>
         <w:drawing>
           <wp:inline distT="0" distB="0" distL="0" distR="0" wp14:anchorId="63F0BBA2" wp14:editId="62D9B5B1">
             <wp:extent cx="3847070" cy="2782932"/>
@@ -19025,6 +19096,9 @@
         <w:t xml:space="preserve"> </w:t>
       </w:r>
       <w:r>
+        <w:rPr>
+          <w:noProof/>
+        </w:rPr>
         <w:drawing>
           <wp:inline distT="0" distB="0" distL="0" distR="0" wp14:anchorId="6A495B3E" wp14:editId="00B67285">
             <wp:extent cx="3344713" cy="3797643"/>
@@ -19075,6 +19149,9 @@
     </w:p>
     <w:p>
       <w:r>
+        <w:rPr>
+          <w:noProof/>
+        </w:rPr>
         <w:lastRenderedPageBreak/>
         <w:drawing>
           <wp:inline distT="0" distB="0" distL="0" distR="0" wp14:anchorId="618E1A84" wp14:editId="72BB78E2">
@@ -19132,10 +19209,480 @@
       <w:r>
         <w:t xml:space="preserve"> </w:t>
       </w:r>
-    </w:p>
-    <w:p>
-      <w:r>
+      <w:r>
+        <w:t>At first, I began development by copying my instructions from the flowchart in my code for the game scene, but I ran into an issue with creating arrays.</w:t>
+      </w:r>
+    </w:p>
+    <w:p>
+      <w:r>
+        <w:drawing>
+          <wp:inline distT="0" distB="0" distL="0" distR="0" wp14:anchorId="514884DC" wp14:editId="661DD38C">
+            <wp:extent cx="6192114" cy="4229690"/>
+            <wp:effectExtent l="0" t="0" r="0" b="0"/>
+            <wp:docPr id="1178225479" name="Picture 1"/>
+            <wp:cNvGraphicFramePr>
+              <a:graphicFrameLocks xmlns:a="http://schemas.openxmlformats.org/drawingml/2006/main" noChangeAspect="1"/>
+            </wp:cNvGraphicFramePr>
+            <a:graphic xmlns:a="http://schemas.openxmlformats.org/drawingml/2006/main">
+              <a:graphicData uri="http://schemas.openxmlformats.org/drawingml/2006/picture">
+                <pic:pic xmlns:pic="http://schemas.openxmlformats.org/drawingml/2006/picture">
+                  <pic:nvPicPr>
+                    <pic:cNvPr id="1178225479" name=""/>
+                    <pic:cNvPicPr/>
+                  </pic:nvPicPr>
+                  <pic:blipFill>
+                    <a:blip r:embed="rId55"/>
+                    <a:stretch>
+                      <a:fillRect/>
+                    </a:stretch>
+                  </pic:blipFill>
+                  <pic:spPr>
+                    <a:xfrm>
+                      <a:off x="0" y="0"/>
+                      <a:ext cx="6192114" cy="4229690"/>
+                    </a:xfrm>
+                    <a:prstGeom prst="rect">
+                      <a:avLst/>
+                    </a:prstGeom>
+                  </pic:spPr>
+                </pic:pic>
+              </a:graphicData>
+            </a:graphic>
+          </wp:inline>
+        </w:drawing>
+      </w:r>
+    </w:p>
+    <w:p>
+      <w:pPr>
+        <w:rPr>
+          <w:noProof/>
+        </w:rPr>
+      </w:pPr>
+      <w:r>
+        <w:lastRenderedPageBreak/>
         <w:t xml:space="preserve"> </w:t>
+      </w:r>
+      <w:r>
+        <w:drawing>
+          <wp:inline distT="0" distB="0" distL="0" distR="0" wp14:anchorId="6C0B524D" wp14:editId="793C0446">
+            <wp:extent cx="5047488" cy="487580"/>
+            <wp:effectExtent l="0" t="0" r="1270" b="8255"/>
+            <wp:docPr id="2119135860" name="Picture 1"/>
+            <wp:cNvGraphicFramePr>
+              <a:graphicFrameLocks xmlns:a="http://schemas.openxmlformats.org/drawingml/2006/main" noChangeAspect="1"/>
+            </wp:cNvGraphicFramePr>
+            <a:graphic xmlns:a="http://schemas.openxmlformats.org/drawingml/2006/main">
+              <a:graphicData uri="http://schemas.openxmlformats.org/drawingml/2006/picture">
+                <pic:pic xmlns:pic="http://schemas.openxmlformats.org/drawingml/2006/picture">
+                  <pic:nvPicPr>
+                    <pic:cNvPr id="2119135860" name=""/>
+                    <pic:cNvPicPr/>
+                  </pic:nvPicPr>
+                  <pic:blipFill>
+                    <a:blip r:embed="rId56"/>
+                    <a:stretch>
+                      <a:fillRect/>
+                    </a:stretch>
+                  </pic:blipFill>
+                  <pic:spPr>
+                    <a:xfrm>
+                      <a:off x="0" y="0"/>
+                      <a:ext cx="5088268" cy="491519"/>
+                    </a:xfrm>
+                    <a:prstGeom prst="rect">
+                      <a:avLst/>
+                    </a:prstGeom>
+                  </pic:spPr>
+                </pic:pic>
+              </a:graphicData>
+            </a:graphic>
+          </wp:inline>
+        </w:drawing>
+      </w:r>
+      <w:r>
+        <w:t xml:space="preserve"> </w:t>
+      </w:r>
+      <w:r>
+        <w:t>First,</w:t>
+      </w:r>
+      <w:r>
+        <w:t xml:space="preserve"> I will </w:t>
+      </w:r>
+      <w:r>
+        <w:t>learn how to implement arrays in godot c#</w:t>
+      </w:r>
+      <w:r>
+        <w:t>.</w:t>
+      </w:r>
+      <w:r>
+        <w:t xml:space="preserve"> After looking at relevant tutorials there is no resources on </w:t>
+      </w:r>
+      <w:r>
+        <w:t>2DArrays,</w:t>
+      </w:r>
+      <w:r>
+        <w:t xml:space="preserve"> so I have decided to create two arrays, one being for x coordinates and the other being for y coordinates. </w:t>
+      </w:r>
+      <w:r>
+        <w:t>This is an updated flowchart containing the changes that needed to be made.</w:t>
+      </w:r>
+      <w:r>
+        <w:rPr>
+          <w:noProof/>
+        </w:rPr>
+        <w:t xml:space="preserve"> </w:t>
+      </w:r>
+      <w:r>
+        <w:drawing>
+          <wp:inline distT="0" distB="0" distL="0" distR="0" wp14:anchorId="79FDBE6A" wp14:editId="76109A99">
+            <wp:extent cx="4494884" cy="2763671"/>
+            <wp:effectExtent l="0" t="0" r="1270" b="0"/>
+            <wp:docPr id="961163986" name="Picture 1"/>
+            <wp:cNvGraphicFramePr>
+              <a:graphicFrameLocks xmlns:a="http://schemas.openxmlformats.org/drawingml/2006/main" noChangeAspect="1"/>
+            </wp:cNvGraphicFramePr>
+            <a:graphic xmlns:a="http://schemas.openxmlformats.org/drawingml/2006/main">
+              <a:graphicData uri="http://schemas.openxmlformats.org/drawingml/2006/picture">
+                <pic:pic xmlns:pic="http://schemas.openxmlformats.org/drawingml/2006/picture">
+                  <pic:nvPicPr>
+                    <pic:cNvPr id="961163986" name=""/>
+                    <pic:cNvPicPr/>
+                  </pic:nvPicPr>
+                  <pic:blipFill>
+                    <a:blip r:embed="rId57"/>
+                    <a:stretch>
+                      <a:fillRect/>
+                    </a:stretch>
+                  </pic:blipFill>
+                  <pic:spPr>
+                    <a:xfrm>
+                      <a:off x="0" y="0"/>
+                      <a:ext cx="4501896" cy="2767982"/>
+                    </a:xfrm>
+                    <a:prstGeom prst="rect">
+                      <a:avLst/>
+                    </a:prstGeom>
+                  </pic:spPr>
+                </pic:pic>
+              </a:graphicData>
+            </a:graphic>
+          </wp:inline>
+        </w:drawing>
+      </w:r>
+    </w:p>
+    <w:p>
+      <w:pPr>
+        <w:rPr>
+          <w:noProof/>
+        </w:rPr>
+      </w:pPr>
+      <w:r>
+        <w:rPr>
+          <w:noProof/>
+        </w:rPr>
+        <w:t>I have now implemented Start and _Process(delta) into code and placed a print function in spawn to test if it can be entered.</w:t>
+      </w:r>
+      <w:r>
+        <w:rPr>
+          <w:noProof/>
+        </w:rPr>
+        <w:t xml:space="preserve"> </w:t>
+      </w:r>
+      <w:r>
+        <w:rPr>
+          <w:noProof/>
+        </w:rPr>
+        <w:t>Upon running it outputted an error requireing the a conversion of delta to be a float.</w:t>
+      </w:r>
+    </w:p>
+    <w:p>
+      <w:r>
+        <w:rPr>
+          <w:noProof/>
+        </w:rPr>
+        <w:drawing>
+          <wp:inline distT="0" distB="0" distL="0" distR="0" wp14:anchorId="6F2111C1" wp14:editId="5ACA0F67">
+            <wp:extent cx="2165206" cy="2497540"/>
+            <wp:effectExtent l="0" t="0" r="6985" b="0"/>
+            <wp:docPr id="2010100290" name="Picture 1"/>
+            <wp:cNvGraphicFramePr>
+              <a:graphicFrameLocks xmlns:a="http://schemas.openxmlformats.org/drawingml/2006/main" noChangeAspect="1"/>
+            </wp:cNvGraphicFramePr>
+            <a:graphic xmlns:a="http://schemas.openxmlformats.org/drawingml/2006/main">
+              <a:graphicData uri="http://schemas.openxmlformats.org/drawingml/2006/picture">
+                <pic:pic xmlns:pic="http://schemas.openxmlformats.org/drawingml/2006/picture">
+                  <pic:nvPicPr>
+                    <pic:cNvPr id="2010100290" name=""/>
+                    <pic:cNvPicPr/>
+                  </pic:nvPicPr>
+                  <pic:blipFill>
+                    <a:blip r:embed="rId58"/>
+                    <a:stretch>
+                      <a:fillRect/>
+                    </a:stretch>
+                  </pic:blipFill>
+                  <pic:spPr>
+                    <a:xfrm>
+                      <a:off x="0" y="0"/>
+                      <a:ext cx="2177928" cy="2512215"/>
+                    </a:xfrm>
+                    <a:prstGeom prst="rect">
+                      <a:avLst/>
+                    </a:prstGeom>
+                  </pic:spPr>
+                </pic:pic>
+              </a:graphicData>
+            </a:graphic>
+          </wp:inline>
+        </w:drawing>
+      </w:r>
+      <w:r>
+        <w:drawing>
+          <wp:inline distT="0" distB="0" distL="0" distR="0" wp14:anchorId="4E17F7FF" wp14:editId="6F5ADA8B">
+            <wp:extent cx="4210334" cy="289646"/>
+            <wp:effectExtent l="0" t="0" r="0" b="0"/>
+            <wp:docPr id="1352068940" name="Picture 1"/>
+            <wp:cNvGraphicFramePr>
+              <a:graphicFrameLocks xmlns:a="http://schemas.openxmlformats.org/drawingml/2006/main" noChangeAspect="1"/>
+            </wp:cNvGraphicFramePr>
+            <a:graphic xmlns:a="http://schemas.openxmlformats.org/drawingml/2006/main">
+              <a:graphicData uri="http://schemas.openxmlformats.org/drawingml/2006/picture">
+                <pic:pic xmlns:pic="http://schemas.openxmlformats.org/drawingml/2006/picture">
+                  <pic:nvPicPr>
+                    <pic:cNvPr id="1352068940" name=""/>
+                    <pic:cNvPicPr/>
+                  </pic:nvPicPr>
+                  <pic:blipFill>
+                    <a:blip r:embed="rId59"/>
+                    <a:stretch>
+                      <a:fillRect/>
+                    </a:stretch>
+                  </pic:blipFill>
+                  <pic:spPr>
+                    <a:xfrm>
+                      <a:off x="0" y="0"/>
+                      <a:ext cx="4559247" cy="313649"/>
+                    </a:xfrm>
+                    <a:prstGeom prst="rect">
+                      <a:avLst/>
+                    </a:prstGeom>
+                  </pic:spPr>
+                </pic:pic>
+              </a:graphicData>
+            </a:graphic>
+          </wp:inline>
+        </w:drawing>
+      </w:r>
+      <w:r>
+        <w:t xml:space="preserve"> </w:t>
+      </w:r>
+    </w:p>
+    <w:p>
+      <w:r>
+        <w:t xml:space="preserve">The appropriate changes have now been made. </w:t>
+      </w:r>
+      <w:r>
+        <w:drawing>
+          <wp:inline distT="0" distB="0" distL="0" distR="0" wp14:anchorId="0304AF27" wp14:editId="65C01460">
+            <wp:extent cx="1962424" cy="219106"/>
+            <wp:effectExtent l="0" t="0" r="0" b="9525"/>
+            <wp:docPr id="567251492" name="Picture 1"/>
+            <wp:cNvGraphicFramePr>
+              <a:graphicFrameLocks xmlns:a="http://schemas.openxmlformats.org/drawingml/2006/main" noChangeAspect="1"/>
+            </wp:cNvGraphicFramePr>
+            <a:graphic xmlns:a="http://schemas.openxmlformats.org/drawingml/2006/main">
+              <a:graphicData uri="http://schemas.openxmlformats.org/drawingml/2006/picture">
+                <pic:pic xmlns:pic="http://schemas.openxmlformats.org/drawingml/2006/picture">
+                  <pic:nvPicPr>
+                    <pic:cNvPr id="567251492" name=""/>
+                    <pic:cNvPicPr/>
+                  </pic:nvPicPr>
+                  <pic:blipFill>
+                    <a:blip r:embed="rId60"/>
+                    <a:stretch>
+                      <a:fillRect/>
+                    </a:stretch>
+                  </pic:blipFill>
+                  <pic:spPr>
+                    <a:xfrm>
+                      <a:off x="0" y="0"/>
+                      <a:ext cx="1962424" cy="219106"/>
+                    </a:xfrm>
+                    <a:prstGeom prst="rect">
+                      <a:avLst/>
+                    </a:prstGeom>
+                  </pic:spPr>
+                </pic:pic>
+              </a:graphicData>
+            </a:graphic>
+          </wp:inline>
+        </w:drawing>
+      </w:r>
+      <w:r>
+        <w:t>. I then attempted to see if spawn could be entered in test “</w:t>
+      </w:r>
+      <w:r>
+        <w:t>002. Entering spawn subroutine test</w:t>
+      </w:r>
+      <w:r>
+        <w:t xml:space="preserve">”. It did not. I </w:t>
+      </w:r>
+      <w:r>
+        <w:t>have decided to put print commands throughout the program to see where it enters.</w:t>
+      </w:r>
+    </w:p>
+    <w:p>
+      <w:pPr>
+        <w:rPr>
+          <w:noProof/>
+        </w:rPr>
+      </w:pPr>
+      <w:r>
+        <w:lastRenderedPageBreak/>
+        <w:drawing>
+          <wp:inline distT="0" distB="0" distL="0" distR="0" wp14:anchorId="496FCA96" wp14:editId="6824C225">
+            <wp:extent cx="2422221" cy="2900149"/>
+            <wp:effectExtent l="0" t="0" r="0" b="0"/>
+            <wp:docPr id="1743411575" name="Picture 1"/>
+            <wp:cNvGraphicFramePr>
+              <a:graphicFrameLocks xmlns:a="http://schemas.openxmlformats.org/drawingml/2006/main" noChangeAspect="1"/>
+            </wp:cNvGraphicFramePr>
+            <a:graphic xmlns:a="http://schemas.openxmlformats.org/drawingml/2006/main">
+              <a:graphicData uri="http://schemas.openxmlformats.org/drawingml/2006/picture">
+                <pic:pic xmlns:pic="http://schemas.openxmlformats.org/drawingml/2006/picture">
+                  <pic:nvPicPr>
+                    <pic:cNvPr id="1743411575" name=""/>
+                    <pic:cNvPicPr/>
+                  </pic:nvPicPr>
+                  <pic:blipFill>
+                    <a:blip r:embed="rId61"/>
+                    <a:stretch>
+                      <a:fillRect/>
+                    </a:stretch>
+                  </pic:blipFill>
+                  <pic:spPr>
+                    <a:xfrm>
+                      <a:off x="0" y="0"/>
+                      <a:ext cx="2428328" cy="2907461"/>
+                    </a:xfrm>
+                    <a:prstGeom prst="rect">
+                      <a:avLst/>
+                    </a:prstGeom>
+                  </pic:spPr>
+                </pic:pic>
+              </a:graphicData>
+            </a:graphic>
+          </wp:inline>
+        </w:drawing>
+      </w:r>
+      <w:r>
+        <w:drawing>
+          <wp:inline distT="0" distB="0" distL="0" distR="0" wp14:anchorId="279FDBC7" wp14:editId="3ABF24E1">
+            <wp:extent cx="2524477" cy="1066949"/>
+            <wp:effectExtent l="0" t="0" r="0" b="0"/>
+            <wp:docPr id="1300319098" name="Picture 1"/>
+            <wp:cNvGraphicFramePr>
+              <a:graphicFrameLocks xmlns:a="http://schemas.openxmlformats.org/drawingml/2006/main" noChangeAspect="1"/>
+            </wp:cNvGraphicFramePr>
+            <a:graphic xmlns:a="http://schemas.openxmlformats.org/drawingml/2006/main">
+              <a:graphicData uri="http://schemas.openxmlformats.org/drawingml/2006/picture">
+                <pic:pic xmlns:pic="http://schemas.openxmlformats.org/drawingml/2006/picture">
+                  <pic:nvPicPr>
+                    <pic:cNvPr id="1300319098" name=""/>
+                    <pic:cNvPicPr/>
+                  </pic:nvPicPr>
+                  <pic:blipFill>
+                    <a:blip r:embed="rId62"/>
+                    <a:stretch>
+                      <a:fillRect/>
+                    </a:stretch>
+                  </pic:blipFill>
+                  <pic:spPr>
+                    <a:xfrm>
+                      <a:off x="0" y="0"/>
+                      <a:ext cx="2524477" cy="1066949"/>
+                    </a:xfrm>
+                    <a:prstGeom prst="rect">
+                      <a:avLst/>
+                    </a:prstGeom>
+                  </pic:spPr>
+                </pic:pic>
+              </a:graphicData>
+            </a:graphic>
+          </wp:inline>
+        </w:drawing>
+      </w:r>
+      <w:r>
+        <w:t xml:space="preserve"> I also realised the script wasn’t connected to the Game node. Results of this test in “</w:t>
+      </w:r>
+      <w:r>
+        <w:t>003. Entering spawn subroutine test</w:t>
+      </w:r>
+      <w:r>
+        <w:t>”. Given the amount of outputs was unclear if spawn was actually entered I cleared up the code of GD.Prints.</w:t>
+      </w:r>
+      <w:r>
+        <w:rPr>
+          <w:noProof/>
+        </w:rPr>
+        <w:t xml:space="preserve"> </w:t>
+      </w:r>
+    </w:p>
+    <w:p>
+      <w:r>
+        <w:drawing>
+          <wp:inline distT="0" distB="0" distL="0" distR="0" wp14:anchorId="09388119" wp14:editId="4BC04C72">
+            <wp:extent cx="3032814" cy="3452884"/>
+            <wp:effectExtent l="0" t="0" r="0" b="0"/>
+            <wp:docPr id="1047808009" name="Picture 1"/>
+            <wp:cNvGraphicFramePr>
+              <a:graphicFrameLocks xmlns:a="http://schemas.openxmlformats.org/drawingml/2006/main" noChangeAspect="1"/>
+            </wp:cNvGraphicFramePr>
+            <a:graphic xmlns:a="http://schemas.openxmlformats.org/drawingml/2006/main">
+              <a:graphicData uri="http://schemas.openxmlformats.org/drawingml/2006/picture">
+                <pic:pic xmlns:pic="http://schemas.openxmlformats.org/drawingml/2006/picture">
+                  <pic:nvPicPr>
+                    <pic:cNvPr id="1047808009" name=""/>
+                    <pic:cNvPicPr/>
+                  </pic:nvPicPr>
+                  <pic:blipFill>
+                    <a:blip r:embed="rId63"/>
+                    <a:stretch>
+                      <a:fillRect/>
+                    </a:stretch>
+                  </pic:blipFill>
+                  <pic:spPr>
+                    <a:xfrm>
+                      <a:off x="0" y="0"/>
+                      <a:ext cx="3041086" cy="3462302"/>
+                    </a:xfrm>
+                    <a:prstGeom prst="rect">
+                      <a:avLst/>
+                    </a:prstGeom>
+                  </pic:spPr>
+                </pic:pic>
+              </a:graphicData>
+            </a:graphic>
+          </wp:inline>
+        </w:drawing>
+      </w:r>
+      <w:r>
+        <w:t xml:space="preserve">  The results </w:t>
+      </w:r>
+      <w:r>
+        <w:t>were</w:t>
+      </w:r>
+      <w:r>
+        <w:t xml:space="preserve"> successful and </w:t>
+      </w:r>
+      <w:r>
+        <w:t>the spawn function has been entered. The test is called “</w:t>
+      </w:r>
+      <w:r>
+        <w:t>004. Entering spawn subroutine test</w:t>
+      </w:r>
+      <w:r>
+        <w:t>”.</w:t>
       </w:r>
     </w:p>
     <w:p/>
@@ -19151,6 +19698,7 @@
           <w:bCs/>
           <w:u w:val="single"/>
         </w:rPr>
+        <w:lastRenderedPageBreak/>
         <w:t>Data Dictionary</w:t>
       </w:r>
     </w:p>
@@ -19278,7 +19826,7 @@
       <w:r>
         <w:t xml:space="preserve">Mouse inputs are from: </w:t>
       </w:r>
-      <w:hyperlink r:id="rId55" w:history="1">
+      <w:hyperlink r:id="rId64" w:history="1">
         <w:r>
           <w:rPr>
             <w:rStyle w:val="Hyperlink"/>
@@ -19288,6 +19836,19 @@
       </w:hyperlink>
     </w:p>
     <w:p>
+      <w:r>
+        <w:t xml:space="preserve">Arrays are from </w:t>
+      </w:r>
+      <w:hyperlink r:id="rId65" w:history="1">
+        <w:r>
+          <w:rPr>
+            <w:rStyle w:val="Hyperlink"/>
+          </w:rPr>
+          <w:t>Array — Godot Engine (stable) documentation in English</w:t>
+        </w:r>
+      </w:hyperlink>
+    </w:p>
+    <w:p>
       <w:pPr>
         <w:pStyle w:val="Heading1"/>
         <w:jc w:val="center"/>
@@ -19314,15 +19875,7 @@
         <w:t>Whack-a-Robot\Tests</w:t>
       </w:r>
       <w:r>
-        <w:t xml:space="preserve"> </w:t>
-      </w:r>
-      <w:proofErr w:type="gramStart"/>
-      <w:r>
-        <w:t>file</w:t>
-      </w:r>
-      <w:proofErr w:type="gramEnd"/>
-      <w:r>
-        <w:t xml:space="preserve"> and the recordings have the recording number and what it records.</w:t>
+        <w:t xml:space="preserve"> file and the recordings have the recording number and what it records.</w:t>
       </w:r>
     </w:p>
     <w:sectPr>
@@ -22210,15 +22763,6 @@
 </file>
 
 <file path=customXml/item1.xml><?xml version="1.0" encoding="utf-8"?>
-<?mso-contentType ?>
-<FormTemplates xmlns="http://schemas.microsoft.com/sharepoint/v3/contenttype/forms">
-  <Display>DocumentLibraryForm</Display>
-  <Edit>DocumentLibraryForm</Edit>
-  <New>DocumentLibraryForm</New>
-</FormTemplates>
-</file>
-
-<file path=customXml/item2.xml><?xml version="1.0" encoding="utf-8"?>
 <ct:contentTypeSchema xmlns:ct="http://schemas.microsoft.com/office/2006/metadata/contentType" xmlns:ma="http://schemas.microsoft.com/office/2006/metadata/properties/metaAttributes" ct:_="" ma:_="" ma:contentTypeName="Document" ma:contentTypeID="0x0101000F74AE7D27A31E478B84EC6B3780CDB1" ma:contentTypeVersion="12" ma:contentTypeDescription="Create a new document." ma:contentTypeScope="" ma:versionID="6abbfe709de2d8e2f826cad94bb73e1f">
   <xsd:schema xmlns:xsd="http://www.w3.org/2001/XMLSchema" xmlns:xs="http://www.w3.org/2001/XMLSchema" xmlns:p="http://schemas.microsoft.com/office/2006/metadata/properties" xmlns:ns2="6c8deb85-fefe-4a8c-b83c-021059e89f5f" xmlns:ns3="89a6a59b-a871-4c90-850e-18f166725b64" targetNamespace="http://schemas.microsoft.com/office/2006/metadata/properties" ma:root="true" ma:fieldsID="7847da1311ed75dd36a60da9a553b2e7" ns2:_="" ns3:_="">
     <xsd:import namespace="6c8deb85-fefe-4a8c-b83c-021059e89f5f"/>
@@ -22419,7 +22963,7 @@
 </ct:contentTypeSchema>
 </file>
 
-<file path=customXml/item3.xml><?xml version="1.0" encoding="utf-8"?>
+<file path=customXml/item2.xml><?xml version="1.0" encoding="utf-8"?>
 <p:properties xmlns:p="http://schemas.microsoft.com/office/2006/metadata/properties" xmlns:xsi="http://www.w3.org/2001/XMLSchema-instance" xmlns:pc="http://schemas.microsoft.com/office/infopath/2007/PartnerControls">
   <documentManagement>
     <ReferenceId xmlns="6c8deb85-fefe-4a8c-b83c-021059e89f5f" xsi:nil="true"/>
@@ -22431,15 +22975,16 @@
 </p:properties>
 </file>
 
-<file path=customXml/itemProps1.xml><?xml version="1.0" encoding="utf-8"?>
-<ds:datastoreItem xmlns:ds="http://schemas.openxmlformats.org/officeDocument/2006/customXml" ds:itemID="{E6447320-6B3E-4DA9-BEB2-5F3AB992E6EA}">
-  <ds:schemaRefs>
-    <ds:schemaRef ds:uri="http://schemas.microsoft.com/sharepoint/v3/contenttype/forms"/>
-  </ds:schemaRefs>
-</ds:datastoreItem>
+<file path=customXml/item3.xml><?xml version="1.0" encoding="utf-8"?>
+<?mso-contentType ?>
+<FormTemplates xmlns="http://schemas.microsoft.com/sharepoint/v3/contenttype/forms">
+  <Display>DocumentLibraryForm</Display>
+  <Edit>DocumentLibraryForm</Edit>
+  <New>DocumentLibraryForm</New>
+</FormTemplates>
 </file>
 
-<file path=customXml/itemProps2.xml><?xml version="1.0" encoding="utf-8"?>
+<file path=customXml/itemProps1.xml><?xml version="1.0" encoding="utf-8"?>
 <ds:datastoreItem xmlns:ds="http://schemas.openxmlformats.org/officeDocument/2006/customXml" ds:itemID="{10028BE9-2AA6-4E40-B8EF-46E0CB5B7532}">
   <ds:schemaRefs>
     <ds:schemaRef ds:uri="http://schemas.microsoft.com/office/2006/metadata/contentType"/>
@@ -22458,7 +23003,7 @@
 </ds:datastoreItem>
 </file>
 
-<file path=customXml/itemProps3.xml><?xml version="1.0" encoding="utf-8"?>
+<file path=customXml/itemProps2.xml><?xml version="1.0" encoding="utf-8"?>
 <ds:datastoreItem xmlns:ds="http://schemas.openxmlformats.org/officeDocument/2006/customXml" ds:itemID="{CDDF6703-29BD-4952-B6D0-6FECFAD3E3B4}">
   <ds:schemaRefs>
     <ds:schemaRef ds:uri="http://schemas.microsoft.com/office/2006/metadata/properties"/>
@@ -22467,4 +23012,12 @@
     <ds:schemaRef ds:uri="89a6a59b-a871-4c90-850e-18f166725b64"/>
   </ds:schemaRefs>
 </ds:datastoreItem>
+</file>
+
+<file path=customXml/itemProps3.xml><?xml version="1.0" encoding="utf-8"?>
+<ds:datastoreItem xmlns:ds="http://schemas.openxmlformats.org/officeDocument/2006/customXml" ds:itemID="{E6447320-6B3E-4DA9-BEB2-5F3AB992E6EA}">
+  <ds:schemaRefs>
+    <ds:schemaRef ds:uri="http://schemas.microsoft.com/sharepoint/v3/contenttype/forms"/>
+  </ds:schemaRefs>
+</ds:datastoreItem>
 </file>
--- a/Course work Computer Science.docx
+++ b/Course work Computer Science.docx
@@ -19215,6 +19215,9 @@
     </w:p>
     <w:p>
       <w:r>
+        <w:rPr>
+          <w:noProof/>
+        </w:rPr>
         <w:drawing>
           <wp:inline distT="0" distB="0" distL="0" distR="0" wp14:anchorId="514884DC" wp14:editId="661DD38C">
             <wp:extent cx="6192114" cy="4229690"/>
@@ -19263,6 +19266,9 @@
         <w:t xml:space="preserve"> </w:t>
       </w:r>
       <w:r>
+        <w:rPr>
+          <w:noProof/>
+        </w:rPr>
         <w:drawing>
           <wp:inline distT="0" distB="0" distL="0" distR="0" wp14:anchorId="6C0B524D" wp14:editId="793C0446">
             <wp:extent cx="5047488" cy="487580"/>
@@ -19333,6 +19339,9 @@
         <w:t xml:space="preserve"> </w:t>
       </w:r>
       <w:r>
+        <w:rPr>
+          <w:noProof/>
+        </w:rPr>
         <w:drawing>
           <wp:inline distT="0" distB="0" distL="0" distR="0" wp14:anchorId="79FDBE6A" wp14:editId="76109A99">
             <wp:extent cx="4494884" cy="2763671"/>
@@ -19437,6 +19446,9 @@
         </w:drawing>
       </w:r>
       <w:r>
+        <w:rPr>
+          <w:noProof/>
+        </w:rPr>
         <w:drawing>
           <wp:inline distT="0" distB="0" distL="0" distR="0" wp14:anchorId="4E17F7FF" wp14:editId="6F5ADA8B">
             <wp:extent cx="4210334" cy="289646"/>
@@ -19482,6 +19494,9 @@
         <w:t xml:space="preserve">The appropriate changes have now been made. </w:t>
       </w:r>
       <w:r>
+        <w:rPr>
+          <w:noProof/>
+        </w:rPr>
         <w:drawing>
           <wp:inline distT="0" distB="0" distL="0" distR="0" wp14:anchorId="0304AF27" wp14:editId="65C01460">
             <wp:extent cx="1962424" cy="219106"/>
@@ -19538,6 +19553,9 @@
         </w:rPr>
       </w:pPr>
       <w:r>
+        <w:rPr>
+          <w:noProof/>
+        </w:rPr>
         <w:lastRenderedPageBreak/>
         <w:drawing>
           <wp:inline distT="0" distB="0" distL="0" distR="0" wp14:anchorId="496FCA96" wp14:editId="6824C225">
@@ -19576,6 +19594,9 @@
         </w:drawing>
       </w:r>
       <w:r>
+        <w:rPr>
+          <w:noProof/>
+        </w:rPr>
         <w:drawing>
           <wp:inline distT="0" distB="0" distL="0" distR="0" wp14:anchorId="279FDBC7" wp14:editId="3ABF24E1">
             <wp:extent cx="2524477" cy="1066949"/>
@@ -19619,7 +19640,19 @@
         <w:t>003. Entering spawn subroutine test</w:t>
       </w:r>
       <w:r>
-        <w:t>”. Given the amount of outputs was unclear if spawn was actually entered I cleared up the code of GD.Prints.</w:t>
+        <w:t xml:space="preserve">”. Given the </w:t>
+      </w:r>
+      <w:r>
+        <w:t>number</w:t>
+      </w:r>
+      <w:r>
+        <w:t xml:space="preserve"> of outputs was unclear if spawn was actually </w:t>
+      </w:r>
+      <w:r>
+        <w:t>entered,</w:t>
+      </w:r>
+      <w:r>
+        <w:t xml:space="preserve"> I cleared up the code of GD.Prints.</w:t>
       </w:r>
       <w:r>
         <w:rPr>
@@ -19630,6 +19663,9 @@
     </w:p>
     <w:p>
       <w:r>
+        <w:rPr>
+          <w:noProof/>
+        </w:rPr>
         <w:drawing>
           <wp:inline distT="0" distB="0" distL="0" distR="0" wp14:anchorId="09388119" wp14:editId="4BC04C72">
             <wp:extent cx="3032814" cy="3452884"/>
@@ -19684,9 +19720,775 @@
       <w:r>
         <w:t>”.</w:t>
       </w:r>
-    </w:p>
-    <w:p/>
-    <w:p/>
+      <w:r>
+        <w:t xml:space="preserve"> Next, I am going to implement the code to spawn a robot. Before I started coding, I needed to create a template for what “Robot” will look like. This will involve creating a sprite2D, an area2d for the hitbox and a collisonshape2d for the shape of the hitbox.</w:t>
+      </w:r>
+    </w:p>
+    <w:p>
+      <w:r>
+        <w:lastRenderedPageBreak/>
+        <w:drawing>
+          <wp:inline distT="0" distB="0" distL="0" distR="0" wp14:anchorId="3CEE41A2" wp14:editId="2CB9DA3A">
+            <wp:extent cx="3509319" cy="1929019"/>
+            <wp:effectExtent l="0" t="0" r="0" b="0"/>
+            <wp:docPr id="1445552895" name="Picture 1"/>
+            <wp:cNvGraphicFramePr>
+              <a:graphicFrameLocks xmlns:a="http://schemas.openxmlformats.org/drawingml/2006/main" noChangeAspect="1"/>
+            </wp:cNvGraphicFramePr>
+            <a:graphic xmlns:a="http://schemas.openxmlformats.org/drawingml/2006/main">
+              <a:graphicData uri="http://schemas.openxmlformats.org/drawingml/2006/picture">
+                <pic:pic xmlns:pic="http://schemas.openxmlformats.org/drawingml/2006/picture">
+                  <pic:nvPicPr>
+                    <pic:cNvPr id="1445552895" name=""/>
+                    <pic:cNvPicPr/>
+                  </pic:nvPicPr>
+                  <pic:blipFill>
+                    <a:blip r:embed="rId64"/>
+                    <a:stretch>
+                      <a:fillRect/>
+                    </a:stretch>
+                  </pic:blipFill>
+                  <pic:spPr>
+                    <a:xfrm>
+                      <a:off x="0" y="0"/>
+                      <a:ext cx="3517419" cy="1933471"/>
+                    </a:xfrm>
+                    <a:prstGeom prst="rect">
+                      <a:avLst/>
+                    </a:prstGeom>
+                  </pic:spPr>
+                </pic:pic>
+              </a:graphicData>
+            </a:graphic>
+          </wp:inline>
+        </w:drawing>
+      </w:r>
+    </w:p>
+    <w:p>
+      <w:pPr>
+        <w:rPr>
+          <w:noProof/>
+        </w:rPr>
+      </w:pPr>
+      <w:r>
+        <w:t>During development I realised the flowchart did not have any thing to spawn the robot so I made that addition.</w:t>
+      </w:r>
+      <w:r>
+        <w:rPr>
+          <w:noProof/>
+        </w:rPr>
+        <w:t xml:space="preserve"> </w:t>
+      </w:r>
+      <w:r>
+        <w:rPr>
+          <w:noProof/>
+        </w:rPr>
+        <w:t xml:space="preserve"> </w:t>
+      </w:r>
+    </w:p>
+    <w:p>
+      <w:r>
+        <w:drawing>
+          <wp:anchor distT="0" distB="0" distL="114300" distR="114300" simplePos="0" relativeHeight="251658240" behindDoc="0" locked="0" layoutInCell="1" allowOverlap="1" wp14:anchorId="5B3C19B8" wp14:editId="73297EE5">
+            <wp:simplePos x="0" y="0"/>
+            <wp:positionH relativeFrom="margin">
+              <wp:posOffset>2211739</wp:posOffset>
+            </wp:positionH>
+            <wp:positionV relativeFrom="paragraph">
+              <wp:posOffset>933467</wp:posOffset>
+            </wp:positionV>
+            <wp:extent cx="3311611" cy="226975"/>
+            <wp:effectExtent l="0" t="0" r="3175" b="1905"/>
+            <wp:wrapNone/>
+            <wp:docPr id="108204748" name="Picture 1"/>
+            <wp:cNvGraphicFramePr>
+              <a:graphicFrameLocks xmlns:a="http://schemas.openxmlformats.org/drawingml/2006/main" noChangeAspect="1"/>
+            </wp:cNvGraphicFramePr>
+            <a:graphic xmlns:a="http://schemas.openxmlformats.org/drawingml/2006/main">
+              <a:graphicData uri="http://schemas.openxmlformats.org/drawingml/2006/picture">
+                <pic:pic xmlns:pic="http://schemas.openxmlformats.org/drawingml/2006/picture">
+                  <pic:nvPicPr>
+                    <pic:cNvPr id="108204748" name=""/>
+                    <pic:cNvPicPr/>
+                  </pic:nvPicPr>
+                  <pic:blipFill>
+                    <a:blip r:embed="rId65">
+                      <a:extLst>
+                        <a:ext uri="{28A0092B-C50C-407E-A947-70E740481C1C}">
+                          <a14:useLocalDpi xmlns:a14="http://schemas.microsoft.com/office/drawing/2010/main" val="0"/>
+                        </a:ext>
+                      </a:extLst>
+                    </a:blip>
+                    <a:stretch>
+                      <a:fillRect/>
+                    </a:stretch>
+                  </pic:blipFill>
+                  <pic:spPr>
+                    <a:xfrm>
+                      <a:off x="0" y="0"/>
+                      <a:ext cx="3311611" cy="226975"/>
+                    </a:xfrm>
+                    <a:prstGeom prst="rect">
+                      <a:avLst/>
+                    </a:prstGeom>
+                  </pic:spPr>
+                </pic:pic>
+              </a:graphicData>
+            </a:graphic>
+            <wp14:sizeRelH relativeFrom="margin">
+              <wp14:pctWidth>0</wp14:pctWidth>
+            </wp14:sizeRelH>
+            <wp14:sizeRelV relativeFrom="margin">
+              <wp14:pctHeight>0</wp14:pctHeight>
+            </wp14:sizeRelV>
+          </wp:anchor>
+        </w:drawing>
+      </w:r>
+      <w:r>
+        <w:drawing>
+          <wp:inline distT="0" distB="0" distL="0" distR="0" wp14:anchorId="3E1371F6" wp14:editId="3A3388DD">
+            <wp:extent cx="2232454" cy="2462786"/>
+            <wp:effectExtent l="0" t="0" r="0" b="0"/>
+            <wp:docPr id="304461262" name="Picture 1"/>
+            <wp:cNvGraphicFramePr>
+              <a:graphicFrameLocks xmlns:a="http://schemas.openxmlformats.org/drawingml/2006/main" noChangeAspect="1"/>
+            </wp:cNvGraphicFramePr>
+            <a:graphic xmlns:a="http://schemas.openxmlformats.org/drawingml/2006/main">
+              <a:graphicData uri="http://schemas.openxmlformats.org/drawingml/2006/picture">
+                <pic:pic xmlns:pic="http://schemas.openxmlformats.org/drawingml/2006/picture">
+                  <pic:nvPicPr>
+                    <pic:cNvPr id="304461262" name=""/>
+                    <pic:cNvPicPr/>
+                  </pic:nvPicPr>
+                  <pic:blipFill>
+                    <a:blip r:embed="rId66"/>
+                    <a:stretch>
+                      <a:fillRect/>
+                    </a:stretch>
+                  </pic:blipFill>
+                  <pic:spPr>
+                    <a:xfrm>
+                      <a:off x="0" y="0"/>
+                      <a:ext cx="2238550" cy="2469511"/>
+                    </a:xfrm>
+                    <a:prstGeom prst="rect">
+                      <a:avLst/>
+                    </a:prstGeom>
+                  </pic:spPr>
+                </pic:pic>
+              </a:graphicData>
+            </a:graphic>
+          </wp:inline>
+        </w:drawing>
+      </w:r>
+      <w:r>
+        <w:t xml:space="preserve">  </w:t>
+      </w:r>
+      <w:r>
+        <w:drawing>
+          <wp:inline distT="0" distB="0" distL="0" distR="0" wp14:anchorId="1C4DE2F7" wp14:editId="312882B3">
+            <wp:extent cx="3031524" cy="1037251"/>
+            <wp:effectExtent l="0" t="0" r="0" b="0"/>
+            <wp:docPr id="428558667" name="Picture 1"/>
+            <wp:cNvGraphicFramePr>
+              <a:graphicFrameLocks xmlns:a="http://schemas.openxmlformats.org/drawingml/2006/main" noChangeAspect="1"/>
+            </wp:cNvGraphicFramePr>
+            <a:graphic xmlns:a="http://schemas.openxmlformats.org/drawingml/2006/main">
+              <a:graphicData uri="http://schemas.openxmlformats.org/drawingml/2006/picture">
+                <pic:pic xmlns:pic="http://schemas.openxmlformats.org/drawingml/2006/picture">
+                  <pic:nvPicPr>
+                    <pic:cNvPr id="428558667" name=""/>
+                    <pic:cNvPicPr/>
+                  </pic:nvPicPr>
+                  <pic:blipFill>
+                    <a:blip r:embed="rId67"/>
+                    <a:stretch>
+                      <a:fillRect/>
+                    </a:stretch>
+                  </pic:blipFill>
+                  <pic:spPr>
+                    <a:xfrm>
+                      <a:off x="0" y="0"/>
+                      <a:ext cx="3037514" cy="1039301"/>
+                    </a:xfrm>
+                    <a:prstGeom prst="rect">
+                      <a:avLst/>
+                    </a:prstGeom>
+                  </pic:spPr>
+                </pic:pic>
+              </a:graphicData>
+            </a:graphic>
+          </wp:inline>
+        </w:drawing>
+      </w:r>
+    </w:p>
+    <w:p>
+      <w:r>
+        <w:t>This is the changes I made to the code. I also needed to create the necessary variables in global as according to the flowchart.</w:t>
+      </w:r>
+    </w:p>
+    <w:p>
+      <w:r>
+        <w:drawing>
+          <wp:anchor distT="0" distB="0" distL="114300" distR="114300" simplePos="0" relativeHeight="251659264" behindDoc="0" locked="0" layoutInCell="1" allowOverlap="1" wp14:anchorId="5007B36B" wp14:editId="41475D62">
+            <wp:simplePos x="0" y="0"/>
+            <wp:positionH relativeFrom="margin">
+              <wp:posOffset>2879039</wp:posOffset>
+            </wp:positionH>
+            <wp:positionV relativeFrom="paragraph">
+              <wp:posOffset>1065735</wp:posOffset>
+            </wp:positionV>
+            <wp:extent cx="3912973" cy="341347"/>
+            <wp:effectExtent l="0" t="0" r="0" b="1905"/>
+            <wp:wrapNone/>
+            <wp:docPr id="444979613" name="Picture 1"/>
+            <wp:cNvGraphicFramePr>
+              <a:graphicFrameLocks xmlns:a="http://schemas.openxmlformats.org/drawingml/2006/main" noChangeAspect="1"/>
+            </wp:cNvGraphicFramePr>
+            <a:graphic xmlns:a="http://schemas.openxmlformats.org/drawingml/2006/main">
+              <a:graphicData uri="http://schemas.openxmlformats.org/drawingml/2006/picture">
+                <pic:pic xmlns:pic="http://schemas.openxmlformats.org/drawingml/2006/picture">
+                  <pic:nvPicPr>
+                    <pic:cNvPr id="444979613" name=""/>
+                    <pic:cNvPicPr/>
+                  </pic:nvPicPr>
+                  <pic:blipFill>
+                    <a:blip r:embed="rId68">
+                      <a:extLst>
+                        <a:ext uri="{28A0092B-C50C-407E-A947-70E740481C1C}">
+                          <a14:useLocalDpi xmlns:a14="http://schemas.microsoft.com/office/drawing/2010/main" val="0"/>
+                        </a:ext>
+                      </a:extLst>
+                    </a:blip>
+                    <a:stretch>
+                      <a:fillRect/>
+                    </a:stretch>
+                  </pic:blipFill>
+                  <pic:spPr>
+                    <a:xfrm>
+                      <a:off x="0" y="0"/>
+                      <a:ext cx="3912973" cy="341347"/>
+                    </a:xfrm>
+                    <a:prstGeom prst="rect">
+                      <a:avLst/>
+                    </a:prstGeom>
+                  </pic:spPr>
+                </pic:pic>
+              </a:graphicData>
+            </a:graphic>
+            <wp14:sizeRelH relativeFrom="margin">
+              <wp14:pctWidth>0</wp14:pctWidth>
+            </wp14:sizeRelH>
+            <wp14:sizeRelV relativeFrom="margin">
+              <wp14:pctHeight>0</wp14:pctHeight>
+            </wp14:sizeRelV>
+          </wp:anchor>
+        </w:drawing>
+      </w:r>
+      <w:r>
+        <w:drawing>
+          <wp:inline distT="0" distB="0" distL="0" distR="0" wp14:anchorId="1F04CFE5" wp14:editId="7DF0ECB7">
+            <wp:extent cx="2831108" cy="1408671"/>
+            <wp:effectExtent l="0" t="0" r="7620" b="1270"/>
+            <wp:docPr id="859476169" name="Picture 1"/>
+            <wp:cNvGraphicFramePr>
+              <a:graphicFrameLocks xmlns:a="http://schemas.openxmlformats.org/drawingml/2006/main" noChangeAspect="1"/>
+            </wp:cNvGraphicFramePr>
+            <a:graphic xmlns:a="http://schemas.openxmlformats.org/drawingml/2006/main">
+              <a:graphicData uri="http://schemas.openxmlformats.org/drawingml/2006/picture">
+                <pic:pic xmlns:pic="http://schemas.openxmlformats.org/drawingml/2006/picture">
+                  <pic:nvPicPr>
+                    <pic:cNvPr id="859476169" name=""/>
+                    <pic:cNvPicPr/>
+                  </pic:nvPicPr>
+                  <pic:blipFill>
+                    <a:blip r:embed="rId69"/>
+                    <a:stretch>
+                      <a:fillRect/>
+                    </a:stretch>
+                  </pic:blipFill>
+                  <pic:spPr>
+                    <a:xfrm>
+                      <a:off x="0" y="0"/>
+                      <a:ext cx="2838978" cy="1412587"/>
+                    </a:xfrm>
+                    <a:prstGeom prst="rect">
+                      <a:avLst/>
+                    </a:prstGeom>
+                  </pic:spPr>
+                </pic:pic>
+              </a:graphicData>
+            </a:graphic>
+          </wp:inline>
+        </w:drawing>
+      </w:r>
+      <w:r>
+        <w:t xml:space="preserve">  </w:t>
+      </w:r>
+    </w:p>
+    <w:p>
+      <w:r>
+        <w:t>Upon running the game, two syntax errors appeared. The first thing I will do is change “Instantiate” to “Instance” because I believe that might be the cause of the first error.</w:t>
+      </w:r>
+    </w:p>
+    <w:p>
+      <w:r>
+        <w:drawing>
+          <wp:inline distT="0" distB="0" distL="0" distR="0" wp14:anchorId="22E8AF0A" wp14:editId="64284115">
+            <wp:extent cx="6645910" cy="165735"/>
+            <wp:effectExtent l="0" t="0" r="2540" b="5715"/>
+            <wp:docPr id="557105694" name="Picture 1"/>
+            <wp:cNvGraphicFramePr>
+              <a:graphicFrameLocks xmlns:a="http://schemas.openxmlformats.org/drawingml/2006/main" noChangeAspect="1"/>
+            </wp:cNvGraphicFramePr>
+            <a:graphic xmlns:a="http://schemas.openxmlformats.org/drawingml/2006/main">
+              <a:graphicData uri="http://schemas.openxmlformats.org/drawingml/2006/picture">
+                <pic:pic xmlns:pic="http://schemas.openxmlformats.org/drawingml/2006/picture">
+                  <pic:nvPicPr>
+                    <pic:cNvPr id="557105694" name=""/>
+                    <pic:cNvPicPr/>
+                  </pic:nvPicPr>
+                  <pic:blipFill>
+                    <a:blip r:embed="rId70"/>
+                    <a:stretch>
+                      <a:fillRect/>
+                    </a:stretch>
+                  </pic:blipFill>
+                  <pic:spPr>
+                    <a:xfrm>
+                      <a:off x="0" y="0"/>
+                      <a:ext cx="6645910" cy="165735"/>
+                    </a:xfrm>
+                    <a:prstGeom prst="rect">
+                      <a:avLst/>
+                    </a:prstGeom>
+                  </pic:spPr>
+                </pic:pic>
+              </a:graphicData>
+            </a:graphic>
+          </wp:inline>
+        </w:drawing>
+      </w:r>
+      <w:r>
+        <w:t xml:space="preserve"> That was not the cause of the error but looking back at my notes I have realised I forgot to put brackets after &lt;Area2D&gt; in line 41. </w:t>
+      </w:r>
+      <w:r>
+        <w:drawing>
+          <wp:inline distT="0" distB="0" distL="0" distR="0" wp14:anchorId="045CFD11" wp14:editId="673BA98E">
+            <wp:extent cx="2751438" cy="152090"/>
+            <wp:effectExtent l="0" t="0" r="0" b="635"/>
+            <wp:docPr id="1856550270" name="Picture 1"/>
+            <wp:cNvGraphicFramePr>
+              <a:graphicFrameLocks xmlns:a="http://schemas.openxmlformats.org/drawingml/2006/main" noChangeAspect="1"/>
+            </wp:cNvGraphicFramePr>
+            <a:graphic xmlns:a="http://schemas.openxmlformats.org/drawingml/2006/main">
+              <a:graphicData uri="http://schemas.openxmlformats.org/drawingml/2006/picture">
+                <pic:pic xmlns:pic="http://schemas.openxmlformats.org/drawingml/2006/picture">
+                  <pic:nvPicPr>
+                    <pic:cNvPr id="1856550270" name=""/>
+                    <pic:cNvPicPr/>
+                  </pic:nvPicPr>
+                  <pic:blipFill>
+                    <a:blip r:embed="rId71"/>
+                    <a:stretch>
+                      <a:fillRect/>
+                    </a:stretch>
+                  </pic:blipFill>
+                  <pic:spPr>
+                    <a:xfrm>
+                      <a:off x="0" y="0"/>
+                      <a:ext cx="2852927" cy="157700"/>
+                    </a:xfrm>
+                    <a:prstGeom prst="rect">
+                      <a:avLst/>
+                    </a:prstGeom>
+                  </pic:spPr>
+                </pic:pic>
+              </a:graphicData>
+            </a:graphic>
+          </wp:inline>
+        </w:drawing>
+      </w:r>
+    </w:p>
+    <w:p>
+      <w:r>
+        <w:drawing>
+          <wp:inline distT="0" distB="0" distL="0" distR="0" wp14:anchorId="63A16BD2" wp14:editId="17019C4D">
+            <wp:extent cx="2965622" cy="269602"/>
+            <wp:effectExtent l="0" t="0" r="0" b="0"/>
+            <wp:docPr id="1911538952" name="Picture 1"/>
+            <wp:cNvGraphicFramePr>
+              <a:graphicFrameLocks xmlns:a="http://schemas.openxmlformats.org/drawingml/2006/main" noChangeAspect="1"/>
+            </wp:cNvGraphicFramePr>
+            <a:graphic xmlns:a="http://schemas.openxmlformats.org/drawingml/2006/main">
+              <a:graphicData uri="http://schemas.openxmlformats.org/drawingml/2006/picture">
+                <pic:pic xmlns:pic="http://schemas.openxmlformats.org/drawingml/2006/picture">
+                  <pic:nvPicPr>
+                    <pic:cNvPr id="1911538952" name=""/>
+                    <pic:cNvPicPr/>
+                  </pic:nvPicPr>
+                  <pic:blipFill>
+                    <a:blip r:embed="rId72"/>
+                    <a:stretch>
+                      <a:fillRect/>
+                    </a:stretch>
+                  </pic:blipFill>
+                  <pic:spPr>
+                    <a:xfrm>
+                      <a:off x="0" y="0"/>
+                      <a:ext cx="3073270" cy="279388"/>
+                    </a:xfrm>
+                    <a:prstGeom prst="rect">
+                      <a:avLst/>
+                    </a:prstGeom>
+                  </pic:spPr>
+                </pic:pic>
+              </a:graphicData>
+            </a:graphic>
+          </wp:inline>
+        </w:drawing>
+      </w:r>
+      <w:r>
+        <w:t xml:space="preserve"> The first error has been solved, the cause of the second </w:t>
+      </w:r>
+    </w:p>
+    <w:p>
+      <w:r>
+        <w:lastRenderedPageBreak/>
+        <w:t xml:space="preserve">error </w:t>
+      </w:r>
+      <w:r>
+        <w:t xml:space="preserve">is most likely robotTemp being in speech marks. </w:t>
+      </w:r>
+      <w:r>
+        <w:drawing>
+          <wp:inline distT="0" distB="0" distL="0" distR="0" wp14:anchorId="7EC68E66" wp14:editId="2251DC7D">
+            <wp:extent cx="1467055" cy="228632"/>
+            <wp:effectExtent l="0" t="0" r="0" b="0"/>
+            <wp:docPr id="1247799488" name="Picture 1"/>
+            <wp:cNvGraphicFramePr>
+              <a:graphicFrameLocks xmlns:a="http://schemas.openxmlformats.org/drawingml/2006/main" noChangeAspect="1"/>
+            </wp:cNvGraphicFramePr>
+            <a:graphic xmlns:a="http://schemas.openxmlformats.org/drawingml/2006/main">
+              <a:graphicData uri="http://schemas.openxmlformats.org/drawingml/2006/picture">
+                <pic:pic xmlns:pic="http://schemas.openxmlformats.org/drawingml/2006/picture">
+                  <pic:nvPicPr>
+                    <pic:cNvPr id="1247799488" name=""/>
+                    <pic:cNvPicPr/>
+                  </pic:nvPicPr>
+                  <pic:blipFill>
+                    <a:blip r:embed="rId73"/>
+                    <a:stretch>
+                      <a:fillRect/>
+                    </a:stretch>
+                  </pic:blipFill>
+                  <pic:spPr>
+                    <a:xfrm>
+                      <a:off x="0" y="0"/>
+                      <a:ext cx="1467055" cy="228632"/>
+                    </a:xfrm>
+                    <a:prstGeom prst="rect">
+                      <a:avLst/>
+                    </a:prstGeom>
+                  </pic:spPr>
+                </pic:pic>
+              </a:graphicData>
+            </a:graphic>
+          </wp:inline>
+        </w:drawing>
+      </w:r>
+      <w:r>
+        <w:t xml:space="preserve"> Now the game opens.</w:t>
+      </w:r>
+    </w:p>
+    <w:p>
+      <w:r>
+        <w:t>Now is the test to see if the robot spawns in the correct places. The first test is called “</w:t>
+      </w:r>
+      <w:r>
+        <w:t>005. Spawning robots attempt 1</w:t>
+      </w:r>
+      <w:r>
+        <w:t xml:space="preserve">”. It did not work but the debugger gave a useful error, which is </w:t>
+      </w:r>
+      <w:r>
+        <w:drawing>
+          <wp:inline distT="0" distB="0" distL="0" distR="0" wp14:anchorId="138EC3D1" wp14:editId="5CF83964">
+            <wp:extent cx="6645910" cy="250190"/>
+            <wp:effectExtent l="0" t="0" r="2540" b="0"/>
+            <wp:docPr id="1846186819" name="Picture 1"/>
+            <wp:cNvGraphicFramePr>
+              <a:graphicFrameLocks xmlns:a="http://schemas.openxmlformats.org/drawingml/2006/main" noChangeAspect="1"/>
+            </wp:cNvGraphicFramePr>
+            <a:graphic xmlns:a="http://schemas.openxmlformats.org/drawingml/2006/main">
+              <a:graphicData uri="http://schemas.openxmlformats.org/drawingml/2006/picture">
+                <pic:pic xmlns:pic="http://schemas.openxmlformats.org/drawingml/2006/picture">
+                  <pic:nvPicPr>
+                    <pic:cNvPr id="1846186819" name=""/>
+                    <pic:cNvPicPr/>
+                  </pic:nvPicPr>
+                  <pic:blipFill>
+                    <a:blip r:embed="rId74"/>
+                    <a:stretch>
+                      <a:fillRect/>
+                    </a:stretch>
+                  </pic:blipFill>
+                  <pic:spPr>
+                    <a:xfrm>
+                      <a:off x="0" y="0"/>
+                      <a:ext cx="6645910" cy="250190"/>
+                    </a:xfrm>
+                    <a:prstGeom prst="rect">
+                      <a:avLst/>
+                    </a:prstGeom>
+                  </pic:spPr>
+                </pic:pic>
+              </a:graphicData>
+            </a:graphic>
+          </wp:inline>
+        </w:drawing>
+      </w:r>
+      <w:r>
+        <w:t xml:space="preserve"> This means I should change robotTemp from an Area2D to a CharacterBody2D. </w:t>
+      </w:r>
+      <w:r>
+        <w:drawing>
+          <wp:inline distT="0" distB="0" distL="0" distR="0" wp14:anchorId="6EA5195B" wp14:editId="4ECABD21">
+            <wp:extent cx="5058481" cy="181000"/>
+            <wp:effectExtent l="0" t="0" r="8890" b="9525"/>
+            <wp:docPr id="765847446" name="Picture 1"/>
+            <wp:cNvGraphicFramePr>
+              <a:graphicFrameLocks xmlns:a="http://schemas.openxmlformats.org/drawingml/2006/main" noChangeAspect="1"/>
+            </wp:cNvGraphicFramePr>
+            <a:graphic xmlns:a="http://schemas.openxmlformats.org/drawingml/2006/main">
+              <a:graphicData uri="http://schemas.openxmlformats.org/drawingml/2006/picture">
+                <pic:pic xmlns:pic="http://schemas.openxmlformats.org/drawingml/2006/picture">
+                  <pic:nvPicPr>
+                    <pic:cNvPr id="765847446" name=""/>
+                    <pic:cNvPicPr/>
+                  </pic:nvPicPr>
+                  <pic:blipFill>
+                    <a:blip r:embed="rId75"/>
+                    <a:stretch>
+                      <a:fillRect/>
+                    </a:stretch>
+                  </pic:blipFill>
+                  <pic:spPr>
+                    <a:xfrm>
+                      <a:off x="0" y="0"/>
+                      <a:ext cx="5058481" cy="181000"/>
+                    </a:xfrm>
+                    <a:prstGeom prst="rect">
+                      <a:avLst/>
+                    </a:prstGeom>
+                  </pic:spPr>
+                </pic:pic>
+              </a:graphicData>
+            </a:graphic>
+          </wp:inline>
+        </w:drawing>
+      </w:r>
+      <w:r>
+        <w:t xml:space="preserve"> The change has been made. The test is called “</w:t>
+      </w:r>
+      <w:r>
+        <w:t>006. Spawning robots attempt 2</w:t>
+      </w:r>
+      <w:r>
+        <w:t>”. And it worked the only issue is the robot is too big, which can easily be adjusted.</w:t>
+      </w:r>
+      <w:r>
+        <w:t xml:space="preserve"> The next stage is to get the robot to disappear when clicked.</w:t>
+      </w:r>
+      <w:r>
+        <w:t xml:space="preserve"> What I first did was reworked the tutorial to fit my program.</w:t>
+      </w:r>
+      <w:r>
+        <w:t xml:space="preserve"> </w:t>
+      </w:r>
+      <w:r>
+        <w:drawing>
+          <wp:inline distT="0" distB="0" distL="0" distR="0" wp14:anchorId="22FC68BD" wp14:editId="07A0B79D">
+            <wp:extent cx="2907957" cy="882189"/>
+            <wp:effectExtent l="0" t="0" r="6985" b="0"/>
+            <wp:docPr id="248523989" name="Picture 1"/>
+            <wp:cNvGraphicFramePr>
+              <a:graphicFrameLocks xmlns:a="http://schemas.openxmlformats.org/drawingml/2006/main" noChangeAspect="1"/>
+            </wp:cNvGraphicFramePr>
+            <a:graphic xmlns:a="http://schemas.openxmlformats.org/drawingml/2006/main">
+              <a:graphicData uri="http://schemas.openxmlformats.org/drawingml/2006/picture">
+                <pic:pic xmlns:pic="http://schemas.openxmlformats.org/drawingml/2006/picture">
+                  <pic:nvPicPr>
+                    <pic:cNvPr id="248523989" name=""/>
+                    <pic:cNvPicPr/>
+                  </pic:nvPicPr>
+                  <pic:blipFill>
+                    <a:blip r:embed="rId76"/>
+                    <a:stretch>
+                      <a:fillRect/>
+                    </a:stretch>
+                  </pic:blipFill>
+                  <pic:spPr>
+                    <a:xfrm>
+                      <a:off x="0" y="0"/>
+                      <a:ext cx="2954523" cy="896316"/>
+                    </a:xfrm>
+                    <a:prstGeom prst="rect">
+                      <a:avLst/>
+                    </a:prstGeom>
+                  </pic:spPr>
+                </pic:pic>
+              </a:graphicData>
+            </a:graphic>
+          </wp:inline>
+        </w:drawing>
+      </w:r>
+      <w:r>
+        <w:t xml:space="preserve"> The test is called “</w:t>
+      </w:r>
+      <w:r>
+        <w:t>007. Clicking robots attempt 1</w:t>
+      </w:r>
+      <w:r>
+        <w:t xml:space="preserve">”. It did not work as whenever I clicked the mouse, all robots on screen disappeared no matter where I clicked. What I will do first </w:t>
+      </w:r>
+      <w:r>
+        <w:t xml:space="preserve">is rework to code so robots will only disappear when you click on it. </w:t>
+      </w:r>
+    </w:p>
+    <w:p>
+      <w:r>
+        <w:t>The first thing I needed to do was create an input_event signal from the Hitbox node in Robot. The name of it is onHitboxInputEvent.</w:t>
+      </w:r>
+      <w:r>
+        <w:t xml:space="preserve"> </w:t>
+      </w:r>
+      <w:r>
+        <w:drawing>
+          <wp:inline distT="0" distB="0" distL="0" distR="0" wp14:anchorId="21ADFFF4" wp14:editId="3F40F661">
+            <wp:extent cx="2364259" cy="729512"/>
+            <wp:effectExtent l="0" t="0" r="0" b="0"/>
+            <wp:docPr id="1217094084" name="Picture 1"/>
+            <wp:cNvGraphicFramePr>
+              <a:graphicFrameLocks xmlns:a="http://schemas.openxmlformats.org/drawingml/2006/main" noChangeAspect="1"/>
+            </wp:cNvGraphicFramePr>
+            <a:graphic xmlns:a="http://schemas.openxmlformats.org/drawingml/2006/main">
+              <a:graphicData uri="http://schemas.openxmlformats.org/drawingml/2006/picture">
+                <pic:pic xmlns:pic="http://schemas.openxmlformats.org/drawingml/2006/picture">
+                  <pic:nvPicPr>
+                    <pic:cNvPr id="1217094084" name=""/>
+                    <pic:cNvPicPr/>
+                  </pic:nvPicPr>
+                  <pic:blipFill>
+                    <a:blip r:embed="rId77"/>
+                    <a:stretch>
+                      <a:fillRect/>
+                    </a:stretch>
+                  </pic:blipFill>
+                  <pic:spPr>
+                    <a:xfrm>
+                      <a:off x="0" y="0"/>
+                      <a:ext cx="2384335" cy="735707"/>
+                    </a:xfrm>
+                    <a:prstGeom prst="rect">
+                      <a:avLst/>
+                    </a:prstGeom>
+                  </pic:spPr>
+                </pic:pic>
+              </a:graphicData>
+            </a:graphic>
+          </wp:inline>
+        </w:drawing>
+      </w:r>
+      <w:r>
+        <w:t xml:space="preserve"> This is the new code but when the mouse hovers over a robot this debugging error appears. </w:t>
+      </w:r>
+      <w:r>
+        <w:drawing>
+          <wp:inline distT="0" distB="0" distL="0" distR="0" wp14:anchorId="55A624DE" wp14:editId="61E12EF7">
+            <wp:extent cx="5077534" cy="342948"/>
+            <wp:effectExtent l="0" t="0" r="0" b="0"/>
+            <wp:docPr id="616291449" name="Picture 1"/>
+            <wp:cNvGraphicFramePr>
+              <a:graphicFrameLocks xmlns:a="http://schemas.openxmlformats.org/drawingml/2006/main" noChangeAspect="1"/>
+            </wp:cNvGraphicFramePr>
+            <a:graphic xmlns:a="http://schemas.openxmlformats.org/drawingml/2006/main">
+              <a:graphicData uri="http://schemas.openxmlformats.org/drawingml/2006/picture">
+                <pic:pic xmlns:pic="http://schemas.openxmlformats.org/drawingml/2006/picture">
+                  <pic:nvPicPr>
+                    <pic:cNvPr id="616291449" name=""/>
+                    <pic:cNvPicPr/>
+                  </pic:nvPicPr>
+                  <pic:blipFill>
+                    <a:blip r:embed="rId78"/>
+                    <a:stretch>
+                      <a:fillRect/>
+                    </a:stretch>
+                  </pic:blipFill>
+                  <pic:spPr>
+                    <a:xfrm>
+                      <a:off x="0" y="0"/>
+                      <a:ext cx="5077534" cy="342948"/>
+                    </a:xfrm>
+                    <a:prstGeom prst="rect">
+                      <a:avLst/>
+                    </a:prstGeom>
+                  </pic:spPr>
+                </pic:pic>
+              </a:graphicData>
+            </a:graphic>
+          </wp:inline>
+        </w:drawing>
+      </w:r>
+      <w:r>
+        <w:t xml:space="preserve"> To find out what this means I will check the engine forum.</w:t>
+      </w:r>
+      <w:r>
+        <w:t xml:space="preserve"> Looking at the forum, I have realised I will need to create an event for a left click. Creating an event is done in the input map in project settings. </w:t>
+      </w:r>
+      <w:r>
+        <w:drawing>
+          <wp:inline distT="0" distB="0" distL="0" distR="0" wp14:anchorId="7E0D6352" wp14:editId="37BD5D3D">
+            <wp:extent cx="6645910" cy="1124585"/>
+            <wp:effectExtent l="0" t="0" r="2540" b="0"/>
+            <wp:docPr id="1142008890" name="Picture 1"/>
+            <wp:cNvGraphicFramePr>
+              <a:graphicFrameLocks xmlns:a="http://schemas.openxmlformats.org/drawingml/2006/main" noChangeAspect="1"/>
+            </wp:cNvGraphicFramePr>
+            <a:graphic xmlns:a="http://schemas.openxmlformats.org/drawingml/2006/main">
+              <a:graphicData uri="http://schemas.openxmlformats.org/drawingml/2006/picture">
+                <pic:pic xmlns:pic="http://schemas.openxmlformats.org/drawingml/2006/picture">
+                  <pic:nvPicPr>
+                    <pic:cNvPr id="1142008890" name=""/>
+                    <pic:cNvPicPr/>
+                  </pic:nvPicPr>
+                  <pic:blipFill>
+                    <a:blip r:embed="rId79"/>
+                    <a:stretch>
+                      <a:fillRect/>
+                    </a:stretch>
+                  </pic:blipFill>
+                  <pic:spPr>
+                    <a:xfrm>
+                      <a:off x="0" y="0"/>
+                      <a:ext cx="6645910" cy="1124585"/>
+                    </a:xfrm>
+                    <a:prstGeom prst="rect">
+                      <a:avLst/>
+                    </a:prstGeom>
+                  </pic:spPr>
+                </pic:pic>
+              </a:graphicData>
+            </a:graphic>
+          </wp:inline>
+        </w:drawing>
+      </w:r>
+    </w:p>
+    <w:p>
+      <w:r>
+        <w:t>After searching there is no solution that I can find for the debugging error so I have decided to not use input_event and use the mouse_entered signal instead.</w:t>
+      </w:r>
+    </w:p>
     <w:p>
       <w:pPr>
         <w:pStyle w:val="Heading1"/>
@@ -19698,7 +20500,6 @@
           <w:bCs/>
           <w:u w:val="single"/>
         </w:rPr>
-        <w:lastRenderedPageBreak/>
         <w:t>Data Dictionary</w:t>
       </w:r>
     </w:p>
@@ -19819,6 +20620,7 @@
           <w:bCs/>
           <w:u w:val="single"/>
         </w:rPr>
+        <w:lastRenderedPageBreak/>
         <w:t>Sources</w:t>
       </w:r>
     </w:p>
@@ -19826,12 +20628,24 @@
       <w:r>
         <w:t xml:space="preserve">Mouse inputs are from: </w:t>
       </w:r>
-      <w:hyperlink r:id="rId64" w:history="1">
+      <w:hyperlink r:id="rId80" w:history="1">
         <w:r>
           <w:rPr>
             <w:rStyle w:val="Hyperlink"/>
           </w:rPr>
-          <w:t>Mouse and input coordinates — Godot Engine (4.4) documentation in English</w:t>
+          <w:t>Mouse and in</w:t>
+        </w:r>
+        <w:r>
+          <w:rPr>
+            <w:rStyle w:val="Hyperlink"/>
+          </w:rPr>
+          <w:t>p</w:t>
+        </w:r>
+        <w:r>
+          <w:rPr>
+            <w:rStyle w:val="Hyperlink"/>
+          </w:rPr>
+          <w:t>ut coordinates — Godot Engine (4.4) documentation in English</w:t>
         </w:r>
       </w:hyperlink>
     </w:p>
@@ -19839,12 +20653,25 @@
       <w:r>
         <w:t xml:space="preserve">Arrays are from </w:t>
       </w:r>
-      <w:hyperlink r:id="rId65" w:history="1">
+      <w:hyperlink r:id="rId81" w:history="1">
         <w:r>
           <w:rPr>
             <w:rStyle w:val="Hyperlink"/>
           </w:rPr>
           <w:t>Array — Godot Engine (stable) documentation in English</w:t>
+        </w:r>
+      </w:hyperlink>
+    </w:p>
+    <w:p>
+      <w:r>
+        <w:t xml:space="preserve">input_event </w:t>
+      </w:r>
+      <w:hyperlink r:id="rId82" w:history="1">
+        <w:r>
+          <w:rPr>
+            <w:rStyle w:val="Hyperlink"/>
+          </w:rPr>
+          <w:t>Using InputEvent — Godot Engine (stable) documentation in English</w:t>
         </w:r>
       </w:hyperlink>
     </w:p>
@@ -22444,6 +23271,18 @@
       <w:shd w:val="clear" w:color="auto" w:fill="E1DFDD"/>
     </w:rPr>
   </w:style>
+  <w:style w:type="character" w:styleId="FollowedHyperlink">
+    <w:name w:val="FollowedHyperlink"/>
+    <w:basedOn w:val="DefaultParagraphFont"/>
+    <w:uiPriority w:val="99"/>
+    <w:semiHidden/>
+    <w:unhideWhenUsed/>
+    <w:rsid w:val="00F1158A"/>
+    <w:rPr>
+      <w:color w:val="96607D" w:themeColor="followedHyperlink"/>
+      <w:u w:val="single"/>
+    </w:rPr>
+  </w:style>
 </w:styles>
 </file>
 
@@ -22763,6 +23602,27 @@
 </file>
 
 <file path=customXml/item1.xml><?xml version="1.0" encoding="utf-8"?>
+<p:properties xmlns:p="http://schemas.microsoft.com/office/2006/metadata/properties" xmlns:xsi="http://www.w3.org/2001/XMLSchema-instance" xmlns:pc="http://schemas.microsoft.com/office/infopath/2007/PartnerControls">
+  <documentManagement>
+    <ReferenceId xmlns="6c8deb85-fefe-4a8c-b83c-021059e89f5f" xsi:nil="true"/>
+    <lcf76f155ced4ddcb4097134ff3c332f xmlns="6c8deb85-fefe-4a8c-b83c-021059e89f5f">
+      <Terms xmlns="http://schemas.microsoft.com/office/infopath/2007/PartnerControls"/>
+    </lcf76f155ced4ddcb4097134ff3c332f>
+    <TaxCatchAll xmlns="89a6a59b-a871-4c90-850e-18f166725b64" xsi:nil="true"/>
+  </documentManagement>
+</p:properties>
+</file>
+
+<file path=customXml/item2.xml><?xml version="1.0" encoding="utf-8"?>
+<?mso-contentType ?>
+<FormTemplates xmlns="http://schemas.microsoft.com/sharepoint/v3/contenttype/forms">
+  <Display>DocumentLibraryForm</Display>
+  <Edit>DocumentLibraryForm</Edit>
+  <New>DocumentLibraryForm</New>
+</FormTemplates>
+</file>
+
+<file path=customXml/item3.xml><?xml version="1.0" encoding="utf-8"?>
 <ct:contentTypeSchema xmlns:ct="http://schemas.microsoft.com/office/2006/metadata/contentType" xmlns:ma="http://schemas.microsoft.com/office/2006/metadata/properties/metaAttributes" ct:_="" ma:_="" ma:contentTypeName="Document" ma:contentTypeID="0x0101000F74AE7D27A31E478B84EC6B3780CDB1" ma:contentTypeVersion="12" ma:contentTypeDescription="Create a new document." ma:contentTypeScope="" ma:versionID="6abbfe709de2d8e2f826cad94bb73e1f">
   <xsd:schema xmlns:xsd="http://www.w3.org/2001/XMLSchema" xmlns:xs="http://www.w3.org/2001/XMLSchema" xmlns:p="http://schemas.microsoft.com/office/2006/metadata/properties" xmlns:ns2="6c8deb85-fefe-4a8c-b83c-021059e89f5f" xmlns:ns3="89a6a59b-a871-4c90-850e-18f166725b64" targetNamespace="http://schemas.microsoft.com/office/2006/metadata/properties" ma:root="true" ma:fieldsID="7847da1311ed75dd36a60da9a553b2e7" ns2:_="" ns3:_="">
     <xsd:import namespace="6c8deb85-fefe-4a8c-b83c-021059e89f5f"/>
@@ -22963,28 +23823,26 @@
 </ct:contentTypeSchema>
 </file>
 
-<file path=customXml/item2.xml><?xml version="1.0" encoding="utf-8"?>
-<p:properties xmlns:p="http://schemas.microsoft.com/office/2006/metadata/properties" xmlns:xsi="http://www.w3.org/2001/XMLSchema-instance" xmlns:pc="http://schemas.microsoft.com/office/infopath/2007/PartnerControls">
-  <documentManagement>
-    <ReferenceId xmlns="6c8deb85-fefe-4a8c-b83c-021059e89f5f" xsi:nil="true"/>
-    <lcf76f155ced4ddcb4097134ff3c332f xmlns="6c8deb85-fefe-4a8c-b83c-021059e89f5f">
-      <Terms xmlns="http://schemas.microsoft.com/office/infopath/2007/PartnerControls"/>
-    </lcf76f155ced4ddcb4097134ff3c332f>
-    <TaxCatchAll xmlns="89a6a59b-a871-4c90-850e-18f166725b64" xsi:nil="true"/>
-  </documentManagement>
-</p:properties>
+<file path=customXml/itemProps1.xml><?xml version="1.0" encoding="utf-8"?>
+<ds:datastoreItem xmlns:ds="http://schemas.openxmlformats.org/officeDocument/2006/customXml" ds:itemID="{CDDF6703-29BD-4952-B6D0-6FECFAD3E3B4}">
+  <ds:schemaRefs>
+    <ds:schemaRef ds:uri="http://schemas.microsoft.com/office/2006/metadata/properties"/>
+    <ds:schemaRef ds:uri="http://schemas.microsoft.com/office/infopath/2007/PartnerControls"/>
+    <ds:schemaRef ds:uri="6c8deb85-fefe-4a8c-b83c-021059e89f5f"/>
+    <ds:schemaRef ds:uri="89a6a59b-a871-4c90-850e-18f166725b64"/>
+  </ds:schemaRefs>
+</ds:datastoreItem>
 </file>
 
-<file path=customXml/item3.xml><?xml version="1.0" encoding="utf-8"?>
-<?mso-contentType ?>
-<FormTemplates xmlns="http://schemas.microsoft.com/sharepoint/v3/contenttype/forms">
-  <Display>DocumentLibraryForm</Display>
-  <Edit>DocumentLibraryForm</Edit>
-  <New>DocumentLibraryForm</New>
-</FormTemplates>
+<file path=customXml/itemProps2.xml><?xml version="1.0" encoding="utf-8"?>
+<ds:datastoreItem xmlns:ds="http://schemas.openxmlformats.org/officeDocument/2006/customXml" ds:itemID="{E6447320-6B3E-4DA9-BEB2-5F3AB992E6EA}">
+  <ds:schemaRefs>
+    <ds:schemaRef ds:uri="http://schemas.microsoft.com/sharepoint/v3/contenttype/forms"/>
+  </ds:schemaRefs>
+</ds:datastoreItem>
 </file>
 
-<file path=customXml/itemProps1.xml><?xml version="1.0" encoding="utf-8"?>
+<file path=customXml/itemProps3.xml><?xml version="1.0" encoding="utf-8"?>
 <ds:datastoreItem xmlns:ds="http://schemas.openxmlformats.org/officeDocument/2006/customXml" ds:itemID="{10028BE9-2AA6-4E40-B8EF-46E0CB5B7532}">
   <ds:schemaRefs>
     <ds:schemaRef ds:uri="http://schemas.microsoft.com/office/2006/metadata/contentType"/>
@@ -23001,23 +23859,4 @@
     <ds:schemaRef ds:uri="http://schemas.microsoft.com/internal/obd"/>
   </ds:schemaRefs>
 </ds:datastoreItem>
-</file>
-
-<file path=customXml/itemProps2.xml><?xml version="1.0" encoding="utf-8"?>
-<ds:datastoreItem xmlns:ds="http://schemas.openxmlformats.org/officeDocument/2006/customXml" ds:itemID="{CDDF6703-29BD-4952-B6D0-6FECFAD3E3B4}">
-  <ds:schemaRefs>
-    <ds:schemaRef ds:uri="http://schemas.microsoft.com/office/2006/metadata/properties"/>
-    <ds:schemaRef ds:uri="http://schemas.microsoft.com/office/infopath/2007/PartnerControls"/>
-    <ds:schemaRef ds:uri="6c8deb85-fefe-4a8c-b83c-021059e89f5f"/>
-    <ds:schemaRef ds:uri="89a6a59b-a871-4c90-850e-18f166725b64"/>
-  </ds:schemaRefs>
-</ds:datastoreItem>
-</file>
-
-<file path=customXml/itemProps3.xml><?xml version="1.0" encoding="utf-8"?>
-<ds:datastoreItem xmlns:ds="http://schemas.openxmlformats.org/officeDocument/2006/customXml" ds:itemID="{E6447320-6B3E-4DA9-BEB2-5F3AB992E6EA}">
-  <ds:schemaRefs>
-    <ds:schemaRef ds:uri="http://schemas.microsoft.com/sharepoint/v3/contenttype/forms"/>
-  </ds:schemaRefs>
-</ds:datastoreItem>
 </file>
--- a/Course work Computer Science.docx
+++ b/Course work Computer Science.docx
@@ -424,35 +424,7 @@
           <w:rPr>
             <w:rStyle w:val="Hyperlink"/>
           </w:rPr>
-          <w:t xml:space="preserve">fun ‘n’ games whack a clown gameplay </w:t>
-        </w:r>
-        <w:proofErr w:type="spellStart"/>
-        <w:r>
-          <w:rPr>
-            <w:rStyle w:val="Hyperlink"/>
-          </w:rPr>
-          <w:t>sega</w:t>
-        </w:r>
-        <w:proofErr w:type="spellEnd"/>
-        <w:r>
-          <w:rPr>
-            <w:rStyle w:val="Hyperlink"/>
-          </w:rPr>
-          <w:t xml:space="preserve"> </w:t>
-        </w:r>
-        <w:proofErr w:type="spellStart"/>
-        <w:r>
-          <w:rPr>
-            <w:rStyle w:val="Hyperlink"/>
-          </w:rPr>
-          <w:t>genisis</w:t>
-        </w:r>
-        <w:proofErr w:type="spellEnd"/>
-        <w:r>
-          <w:rPr>
-            <w:rStyle w:val="Hyperlink"/>
-          </w:rPr>
-          <w:t xml:space="preserve"> - Search Images</w:t>
+          <w:t>fun ‘n’ games whack a clown gameplay sega genisis - Search Images</w:t>
         </w:r>
       </w:hyperlink>
     </w:p>
@@ -1252,39 +1224,7 @@
     <w:p/>
     <w:p>
       <w:r>
-        <w:t xml:space="preserve">The survey shows that my stakeholders are overall not familiar with the genre of game I am making. This means many of the concepts are unfamiliar to them. Because of this I will need to make a functional </w:t>
-      </w:r>
-      <w:proofErr w:type="spellStart"/>
-      <w:r>
-        <w:t>ingame</w:t>
-      </w:r>
-      <w:proofErr w:type="spellEnd"/>
-      <w:r>
-        <w:t xml:space="preserve"> tutorial </w:t>
-      </w:r>
-      <w:proofErr w:type="spellStart"/>
-      <w:r>
-        <w:t>explaing</w:t>
-      </w:r>
-      <w:proofErr w:type="spellEnd"/>
-      <w:r>
-        <w:t xml:space="preserve"> the mechanics to the player. </w:t>
-      </w:r>
-      <w:proofErr w:type="gramStart"/>
-      <w:r>
-        <w:t>However</w:t>
-      </w:r>
-      <w:proofErr w:type="gramEnd"/>
-      <w:r>
-        <w:t xml:space="preserve"> a good number of them are familiar with the genre. To solve </w:t>
-      </w:r>
-      <w:proofErr w:type="gramStart"/>
-      <w:r>
-        <w:t>this</w:t>
-      </w:r>
-      <w:proofErr w:type="gramEnd"/>
-      <w:r>
-        <w:t xml:space="preserve"> I will have the tutorial be accessible from the menu. This will allow for two things: 1 – it will allow players to revisit the tutorial if they are struggling to understand the gameplay and the mechanics and 2 – it will allow experienced players to skip the tutorial and get straight to playing the game.</w:t>
+        <w:t>The survey shows that my stakeholders are overall not familiar with the genre of game I am making. This means many of the concepts are unfamiliar to them. Because of this I will need to make a functional ingame tutorial explaing the mechanics to the player. However a good number of them are familiar with the genre. To solve this I will have the tutorial be accessible from the menu. This will allow for two things: 1 – it will allow players to revisit the tutorial if they are struggling to understand the gameplay and the mechanics and 2 – it will allow experienced players to skip the tutorial and get straight to playing the game.</w:t>
       </w:r>
     </w:p>
     <w:p/>
@@ -1348,15 +1288,7 @@
     </w:p>
     <w:p>
       <w:r>
-        <w:t xml:space="preserve">This is the full </w:t>
-      </w:r>
-      <w:proofErr w:type="spellStart"/>
-      <w:r>
-        <w:t>tabel</w:t>
-      </w:r>
-      <w:proofErr w:type="spellEnd"/>
-      <w:r>
-        <w:t xml:space="preserve"> of answers:</w:t>
+        <w:t>This is the full tabel of answers:</w:t>
       </w:r>
     </w:p>
     <w:p>
@@ -1441,15 +1373,7 @@
         </w:numPr>
       </w:pPr>
       <w:r>
-        <w:t xml:space="preserve">reaction </w:t>
-      </w:r>
-      <w:proofErr w:type="gramStart"/>
-      <w:r>
-        <w:t>time based</w:t>
-      </w:r>
-      <w:proofErr w:type="gramEnd"/>
-      <w:r>
-        <w:t xml:space="preserve"> games </w:t>
+        <w:t xml:space="preserve">reaction time based games </w:t>
       </w:r>
     </w:p>
     <w:p>
@@ -1508,13 +1432,8 @@
           <w:numId w:val="5"/>
         </w:numPr>
       </w:pPr>
-      <w:proofErr w:type="spellStart"/>
-      <w:r>
-        <w:t>dont</w:t>
-      </w:r>
-      <w:proofErr w:type="spellEnd"/>
-      <w:r>
-        <w:t xml:space="preserve"> know </w:t>
+      <w:r>
+        <w:t xml:space="preserve">dont know </w:t>
       </w:r>
     </w:p>
     <w:p>
@@ -1818,15 +1737,7 @@
         </w:numPr>
       </w:pPr>
       <w:r>
-        <w:t xml:space="preserve">Hammer upgrades </w:t>
-      </w:r>
-      <w:proofErr w:type="spellStart"/>
-      <w:r>
-        <w:t>eg</w:t>
-      </w:r>
-      <w:proofErr w:type="spellEnd"/>
-      <w:r>
-        <w:t xml:space="preserve"> AOE or speed</w:t>
+        <w:t>Hammer upgrades eg AOE or speed</w:t>
       </w:r>
     </w:p>
     <w:p>
@@ -1850,15 +1761,7 @@
         </w:numPr>
       </w:pPr>
       <w:r>
-        <w:t xml:space="preserve">quicker </w:t>
-      </w:r>
-      <w:proofErr w:type="gramStart"/>
-      <w:r>
-        <w:t>pop up</w:t>
-      </w:r>
-      <w:proofErr w:type="gramEnd"/>
-      <w:r>
-        <w:t xml:space="preserve"> time</w:t>
+        <w:t>quicker pop up time</w:t>
       </w:r>
     </w:p>
     <w:p>
@@ -1906,21 +1809,8 @@
         </w:numPr>
       </w:pPr>
       <w:r>
-        <w:t xml:space="preserve">add some easter eggs like if you hit a mole 5 times in 1 </w:t>
-      </w:r>
-      <w:proofErr w:type="gramStart"/>
-      <w:r>
-        <w:t>second</w:t>
-      </w:r>
-      <w:proofErr w:type="gramEnd"/>
-      <w:r>
-        <w:t xml:space="preserve"> it turns blue or </w:t>
-      </w:r>
-      <w:proofErr w:type="spellStart"/>
-      <w:r>
-        <w:t>sm</w:t>
-      </w:r>
-      <w:proofErr w:type="spellEnd"/>
+        <w:t>add some easter eggs like if you hit a mole 5 times in 1 second it turns blue or sm</w:t>
+      </w:r>
     </w:p>
     <w:p>
       <w:pPr>
@@ -2137,15 +2027,7 @@
         </w:numPr>
       </w:pPr>
       <w:r>
-        <w:t xml:space="preserve">Clear </w:t>
-      </w:r>
-      <w:proofErr w:type="gramStart"/>
-      <w:r>
-        <w:t>bold lettered</w:t>
-      </w:r>
-      <w:proofErr w:type="gramEnd"/>
-      <w:r>
-        <w:t xml:space="preserve"> instructions for players with dyslexia.</w:t>
+        <w:t>Clear bold lettered instructions for players with dyslexia.</w:t>
       </w:r>
     </w:p>
     <w:p>
@@ -2252,11 +2134,9 @@
           <w:numId w:val="10"/>
         </w:numPr>
       </w:pPr>
-      <w:proofErr w:type="spellStart"/>
       <w:r>
         <w:t>dunno</w:t>
       </w:r>
-      <w:proofErr w:type="spellEnd"/>
     </w:p>
     <w:p>
       <w:pPr>
@@ -2267,20 +2147,7 @@
         </w:numPr>
       </w:pPr>
       <w:r>
-        <w:t xml:space="preserve">maybe </w:t>
-      </w:r>
-      <w:proofErr w:type="spellStart"/>
-      <w:proofErr w:type="gramStart"/>
-      <w:r>
-        <w:t>color</w:t>
-      </w:r>
-      <w:proofErr w:type="spellEnd"/>
-      <w:r>
-        <w:t xml:space="preserve"> blind</w:t>
-      </w:r>
-      <w:proofErr w:type="gramEnd"/>
-      <w:r>
-        <w:t xml:space="preserve"> friendly options</w:t>
+        <w:t>maybe color blind friendly options</w:t>
       </w:r>
     </w:p>
     <w:p>
@@ -2431,15 +2298,7 @@
     <w:p>
       <w:r>
         <w:lastRenderedPageBreak/>
-        <w:t xml:space="preserve">The results show that the majority want a pause screen; and that the type of pause screen would be one that blurs the screen to prevent people just pausing the check what positions the robots are. This option was chosen by 56% </w:t>
-      </w:r>
-      <w:proofErr w:type="gramStart"/>
-      <w:r>
-        <w:t>of  players</w:t>
-      </w:r>
-      <w:proofErr w:type="gramEnd"/>
-      <w:r>
-        <w:t>.</w:t>
+        <w:t>The results show that the majority want a pause screen; and that the type of pause screen would be one that blurs the screen to prevent people just pausing the check what positions the robots are. This option was chosen by 56% of  players.</w:t>
       </w:r>
     </w:p>
     <w:p>
@@ -4706,21 +4565,7 @@
               <w:rPr>
                 <w:rFonts w:eastAsia="Aptos"/>
               </w:rPr>
-              <w:t xml:space="preserve">This is a feature because it will allow the player to stop the game if they need to do something else. The blur is required to stop the player from cheating by pausing the screen to check where the robots are and then </w:t>
-            </w:r>
-            <w:proofErr w:type="spellStart"/>
-            <w:r>
-              <w:rPr>
-                <w:rFonts w:eastAsia="Aptos"/>
-              </w:rPr>
-              <w:t>unpause</w:t>
-            </w:r>
-            <w:proofErr w:type="spellEnd"/>
-            <w:r>
-              <w:rPr>
-                <w:rFonts w:eastAsia="Aptos"/>
-              </w:rPr>
-              <w:t xml:space="preserve"> to hit them.</w:t>
+              <w:t>This is a feature because it will allow the player to stop the game if they need to do something else. The blur is required to stop the player from cheating by pausing the screen to check where the robots are and then unpause to hit them.</w:t>
             </w:r>
           </w:p>
         </w:tc>
@@ -6762,21 +6607,7 @@
               <w:rPr>
                 <w:rFonts w:eastAsia="Aptos"/>
               </w:rPr>
-              <w:t xml:space="preserve">When an action occurs a sound effect </w:t>
-            </w:r>
-            <w:proofErr w:type="gramStart"/>
-            <w:r>
-              <w:rPr>
-                <w:rFonts w:eastAsia="Aptos"/>
-              </w:rPr>
-              <w:t>plays</w:t>
-            </w:r>
-            <w:proofErr w:type="gramEnd"/>
-            <w:r>
-              <w:rPr>
-                <w:rFonts w:eastAsia="Aptos"/>
-              </w:rPr>
-              <w:t>.</w:t>
+              <w:t>When an action occurs a sound effect plays.</w:t>
             </w:r>
           </w:p>
         </w:tc>
@@ -9116,15 +8947,7 @@
         </w:numPr>
       </w:pPr>
       <w:r>
-        <w:t xml:space="preserve">Decomposition, breaking one big section into multiple smaller sections, will be used because the programming language I will be using is </w:t>
-      </w:r>
-      <w:proofErr w:type="spellStart"/>
-      <w:r>
-        <w:t>c#</w:t>
-      </w:r>
-      <w:proofErr w:type="spellEnd"/>
-      <w:r>
-        <w:t xml:space="preserve"> which is object oriented. This makes the program more manageable by giving each competent their own separate script. To plan this, I will create a structure diagram.</w:t>
+        <w:t>Decomposition, breaking one big section into multiple smaller sections, will be used because the programming language I will be using is c# which is object oriented. This makes the program more manageable by giving each competent their own separate script. To plan this, I will create a structure diagram.</w:t>
       </w:r>
     </w:p>
     <w:p>
@@ -9453,27 +9276,7 @@
           <w:bCs/>
           <w:color w:val="000000" w:themeColor="text1"/>
         </w:rPr>
-        <w:t xml:space="preserve">The reason why there is a structure diagram is so I can see how all the features connect to each other and it is a visually concise way of seeing </w:t>
-      </w:r>
-      <w:proofErr w:type="gramStart"/>
-      <w:r>
-        <w:rPr>
-          <w:rFonts w:ascii="Calibri" w:eastAsia="Calibri" w:hAnsi="Calibri" w:cs="Calibri"/>
-          <w:b/>
-          <w:bCs/>
-          <w:color w:val="000000" w:themeColor="text1"/>
-        </w:rPr>
-        <w:t>all of</w:t>
-      </w:r>
-      <w:proofErr w:type="gramEnd"/>
-      <w:r>
-        <w:rPr>
-          <w:rFonts w:ascii="Calibri" w:eastAsia="Calibri" w:hAnsi="Calibri" w:cs="Calibri"/>
-          <w:b/>
-          <w:bCs/>
-          <w:color w:val="000000" w:themeColor="text1"/>
-        </w:rPr>
-        <w:t xml:space="preserve"> the features I need to implement; without having to go through a list of them. It is structured in layers because it is easier to read and decipher how important something is in relation to everything else; the lower layers relate to the upper layers.</w:t>
+        <w:t>The reason why there is a structure diagram is so I can see how all the features connect to each other and it is a visually concise way of seeing all of the features I need to implement; without having to go through a list of them. It is structured in layers because it is easier to read and decipher how important something is in relation to everything else; the lower layers relate to the upper layers.</w:t>
       </w:r>
     </w:p>
     <w:p>
@@ -10929,31 +10732,7 @@
                 <w:sz w:val="20"/>
                 <w:szCs w:val="20"/>
               </w:rPr>
-              <w:t xml:space="preserve">A scene </w:t>
-            </w:r>
-            <w:proofErr w:type="gramStart"/>
-            <w:r>
-              <w:rPr>
-                <w:rFonts w:ascii="Calibri" w:eastAsia="Calibri" w:hAnsi="Calibri" w:cs="Calibri"/>
-                <w:b/>
-                <w:bCs/>
-                <w:color w:val="000000" w:themeColor="text1"/>
-                <w:sz w:val="20"/>
-                <w:szCs w:val="20"/>
-              </w:rPr>
-              <w:t>change</w:t>
-            </w:r>
-            <w:proofErr w:type="gramEnd"/>
-            <w:r>
-              <w:rPr>
-                <w:rFonts w:ascii="Calibri" w:eastAsia="Calibri" w:hAnsi="Calibri" w:cs="Calibri"/>
-                <w:b/>
-                <w:bCs/>
-                <w:color w:val="000000" w:themeColor="text1"/>
-                <w:sz w:val="20"/>
-                <w:szCs w:val="20"/>
-              </w:rPr>
-              <w:t xml:space="preserve"> to the “game”</w:t>
+              <w:t>A scene change to the “game”</w:t>
             </w:r>
           </w:p>
         </w:tc>
@@ -18008,6 +17787,7 @@
         <w:rPr>
           <w:u w:val="single"/>
         </w:rPr>
+        <w:lastRenderedPageBreak/>
         <w:t>Development:</w:t>
       </w:r>
     </w:p>
@@ -18173,6 +17953,7 @@
         <w:rPr>
           <w:noProof/>
         </w:rPr>
+        <w:lastRenderedPageBreak/>
         <w:drawing>
           <wp:inline distT="0" distB="0" distL="0" distR="0" wp14:anchorId="1A91BCBF" wp14:editId="6402BA6F">
             <wp:extent cx="1419225" cy="2809875"/>
@@ -19042,6 +18823,7 @@
           <w:bCs/>
           <w:u w:val="single"/>
         </w:rPr>
+        <w:lastRenderedPageBreak/>
         <w:t>Stage 2a: Start menu:</w:t>
       </w:r>
     </w:p>
@@ -19213,15 +18995,7 @@
         </w:drawing>
       </w:r>
       <w:r>
-        <w:t xml:space="preserve"> Created two buttons, one for starting the game and one for quitting it. I also attached a </w:t>
-      </w:r>
-      <w:proofErr w:type="spellStart"/>
-      <w:r>
-        <w:t>c#</w:t>
-      </w:r>
-      <w:proofErr w:type="spellEnd"/>
-      <w:r>
-        <w:t xml:space="preserve"> script to Main, which was saved along with the scene directory.</w:t>
+        <w:t xml:space="preserve"> Created two buttons, one for starting the game and one for quitting it. I also attached a c# script to Main, which was saved along with the scene directory.</w:t>
       </w:r>
     </w:p>
     <w:p>
@@ -19229,6 +19003,7 @@
         <w:rPr>
           <w:noProof/>
         </w:rPr>
+        <w:lastRenderedPageBreak/>
         <w:drawing>
           <wp:inline distT="0" distB="0" distL="0" distR="0" wp14:anchorId="1735FC3D" wp14:editId="0D1A7B04">
             <wp:extent cx="1143000" cy="619125"/>
@@ -19359,38 +19134,7 @@
         </w:drawing>
       </w:r>
       <w:r>
-        <w:t xml:space="preserve"> On the signals tab in each button connected the </w:t>
-      </w:r>
-      <w:proofErr w:type="gramStart"/>
-      <w:r>
-        <w:t>pressed(</w:t>
-      </w:r>
-      <w:proofErr w:type="gramEnd"/>
-      <w:r>
-        <w:t xml:space="preserve">) signal to the code and named the respective subroutine </w:t>
-      </w:r>
-      <w:proofErr w:type="spellStart"/>
-      <w:proofErr w:type="gramStart"/>
-      <w:r>
-        <w:t>on“</w:t>
-      </w:r>
-      <w:proofErr w:type="gramEnd"/>
-      <w:r>
-        <w:t>Name</w:t>
-      </w:r>
-      <w:proofErr w:type="spellEnd"/>
-      <w:r>
-        <w:t xml:space="preserve"> of </w:t>
-      </w:r>
-      <w:proofErr w:type="spellStart"/>
-      <w:proofErr w:type="gramStart"/>
-      <w:r>
-        <w:t>button”Pressed</w:t>
-      </w:r>
-      <w:proofErr w:type="spellEnd"/>
-      <w:proofErr w:type="gramEnd"/>
-      <w:r>
-        <w:t>.</w:t>
+        <w:t xml:space="preserve"> On the signals tab in each button connected the pressed() signal to the code and named the respective subroutine on“Name of button”Pressed.</w:t>
       </w:r>
     </w:p>
     <w:p>
@@ -19849,31 +19593,7 @@
                 <w:sz w:val="20"/>
                 <w:szCs w:val="20"/>
               </w:rPr>
-              <w:t xml:space="preserve">A scene </w:t>
-            </w:r>
-            <w:proofErr w:type="gramStart"/>
-            <w:r>
-              <w:rPr>
-                <w:rFonts w:ascii="Calibri" w:eastAsia="Calibri" w:hAnsi="Calibri" w:cs="Calibri"/>
-                <w:b/>
-                <w:bCs/>
-                <w:color w:val="000000" w:themeColor="text1"/>
-                <w:sz w:val="20"/>
-                <w:szCs w:val="20"/>
-              </w:rPr>
-              <w:t>change</w:t>
-            </w:r>
-            <w:proofErr w:type="gramEnd"/>
-            <w:r>
-              <w:rPr>
-                <w:rFonts w:ascii="Calibri" w:eastAsia="Calibri" w:hAnsi="Calibri" w:cs="Calibri"/>
-                <w:b/>
-                <w:bCs/>
-                <w:color w:val="000000" w:themeColor="text1"/>
-                <w:sz w:val="20"/>
-                <w:szCs w:val="20"/>
-              </w:rPr>
-              <w:t xml:space="preserve"> to the “game”</w:t>
+              <w:t>A scene change to the “game”</w:t>
             </w:r>
           </w:p>
         </w:tc>
@@ -20358,15 +20078,7 @@
     </w:p>
     <w:p>
       <w:r>
-        <w:t xml:space="preserve">Because the robot doesn’t require any complex programming or calculations, I believe that using a flowchart will be the best option. To get the coordinates for the holes I created a temporary background in paint and inserted it into </w:t>
-      </w:r>
-      <w:proofErr w:type="spellStart"/>
-      <w:r>
-        <w:t>godot</w:t>
-      </w:r>
-      <w:proofErr w:type="spellEnd"/>
-      <w:r>
-        <w:t xml:space="preserve"> as a sprite2D.</w:t>
+        <w:t>Because the robot doesn’t require any complex programming or calculations, I believe that using a flowchart will be the best option. To get the coordinates for the holes I created a temporary background in paint and inserted it into godot as a sprite2D.</w:t>
       </w:r>
     </w:p>
     <w:p>
@@ -20463,6 +20175,7 @@
     <w:p/>
     <w:p>
       <w:r>
+        <w:lastRenderedPageBreak/>
         <w:t xml:space="preserve">A large majority of the designing had to be done in the game script with creating a spawner that can be used for both robots and bombs and a timer. </w:t>
       </w:r>
     </w:p>
@@ -20572,6 +20285,7 @@
         <w:rPr>
           <w:noProof/>
         </w:rPr>
+        <w:lastRenderedPageBreak/>
         <w:drawing>
           <wp:inline distT="0" distB="0" distL="0" distR="0" wp14:anchorId="45F026FE" wp14:editId="2914A60E">
             <wp:extent cx="4316730" cy="2550160"/>
@@ -20637,7 +20351,6 @@
         <w:rPr>
           <w:noProof/>
         </w:rPr>
-        <w:lastRenderedPageBreak/>
         <w:drawing>
           <wp:inline distT="0" distB="0" distL="0" distR="0" wp14:anchorId="18334161" wp14:editId="015FD4FF">
             <wp:extent cx="6191885" cy="4229735"/>
@@ -20680,6 +20393,7 @@
     </w:p>
     <w:p>
       <w:r>
+        <w:lastRenderedPageBreak/>
         <w:t xml:space="preserve"> </w:t>
       </w:r>
       <w:r>
@@ -20726,15 +20440,7 @@
         </w:drawing>
       </w:r>
       <w:r>
-        <w:t xml:space="preserve"> First, I will learn how to implement arrays in </w:t>
-      </w:r>
-      <w:proofErr w:type="spellStart"/>
-      <w:r>
-        <w:t>godot</w:t>
-      </w:r>
-      <w:proofErr w:type="spellEnd"/>
-      <w:r>
-        <w:t xml:space="preserve"> c#. After looking at relevant tutorials there is no resources on 2DArrays, so I have decided to create two arrays, one being for x coordinates and the other being for y coordinates. This is an updated flowchart containing the changes that needed to be made. </w:t>
+        <w:t xml:space="preserve"> First, I will learn how to implement arrays in godot c#. After looking at relevant tutorials there is no resources on 2DArrays, so I have decided to create two arrays, one being for x coordinates and the other being for y coordinates. This is an updated flowchart containing the changes that needed to be made. </w:t>
       </w:r>
       <w:r>
         <w:rPr>
@@ -20782,24 +20488,7 @@
     </w:p>
     <w:p>
       <w:r>
-        <w:lastRenderedPageBreak/>
-        <w:t xml:space="preserve">I have now implemented Start and _Process(delta) into code and placed a print function in spawn to test if it can be entered. Upon running it outputted an error </w:t>
-      </w:r>
-      <w:proofErr w:type="spellStart"/>
-      <w:r>
-        <w:t>requireing</w:t>
-      </w:r>
-      <w:proofErr w:type="spellEnd"/>
-      <w:r>
-        <w:t xml:space="preserve"> </w:t>
-      </w:r>
-      <w:proofErr w:type="gramStart"/>
-      <w:r>
-        <w:t>the a</w:t>
-      </w:r>
-      <w:proofErr w:type="gramEnd"/>
-      <w:r>
-        <w:t xml:space="preserve"> conversion of delta to be a float.</w:t>
+        <w:t>I have now implemented Start and _Process(delta) into code and placed a print function in spawn to test if it can be entered. Upon running it outputted an error requireing the a conversion of delta to be a float.</w:t>
       </w:r>
     </w:p>
     <w:p>
@@ -20949,6 +20638,7 @@
         <w:rPr>
           <w:noProof/>
         </w:rPr>
+        <w:lastRenderedPageBreak/>
         <w:drawing>
           <wp:inline distT="0" distB="0" distL="0" distR="0" wp14:anchorId="4D33C409" wp14:editId="55F45E1E">
             <wp:extent cx="2421890" cy="2900045"/>
@@ -21032,25 +20722,7 @@
         </w:drawing>
       </w:r>
       <w:r>
-        <w:t xml:space="preserve"> I also realised the script wasn’t connected to the Game node. Results of this test in “003. Entering spawn subroutine test”. Given the number of outputs was unclear if spawn was </w:t>
-      </w:r>
-      <w:proofErr w:type="gramStart"/>
-      <w:r>
-        <w:t>actually entered</w:t>
-      </w:r>
-      <w:proofErr w:type="gramEnd"/>
-      <w:r>
-        <w:t xml:space="preserve">, I cleared up the code of </w:t>
-      </w:r>
-      <w:proofErr w:type="spellStart"/>
-      <w:proofErr w:type="gramStart"/>
-      <w:r>
-        <w:t>GD.Prints</w:t>
-      </w:r>
-      <w:proofErr w:type="spellEnd"/>
-      <w:proofErr w:type="gramEnd"/>
-      <w:r>
-        <w:t xml:space="preserve">. </w:t>
+        <w:t xml:space="preserve"> I also realised the script wasn’t connected to the Game node. Results of this test in “003. Entering spawn subroutine test”. Given the number of outputs was unclear if spawn was actually entered, I cleared up the code of GD.Prints. </w:t>
       </w:r>
     </w:p>
     <w:p>
@@ -21058,7 +20730,6 @@
         <w:rPr>
           <w:noProof/>
         </w:rPr>
-        <w:lastRenderedPageBreak/>
         <w:drawing>
           <wp:inline distT="0" distB="0" distL="0" distR="0" wp14:anchorId="34CF86D1" wp14:editId="1873CC48">
             <wp:extent cx="3032760" cy="3452495"/>
@@ -21107,6 +20778,7 @@
         <w:rPr>
           <w:noProof/>
         </w:rPr>
+        <w:lastRenderedPageBreak/>
         <w:drawing>
           <wp:inline distT="0" distB="0" distL="0" distR="0" wp14:anchorId="2D709D28" wp14:editId="5449C772">
             <wp:extent cx="3509010" cy="1929130"/>
@@ -21149,23 +20821,7 @@
     </w:p>
     <w:p>
       <w:r>
-        <w:t xml:space="preserve">During development I realised the flowchart did not have </w:t>
-      </w:r>
-      <w:proofErr w:type="spellStart"/>
-      <w:r>
-        <w:t>any thing</w:t>
-      </w:r>
-      <w:proofErr w:type="spellEnd"/>
-      <w:r>
-        <w:t xml:space="preserve"> to spawn the </w:t>
-      </w:r>
-      <w:proofErr w:type="gramStart"/>
-      <w:r>
-        <w:t>robot</w:t>
-      </w:r>
-      <w:proofErr w:type="gramEnd"/>
-      <w:r>
-        <w:t xml:space="preserve"> so I made that addition.  </w:t>
+        <w:t xml:space="preserve">During development I realised the flowchart did not have any thing to spawn the robot so I made that addition.  </w:t>
       </w:r>
     </w:p>
     <w:p>
@@ -21173,7 +20829,6 @@
         <w:rPr>
           <w:noProof/>
         </w:rPr>
-        <w:lastRenderedPageBreak/>
         <w:drawing>
           <wp:anchor distT="0" distB="0" distL="0" distR="0" simplePos="0" relativeHeight="67" behindDoc="0" locked="0" layoutInCell="0" allowOverlap="1" wp14:anchorId="2D7537EF" wp14:editId="04EF854C">
             <wp:simplePos x="0" y="0"/>
@@ -21561,15 +21216,8 @@
     </w:p>
     <w:p>
       <w:r>
-        <w:t xml:space="preserve">error is most likely </w:t>
-      </w:r>
-      <w:proofErr w:type="spellStart"/>
-      <w:r>
-        <w:t>robotTemp</w:t>
-      </w:r>
-      <w:proofErr w:type="spellEnd"/>
-      <w:r>
-        <w:t xml:space="preserve"> being in speech marks. </w:t>
+        <w:lastRenderedPageBreak/>
+        <w:t xml:space="preserve">error is most likely robotTemp being in speech marks. </w:t>
       </w:r>
       <w:r>
         <w:rPr>
@@ -21666,15 +21314,7 @@
         </w:drawing>
       </w:r>
       <w:r>
-        <w:t xml:space="preserve"> This means I should change </w:t>
-      </w:r>
-      <w:proofErr w:type="spellStart"/>
-      <w:r>
-        <w:t>robotTemp</w:t>
-      </w:r>
-      <w:proofErr w:type="spellEnd"/>
-      <w:r>
-        <w:t xml:space="preserve"> from an Area2D to a CharacterBody2D. </w:t>
+        <w:t xml:space="preserve"> This means I should change robotTemp from an Area2D to a CharacterBody2D. </w:t>
       </w:r>
       <w:r>
         <w:rPr>
@@ -21726,7 +21366,6 @@
         <w:rPr>
           <w:noProof/>
         </w:rPr>
-        <w:lastRenderedPageBreak/>
         <w:drawing>
           <wp:inline distT="0" distB="0" distL="0" distR="0" wp14:anchorId="68449424" wp14:editId="29F42490">
             <wp:extent cx="2908300" cy="882650"/>
@@ -21772,23 +21411,7 @@
     </w:p>
     <w:p>
       <w:r>
-        <w:t xml:space="preserve">The first thing I needed to do was create an </w:t>
-      </w:r>
-      <w:proofErr w:type="spellStart"/>
-      <w:r>
-        <w:t>input_event</w:t>
-      </w:r>
-      <w:proofErr w:type="spellEnd"/>
-      <w:r>
-        <w:t xml:space="preserve"> signal from the Hitbox node in Robot. The name of it is </w:t>
-      </w:r>
-      <w:proofErr w:type="spellStart"/>
-      <w:r>
-        <w:t>onHitboxInputEvent</w:t>
-      </w:r>
-      <w:proofErr w:type="spellEnd"/>
-      <w:r>
-        <w:t xml:space="preserve">. </w:t>
+        <w:t xml:space="preserve">The first thing I needed to do was create an input_event signal from the Hitbox node in Robot. The name of it is onHitboxInputEvent. </w:t>
       </w:r>
       <w:r>
         <w:rPr>
@@ -21834,15 +21457,7 @@
         </w:drawing>
       </w:r>
       <w:r>
-        <w:t xml:space="preserve"> This is the new code but when the mouse hovers over a robot this debugging error </w:t>
-      </w:r>
-      <w:proofErr w:type="gramStart"/>
-      <w:r>
-        <w:t>appears</w:t>
-      </w:r>
-      <w:proofErr w:type="gramEnd"/>
-      <w:r>
-        <w:t xml:space="preserve">. </w:t>
+        <w:t xml:space="preserve"> This is the new code but when the mouse hovers over a robot this debugging error appears. </w:t>
       </w:r>
       <w:r>
         <w:rPr>
@@ -21936,31 +21551,7 @@
     </w:p>
     <w:p>
       <w:r>
-        <w:t xml:space="preserve">After searching there is no solution that I can find for the debugging </w:t>
-      </w:r>
-      <w:proofErr w:type="gramStart"/>
-      <w:r>
-        <w:t>error</w:t>
-      </w:r>
-      <w:proofErr w:type="gramEnd"/>
-      <w:r>
-        <w:t xml:space="preserve"> so I have decided to not use </w:t>
-      </w:r>
-      <w:proofErr w:type="spellStart"/>
-      <w:r>
-        <w:t>input_event</w:t>
-      </w:r>
-      <w:proofErr w:type="spellEnd"/>
-      <w:r>
-        <w:t xml:space="preserve"> and use the </w:t>
-      </w:r>
-      <w:proofErr w:type="spellStart"/>
-      <w:r>
-        <w:t>mouse_entered</w:t>
-      </w:r>
-      <w:proofErr w:type="spellEnd"/>
-      <w:r>
-        <w:t xml:space="preserve"> signal instead.</w:t>
+        <w:t>After searching there is no solution that I can find for the debugging error so I have decided to not use input_event and use the mouse_entered signal instead.</w:t>
       </w:r>
     </w:p>
     <w:p>
@@ -22070,15 +21661,8 @@
     <w:p/>
     <w:p>
       <w:r>
-        <w:t>The print is to check if the mouse entering the robot has an effect and if clicking the robot works. The test for this is called “008. Clicking robots attempt 2”. The program now detects if the mouse enters the robot but not if the mouse clicks the robot. I will make a small portion of code in _Process in Game to check if “</w:t>
-      </w:r>
-      <w:proofErr w:type="spellStart"/>
-      <w:r>
-        <w:t>left_click</w:t>
-      </w:r>
-      <w:proofErr w:type="spellEnd"/>
-      <w:r>
-        <w:t xml:space="preserve">”, works at all. </w:t>
+        <w:lastRenderedPageBreak/>
+        <w:t xml:space="preserve">The print is to check if the mouse entering the robot has an effect and if clicking the robot works. The test for this is called “008. Clicking robots attempt 2”. The program now detects if the mouse enters the robot but not if the mouse clicks the robot. I will make a small portion of code in _Process in Game to check if “left_click”, works at all. </w:t>
       </w:r>
     </w:p>
     <w:p>
@@ -22134,47 +21718,7 @@
         </w:drawing>
       </w:r>
       <w:r>
-        <w:t xml:space="preserve">The test is called “009. Checking </w:t>
-      </w:r>
-      <w:proofErr w:type="spellStart"/>
-      <w:r>
-        <w:t>left_click</w:t>
-      </w:r>
-      <w:proofErr w:type="spellEnd"/>
-      <w:r>
-        <w:t xml:space="preserve">” and it does work this means that the problem is because of how the </w:t>
-      </w:r>
-      <w:proofErr w:type="spellStart"/>
-      <w:r>
-        <w:t>mouse_entered</w:t>
-      </w:r>
-      <w:proofErr w:type="spellEnd"/>
-      <w:r>
-        <w:t xml:space="preserve"> signal works. My hypothesis is that the code in </w:t>
-      </w:r>
-      <w:proofErr w:type="spellStart"/>
-      <w:r>
-        <w:t>onHitboxMouseEntered</w:t>
-      </w:r>
-      <w:proofErr w:type="spellEnd"/>
-      <w:r>
-        <w:t xml:space="preserve"> only runs at the exact point of the mouse entering it. To test </w:t>
-      </w:r>
-      <w:proofErr w:type="gramStart"/>
-      <w:r>
-        <w:t>this</w:t>
-      </w:r>
-      <w:proofErr w:type="gramEnd"/>
-      <w:r>
-        <w:t xml:space="preserve"> I will create a variable that counts the </w:t>
-      </w:r>
-      <w:proofErr w:type="gramStart"/>
-      <w:r>
-        <w:t>amount</w:t>
-      </w:r>
-      <w:proofErr w:type="gramEnd"/>
-      <w:r>
-        <w:t xml:space="preserve"> of times the mouse has entered the robot. This is proven true, so what I will do create code to adjust to this.</w:t>
+        <w:t>The test is called “009. Checking left_click” and it does work this means that the problem is because of how the mouse_entered signal works. My hypothesis is that the code in onHitboxMouseEntered only runs at the exact point of the mouse entering it. To test this I will create a variable that counts the amount of times the mouse has entered the robot. This is proven true, so what I will do create code to adjust to this.</w:t>
       </w:r>
     </w:p>
     <w:p>
@@ -22182,7 +21726,6 @@
         <w:rPr>
           <w:noProof/>
         </w:rPr>
-        <w:lastRenderedPageBreak/>
         <w:drawing>
           <wp:anchor distT="0" distB="0" distL="0" distR="0" simplePos="0" relativeHeight="72" behindDoc="0" locked="0" layoutInCell="0" allowOverlap="1" wp14:anchorId="28FD6A1F" wp14:editId="30D32672">
             <wp:simplePos x="0" y="0"/>
@@ -22396,6 +21939,9 @@
     <w:p/>
     <w:p>
       <w:r>
+        <w:rPr>
+          <w:noProof/>
+        </w:rPr>
         <w:drawing>
           <wp:anchor distT="0" distB="0" distL="114300" distR="114300" simplePos="0" relativeHeight="251658240" behindDoc="0" locked="0" layoutInCell="1" allowOverlap="1" wp14:anchorId="41F122E1" wp14:editId="1D554B80">
             <wp:simplePos x="0" y="0"/>
@@ -22449,8 +21995,11 @@
     </w:p>
     <w:p>
       <w:r>
+        <w:rPr>
+          <w:noProof/>
+        </w:rPr>
         <w:drawing>
-          <wp:anchor distT="0" distB="0" distL="114300" distR="114300" simplePos="0" relativeHeight="251660288" behindDoc="0" locked="0" layoutInCell="1" allowOverlap="1" wp14:anchorId="738B34EA" wp14:editId="6270AB1C">
+          <wp:anchor distT="0" distB="0" distL="114300" distR="114300" simplePos="0" relativeHeight="251660288" behindDoc="0" locked="0" layoutInCell="1" allowOverlap="1" wp14:anchorId="738B34EA" wp14:editId="4662BE24">
             <wp:simplePos x="0" y="0"/>
             <wp:positionH relativeFrom="margin">
               <wp:posOffset>5405979</wp:posOffset>
@@ -22582,7 +22131,11 @@
         <w:t xml:space="preserve"> so I edited the flow chart.</w:t>
       </w:r>
       <w:r>
-        <w:t xml:space="preserve"> The test video is called “</w:t>
+        <w:t xml:space="preserve"> The test video is called </w:t>
+      </w:r>
+      <w:r>
+        <w:lastRenderedPageBreak/>
+        <w:t>“</w:t>
       </w:r>
       <w:r>
         <w:t>011. Robot self deletion attempt 1</w:t>
@@ -22610,9 +22163,8 @@
         <w:rPr>
           <w:noProof/>
         </w:rPr>
-        <w:lastRenderedPageBreak/>
         <w:drawing>
-          <wp:anchor distT="0" distB="0" distL="114300" distR="114300" simplePos="0" relativeHeight="251662336" behindDoc="0" locked="0" layoutInCell="1" allowOverlap="1" wp14:anchorId="7A4697E6" wp14:editId="5FB5F479">
+          <wp:anchor distT="0" distB="0" distL="114300" distR="114300" simplePos="0" relativeHeight="251662336" behindDoc="0" locked="0" layoutInCell="1" allowOverlap="1" wp14:anchorId="7A4697E6" wp14:editId="19720627">
             <wp:simplePos x="0" y="0"/>
             <wp:positionH relativeFrom="column">
               <wp:posOffset>3291840</wp:posOffset>
@@ -22672,6 +22224,9 @@
         </w:drawing>
       </w:r>
       <w:r>
+        <w:rPr>
+          <w:noProof/>
+        </w:rPr>
         <w:drawing>
           <wp:inline distT="0" distB="0" distL="0" distR="0" wp14:anchorId="047374D7" wp14:editId="0860D654">
             <wp:extent cx="2835366" cy="2471858"/>
@@ -22711,6 +22266,9 @@
     </w:p>
     <w:p>
       <w:r>
+        <w:rPr>
+          <w:noProof/>
+        </w:rPr>
         <w:drawing>
           <wp:anchor distT="0" distB="0" distL="114300" distR="114300" simplePos="0" relativeHeight="251664384" behindDoc="0" locked="0" layoutInCell="1" allowOverlap="1" wp14:anchorId="6C1BED0A" wp14:editId="7648E59E">
             <wp:simplePos x="0" y="0"/>
@@ -22766,7 +22324,7 @@
           <w:noProof/>
         </w:rPr>
         <w:drawing>
-          <wp:anchor distT="0" distB="0" distL="114300" distR="114300" simplePos="0" relativeHeight="251663360" behindDoc="0" locked="0" layoutInCell="1" allowOverlap="1" wp14:anchorId="3807B34F" wp14:editId="659DCC17">
+          <wp:anchor distT="0" distB="0" distL="114300" distR="114300" simplePos="0" relativeHeight="251663360" behindDoc="0" locked="0" layoutInCell="1" allowOverlap="1" wp14:anchorId="3807B34F" wp14:editId="1332A85F">
             <wp:simplePos x="0" y="0"/>
             <wp:positionH relativeFrom="column">
               <wp:posOffset>2324873</wp:posOffset>
@@ -22826,15 +22384,7 @@
         </w:drawing>
       </w:r>
       <w:r>
-        <w:t xml:space="preserve">While programming I had to set the global code as a global path. This allows the variables to function properly. This is </w:t>
-      </w:r>
-      <w:proofErr w:type="gramStart"/>
-      <w:r>
-        <w:t>all of</w:t>
-      </w:r>
-      <w:proofErr w:type="gramEnd"/>
-      <w:r>
-        <w:t xml:space="preserve"> the new code:</w:t>
+        <w:t>While programming I had to set the global code as a global path. This allows the variables to function properly. This is all of the new code:</w:t>
       </w:r>
       <w:r>
         <w:rPr>
@@ -22842,15 +22392,6 @@
         </w:rPr>
         <w:t xml:space="preserve"> </w:t>
       </w:r>
-    </w:p>
-    <w:p/>
-    <w:p>
-      <w:pPr>
-        <w:pStyle w:val="Heading3"/>
-        <w:rPr>
-          <w:u w:val="single"/>
-        </w:rPr>
-      </w:pPr>
     </w:p>
     <w:p/>
     <w:p/>
@@ -22859,6 +22400,8 @@
     <w:p/>
     <w:p/>
     <w:p/>
+    <w:p/>
+    <w:p/>
     <w:p>
       <w:pPr>
         <w:pStyle w:val="Heading3"/>
@@ -22870,6 +22413,7 @@
         <w:rPr>
           <w:u w:val="single"/>
         </w:rPr>
+        <w:lastRenderedPageBreak/>
         <w:t>Tests:</w:t>
       </w:r>
     </w:p>
@@ -23112,18 +22656,7 @@
                 <w:sz w:val="20"/>
                 <w:szCs w:val="20"/>
               </w:rPr>
-              <w:t>1</w:t>
-            </w:r>
-            <w:r>
-              <w:rPr>
-                <w:rFonts w:ascii="Calibri" w:eastAsia="Calibri" w:hAnsi="Calibri" w:cs="Calibri"/>
-                <w:b/>
-                <w:bCs/>
-                <w:color w:val="000000" w:themeColor="text1"/>
-                <w:sz w:val="20"/>
-                <w:szCs w:val="20"/>
-              </w:rPr>
-              <w:t>a</w:t>
+              <w:t>1a</w:t>
             </w:r>
           </w:p>
         </w:tc>
@@ -23323,7 +22856,6 @@
                 <w:sz w:val="20"/>
                 <w:szCs w:val="20"/>
               </w:rPr>
-              <w:lastRenderedPageBreak/>
               <w:t>006. Spawning robots attempt 2</w:t>
             </w:r>
           </w:p>
@@ -23362,19 +22894,7 @@
                 <w:sz w:val="20"/>
                 <w:szCs w:val="20"/>
               </w:rPr>
-              <w:lastRenderedPageBreak/>
-              <w:t>1</w:t>
-            </w:r>
-            <w:r>
-              <w:rPr>
-                <w:rFonts w:ascii="Calibri" w:eastAsia="Calibri" w:hAnsi="Calibri" w:cs="Calibri"/>
-                <w:b/>
-                <w:bCs/>
-                <w:color w:val="000000" w:themeColor="text1"/>
-                <w:sz w:val="20"/>
-                <w:szCs w:val="20"/>
-              </w:rPr>
-              <w:t>b</w:t>
+              <w:t>1b</w:t>
             </w:r>
           </w:p>
         </w:tc>
@@ -23587,18 +23107,7 @@
                 <w:sz w:val="20"/>
                 <w:szCs w:val="20"/>
               </w:rPr>
-              <w:t>1</w:t>
-            </w:r>
-            <w:r>
-              <w:rPr>
-                <w:rFonts w:ascii="Calibri" w:eastAsia="Calibri" w:hAnsi="Calibri" w:cs="Calibri"/>
-                <w:b/>
-                <w:bCs/>
-                <w:color w:val="000000" w:themeColor="text1"/>
-                <w:sz w:val="20"/>
-                <w:szCs w:val="20"/>
-              </w:rPr>
-              <w:t>c</w:t>
+              <w:t>1c</w:t>
             </w:r>
           </w:p>
         </w:tc>
@@ -23810,18 +23319,7 @@
                 <w:sz w:val="20"/>
                 <w:szCs w:val="20"/>
               </w:rPr>
-              <w:t>1</w:t>
-            </w:r>
-            <w:r>
-              <w:rPr>
-                <w:rFonts w:ascii="Calibri" w:eastAsia="Calibri" w:hAnsi="Calibri" w:cs="Calibri"/>
-                <w:b/>
-                <w:bCs/>
-                <w:color w:val="000000" w:themeColor="text1"/>
-                <w:sz w:val="20"/>
-                <w:szCs w:val="20"/>
-              </w:rPr>
-              <w:t>d</w:t>
+              <w:t>1d</w:t>
             </w:r>
           </w:p>
         </w:tc>
@@ -24043,6 +23541,123 @@
     </w:p>
     <w:p>
       <w:r>
+        <w:lastRenderedPageBreak/>
+        <w:drawing>
+          <wp:anchor distT="0" distB="0" distL="114300" distR="114300" simplePos="0" relativeHeight="251665408" behindDoc="0" locked="0" layoutInCell="1" allowOverlap="1" wp14:anchorId="5735D04C" wp14:editId="2C3C956D">
+            <wp:simplePos x="0" y="0"/>
+            <wp:positionH relativeFrom="column">
+              <wp:posOffset>2459990</wp:posOffset>
+            </wp:positionH>
+            <wp:positionV relativeFrom="paragraph">
+              <wp:posOffset>0</wp:posOffset>
+            </wp:positionV>
+            <wp:extent cx="2379980" cy="2090420"/>
+            <wp:effectExtent l="0" t="0" r="1270" b="5080"/>
+            <wp:wrapSquare wrapText="bothSides"/>
+            <wp:docPr id="1934545328" name="Picture 1"/>
+            <wp:cNvGraphicFramePr>
+              <a:graphicFrameLocks xmlns:a="http://schemas.openxmlformats.org/drawingml/2006/main" noChangeAspect="1"/>
+            </wp:cNvGraphicFramePr>
+            <a:graphic xmlns:a="http://schemas.openxmlformats.org/drawingml/2006/main">
+              <a:graphicData uri="http://schemas.openxmlformats.org/drawingml/2006/picture">
+                <pic:pic xmlns:pic="http://schemas.openxmlformats.org/drawingml/2006/picture">
+                  <pic:nvPicPr>
+                    <pic:cNvPr id="1934545328" name=""/>
+                    <pic:cNvPicPr/>
+                  </pic:nvPicPr>
+                  <pic:blipFill>
+                    <a:blip r:embed="rId94" cstate="print">
+                      <a:extLst>
+                        <a:ext uri="{28A0092B-C50C-407E-A947-70E740481C1C}">
+                          <a14:useLocalDpi xmlns:a14="http://schemas.microsoft.com/office/drawing/2010/main" val="0"/>
+                        </a:ext>
+                      </a:extLst>
+                    </a:blip>
+                    <a:stretch>
+                      <a:fillRect/>
+                    </a:stretch>
+                  </pic:blipFill>
+                  <pic:spPr>
+                    <a:xfrm>
+                      <a:off x="0" y="0"/>
+                      <a:ext cx="2379980" cy="2090420"/>
+                    </a:xfrm>
+                    <a:prstGeom prst="rect">
+                      <a:avLst/>
+                    </a:prstGeom>
+                  </pic:spPr>
+                </pic:pic>
+              </a:graphicData>
+            </a:graphic>
+            <wp14:sizeRelH relativeFrom="margin">
+              <wp14:pctWidth>0</wp14:pctWidth>
+            </wp14:sizeRelH>
+            <wp14:sizeRelV relativeFrom="margin">
+              <wp14:pctHeight>0</wp14:pctHeight>
+            </wp14:sizeRelV>
+          </wp:anchor>
+        </w:drawing>
+      </w:r>
+      <w:r>
+        <w:drawing>
+          <wp:anchor distT="0" distB="0" distL="114300" distR="114300" simplePos="0" relativeHeight="251666432" behindDoc="0" locked="0" layoutInCell="1" allowOverlap="1" wp14:anchorId="01C9BCC7" wp14:editId="7E74E420">
+            <wp:simplePos x="0" y="0"/>
+            <wp:positionH relativeFrom="margin">
+              <wp:align>left</wp:align>
+            </wp:positionH>
+            <wp:positionV relativeFrom="paragraph">
+              <wp:posOffset>0</wp:posOffset>
+            </wp:positionV>
+            <wp:extent cx="2249170" cy="1832610"/>
+            <wp:effectExtent l="0" t="0" r="0" b="0"/>
+            <wp:wrapSquare wrapText="bothSides"/>
+            <wp:docPr id="368093230" name="Picture 1"/>
+            <wp:cNvGraphicFramePr>
+              <a:graphicFrameLocks xmlns:a="http://schemas.openxmlformats.org/drawingml/2006/main" noChangeAspect="1"/>
+            </wp:cNvGraphicFramePr>
+            <a:graphic xmlns:a="http://schemas.openxmlformats.org/drawingml/2006/main">
+              <a:graphicData uri="http://schemas.openxmlformats.org/drawingml/2006/picture">
+                <pic:pic xmlns:pic="http://schemas.openxmlformats.org/drawingml/2006/picture">
+                  <pic:nvPicPr>
+                    <pic:cNvPr id="368093230" name=""/>
+                    <pic:cNvPicPr/>
+                  </pic:nvPicPr>
+                  <pic:blipFill>
+                    <a:blip r:embed="rId95">
+                      <a:extLst>
+                        <a:ext uri="{28A0092B-C50C-407E-A947-70E740481C1C}">
+                          <a14:useLocalDpi xmlns:a14="http://schemas.microsoft.com/office/drawing/2010/main" val="0"/>
+                        </a:ext>
+                      </a:extLst>
+                    </a:blip>
+                    <a:stretch>
+                      <a:fillRect/>
+                    </a:stretch>
+                  </pic:blipFill>
+                  <pic:spPr>
+                    <a:xfrm>
+                      <a:off x="0" y="0"/>
+                      <a:ext cx="2249170" cy="1832610"/>
+                    </a:xfrm>
+                    <a:prstGeom prst="rect">
+                      <a:avLst/>
+                    </a:prstGeom>
+                  </pic:spPr>
+                </pic:pic>
+              </a:graphicData>
+            </a:graphic>
+            <wp14:sizeRelH relativeFrom="margin">
+              <wp14:pctWidth>0</wp14:pctWidth>
+            </wp14:sizeRelH>
+            <wp14:sizeRelV relativeFrom="margin">
+              <wp14:pctHeight>0</wp14:pctHeight>
+            </wp14:sizeRelV>
+          </wp:anchor>
+        </w:drawing>
+      </w:r>
+    </w:p>
+    <w:p>
+      <w:r>
         <w:rPr>
           <w:noProof/>
         </w:rPr>
@@ -24053,6 +23668,218 @@
     <w:p/>
     <w:p/>
     <w:p/>
+    <w:p/>
+    <w:p>
+      <w:r>
+        <w:t>This is the new flowcharts. I had to edit my plan a small bit to add a new timer class so the in-game timer can be displayed as text.</w:t>
+      </w:r>
+    </w:p>
+    <w:p>
+      <w:pPr>
+        <w:pStyle w:val="Heading3"/>
+      </w:pPr>
+      <w:r>
+        <w:t>Development:</w:t>
+      </w:r>
+    </w:p>
+    <w:p>
+      <w:r>
+        <w:t xml:space="preserve">What I will do first is create the timer but not make it visible so I can test that it works. For the purpose of </w:t>
+      </w:r>
+      <w:r>
+        <w:t>testing,</w:t>
+      </w:r>
+      <w:r>
+        <w:t xml:space="preserve"> I will have the timer be 10 seconds instead of 60 because it takes less time.</w:t>
+      </w:r>
+      <w:r>
+        <w:t xml:space="preserve"> This is the new code for Game </w:t>
+      </w:r>
+      <w:r>
+        <w:drawing>
+          <wp:inline distT="0" distB="0" distL="0" distR="0" wp14:anchorId="402BB654" wp14:editId="442C1E20">
+            <wp:extent cx="2012702" cy="187625"/>
+            <wp:effectExtent l="0" t="0" r="0" b="3175"/>
+            <wp:docPr id="179052723" name="Picture 1"/>
+            <wp:cNvGraphicFramePr>
+              <a:graphicFrameLocks xmlns:a="http://schemas.openxmlformats.org/drawingml/2006/main" noChangeAspect="1"/>
+            </wp:cNvGraphicFramePr>
+            <a:graphic xmlns:a="http://schemas.openxmlformats.org/drawingml/2006/main">
+              <a:graphicData uri="http://schemas.openxmlformats.org/drawingml/2006/picture">
+                <pic:pic xmlns:pic="http://schemas.openxmlformats.org/drawingml/2006/picture">
+                  <pic:nvPicPr>
+                    <pic:cNvPr id="179052723" name=""/>
+                    <pic:cNvPicPr/>
+                  </pic:nvPicPr>
+                  <pic:blipFill>
+                    <a:blip r:embed="rId96"/>
+                    <a:stretch>
+                      <a:fillRect/>
+                    </a:stretch>
+                  </pic:blipFill>
+                  <pic:spPr>
+                    <a:xfrm>
+                      <a:off x="0" y="0"/>
+                      <a:ext cx="2048707" cy="190981"/>
+                    </a:xfrm>
+                    <a:prstGeom prst="rect">
+                      <a:avLst/>
+                    </a:prstGeom>
+                  </pic:spPr>
+                </pic:pic>
+              </a:graphicData>
+            </a:graphic>
+          </wp:inline>
+        </w:drawing>
+      </w:r>
+      <w:r>
+        <w:t xml:space="preserve">, </w:t>
+      </w:r>
+    </w:p>
+    <w:p>
+      <w:r>
+        <w:drawing>
+          <wp:inline distT="0" distB="0" distL="0" distR="0" wp14:anchorId="7074FD2B" wp14:editId="53215EB8">
+            <wp:extent cx="2847340" cy="923290"/>
+            <wp:effectExtent l="0" t="0" r="0" b="0"/>
+            <wp:docPr id="548473427" name="Picture 1"/>
+            <wp:cNvGraphicFramePr>
+              <a:graphicFrameLocks xmlns:a="http://schemas.openxmlformats.org/drawingml/2006/main" noChangeAspect="1"/>
+            </wp:cNvGraphicFramePr>
+            <a:graphic xmlns:a="http://schemas.openxmlformats.org/drawingml/2006/main">
+              <a:graphicData uri="http://schemas.openxmlformats.org/drawingml/2006/picture">
+                <pic:pic xmlns:pic="http://schemas.openxmlformats.org/drawingml/2006/picture">
+                  <pic:nvPicPr>
+                    <pic:cNvPr id="548473427" name=""/>
+                    <pic:cNvPicPr/>
+                  </pic:nvPicPr>
+                  <pic:blipFill>
+                    <a:blip r:embed="rId97">
+                      <a:extLst>
+                        <a:ext uri="{28A0092B-C50C-407E-A947-70E740481C1C}">
+                          <a14:useLocalDpi xmlns:a14="http://schemas.microsoft.com/office/drawing/2010/main" val="0"/>
+                        </a:ext>
+                      </a:extLst>
+                    </a:blip>
+                    <a:stretch>
+                      <a:fillRect/>
+                    </a:stretch>
+                  </pic:blipFill>
+                  <pic:spPr>
+                    <a:xfrm>
+                      <a:off x="0" y="0"/>
+                      <a:ext cx="2847340" cy="923290"/>
+                    </a:xfrm>
+                    <a:prstGeom prst="rect">
+                      <a:avLst/>
+                    </a:prstGeom>
+                  </pic:spPr>
+                </pic:pic>
+              </a:graphicData>
+            </a:graphic>
+          </wp:inline>
+        </w:drawing>
+      </w:r>
+      <w:r>
+        <w:t>. The test for this code is called “</w:t>
+      </w:r>
+      <w:r>
+        <w:t>012. 10 second timer</w:t>
+      </w:r>
+      <w:r>
+        <w:t>” and the game accurately changes the scene after 10 seconds. The next steps are to create a label class called text, implement the designed code from the flowchart and create an instance of it in game. Now the code can be created.</w:t>
+      </w:r>
+      <w:r>
+        <w:t xml:space="preserve"> During coding this issue was found </w:t>
+      </w:r>
+      <w:r>
+        <w:drawing>
+          <wp:inline distT="0" distB="0" distL="0" distR="0" wp14:anchorId="1189E5A1" wp14:editId="7714DEBE">
+            <wp:extent cx="3717133" cy="199417"/>
+            <wp:effectExtent l="0" t="0" r="0" b="0"/>
+            <wp:docPr id="389692540" name="Picture 1"/>
+            <wp:cNvGraphicFramePr>
+              <a:graphicFrameLocks xmlns:a="http://schemas.openxmlformats.org/drawingml/2006/main" noChangeAspect="1"/>
+            </wp:cNvGraphicFramePr>
+            <a:graphic xmlns:a="http://schemas.openxmlformats.org/drawingml/2006/main">
+              <a:graphicData uri="http://schemas.openxmlformats.org/drawingml/2006/picture">
+                <pic:pic xmlns:pic="http://schemas.openxmlformats.org/drawingml/2006/picture">
+                  <pic:nvPicPr>
+                    <pic:cNvPr id="389692540" name=""/>
+                    <pic:cNvPicPr/>
+                  </pic:nvPicPr>
+                  <pic:blipFill>
+                    <a:blip r:embed="rId98"/>
+                    <a:stretch>
+                      <a:fillRect/>
+                    </a:stretch>
+                  </pic:blipFill>
+                  <pic:spPr>
+                    <a:xfrm>
+                      <a:off x="0" y="0"/>
+                      <a:ext cx="3815976" cy="204720"/>
+                    </a:xfrm>
+                    <a:prstGeom prst="rect">
+                      <a:avLst/>
+                    </a:prstGeom>
+                  </pic:spPr>
+                </pic:pic>
+              </a:graphicData>
+            </a:graphic>
+          </wp:inline>
+        </w:drawing>
+      </w:r>
+      <w:r>
+        <w:t xml:space="preserve">, this means that I can’t access gametime because it is private so, edited the code to make it possible by encapsulating gameTime. </w:t>
+      </w:r>
+      <w:r>
+        <w:t>After repeated testing I can not get the timer node to update so I am going to go back and do it from scratch.</w:t>
+      </w:r>
+    </w:p>
+    <w:p>
+      <w:r>
+        <w:t xml:space="preserve"> </w:t>
+      </w:r>
+      <w:r>
+        <w:drawing>
+          <wp:inline distT="0" distB="0" distL="0" distR="0" wp14:anchorId="6D492FEC" wp14:editId="0D5F669B">
+            <wp:extent cx="1147864" cy="1792873"/>
+            <wp:effectExtent l="0" t="0" r="0" b="0"/>
+            <wp:docPr id="2028388627" name="Picture 1"/>
+            <wp:cNvGraphicFramePr>
+              <a:graphicFrameLocks xmlns:a="http://schemas.openxmlformats.org/drawingml/2006/main" noChangeAspect="1"/>
+            </wp:cNvGraphicFramePr>
+            <a:graphic xmlns:a="http://schemas.openxmlformats.org/drawingml/2006/main">
+              <a:graphicData uri="http://schemas.openxmlformats.org/drawingml/2006/picture">
+                <pic:pic xmlns:pic="http://schemas.openxmlformats.org/drawingml/2006/picture">
+                  <pic:nvPicPr>
+                    <pic:cNvPr id="2028388627" name=""/>
+                    <pic:cNvPicPr/>
+                  </pic:nvPicPr>
+                  <pic:blipFill>
+                    <a:blip r:embed="rId99"/>
+                    <a:stretch>
+                      <a:fillRect/>
+                    </a:stretch>
+                  </pic:blipFill>
+                  <pic:spPr>
+                    <a:xfrm>
+                      <a:off x="0" y="0"/>
+                      <a:ext cx="1157115" cy="1807323"/>
+                    </a:xfrm>
+                    <a:prstGeom prst="rect">
+                      <a:avLst/>
+                    </a:prstGeom>
+                  </pic:spPr>
+                </pic:pic>
+              </a:graphicData>
+            </a:graphic>
+          </wp:inline>
+        </w:drawing>
+      </w:r>
+    </w:p>
+    <w:p/>
+    <w:p/>
     <w:p>
       <w:pPr>
         <w:pStyle w:val="Heading1"/>
@@ -24064,6 +23891,7 @@
           <w:bCs/>
           <w:u w:val="single"/>
         </w:rPr>
+        <w:lastRenderedPageBreak/>
         <w:t>Data Dictionary</w:t>
       </w:r>
     </w:p>
@@ -24118,7 +23946,6 @@
           <w:sz w:val="22"/>
           <w:szCs w:val="22"/>
         </w:rPr>
-        <w:lastRenderedPageBreak/>
         <w:t>quit: a button node that closes the game when pressed</w:t>
       </w:r>
     </w:p>
@@ -24192,7 +24019,7 @@
       <w:r>
         <w:t xml:space="preserve">Mouse inputs are from: </w:t>
       </w:r>
-      <w:hyperlink r:id="rId94">
+      <w:hyperlink r:id="rId100">
         <w:r>
           <w:rPr>
             <w:rStyle w:val="Hyperlink"/>
@@ -24205,7 +24032,7 @@
       <w:r>
         <w:t xml:space="preserve">Arrays are from </w:t>
       </w:r>
-      <w:hyperlink r:id="rId95">
+      <w:hyperlink r:id="rId101">
         <w:r>
           <w:rPr>
             <w:rStyle w:val="Hyperlink"/>
@@ -24215,34 +24042,28 @@
       </w:hyperlink>
     </w:p>
     <w:p>
-      <w:proofErr w:type="spellStart"/>
-      <w:r>
-        <w:t>input_event</w:t>
-      </w:r>
-      <w:proofErr w:type="spellEnd"/>
-      <w:r>
-        <w:t xml:space="preserve"> </w:t>
-      </w:r>
-      <w:hyperlink r:id="rId96">
+      <w:r>
+        <w:t xml:space="preserve">input_event </w:t>
+      </w:r>
+      <w:hyperlink r:id="rId102">
         <w:r>
           <w:rPr>
             <w:rStyle w:val="Hyperlink"/>
           </w:rPr>
-          <w:t xml:space="preserve">Using </w:t>
+          <w:t>Using InputEvent — Godot Engine (stable) documentation in English</w:t>
         </w:r>
-        <w:proofErr w:type="spellStart"/>
+      </w:hyperlink>
+    </w:p>
+    <w:p>
+      <w:r>
+        <w:t xml:space="preserve">encapsulation </w:t>
+      </w:r>
+      <w:hyperlink r:id="rId103" w:history="1">
         <w:r>
           <w:rPr>
             <w:rStyle w:val="Hyperlink"/>
           </w:rPr>
-          <w:t>InputEvent</w:t>
-        </w:r>
-        <w:proofErr w:type="spellEnd"/>
-        <w:r>
-          <w:rPr>
-            <w:rStyle w:val="Hyperlink"/>
-          </w:rPr>
-          <w:t xml:space="preserve"> — Godot Engine (stable) documentation in English</w:t>
+          <w:t>Encapsulation in C# - GeeksforGeeks</w:t>
         </w:r>
       </w:hyperlink>
     </w:p>
@@ -24267,15 +24088,7 @@
     </w:p>
     <w:p>
       <w:r>
-        <w:t xml:space="preserve">Recordings are located at Whack-a-Robot\Tests </w:t>
-      </w:r>
-      <w:proofErr w:type="gramStart"/>
-      <w:r>
-        <w:t>file</w:t>
-      </w:r>
-      <w:proofErr w:type="gramEnd"/>
-      <w:r>
-        <w:t xml:space="preserve"> and the recordings have the recording number and what it records.</w:t>
+        <w:t>Recordings are located at Whack-a-Robot\Tests file and the recordings have the recording number and what it records.</w:t>
       </w:r>
     </w:p>
     <w:sectPr>
@@ -26426,7 +26239,6 @@
   <w:style w:type="character" w:default="1" w:styleId="DefaultParagraphFont">
     <w:name w:val="Default Paragraph Font"/>
     <w:uiPriority w:val="1"/>
-    <w:semiHidden/>
     <w:unhideWhenUsed/>
   </w:style>
   <w:style w:type="table" w:default="1" w:styleId="TableNormal">
@@ -27045,27 +26857,6 @@
 </file>
 
 <file path=customXml/item1.xml><?xml version="1.0" encoding="utf-8"?>
-<p:properties xmlns:p="http://schemas.microsoft.com/office/2006/metadata/properties" xmlns:xsi="http://www.w3.org/2001/XMLSchema-instance" xmlns:pc="http://schemas.microsoft.com/office/infopath/2007/PartnerControls">
-  <documentManagement>
-    <ReferenceId xmlns="6c8deb85-fefe-4a8c-b83c-021059e89f5f" xsi:nil="true"/>
-    <lcf76f155ced4ddcb4097134ff3c332f xmlns="6c8deb85-fefe-4a8c-b83c-021059e89f5f">
-      <Terms xmlns="http://schemas.microsoft.com/office/infopath/2007/PartnerControls"/>
-    </lcf76f155ced4ddcb4097134ff3c332f>
-    <TaxCatchAll xmlns="89a6a59b-a871-4c90-850e-18f166725b64" xsi:nil="true"/>
-  </documentManagement>
-</p:properties>
-</file>
-
-<file path=customXml/item2.xml><?xml version="1.0" encoding="utf-8"?>
-<?mso-contentType ?>
-<FormTemplates xmlns="http://schemas.microsoft.com/sharepoint/v3/contenttype/forms">
-  <Display>DocumentLibraryForm</Display>
-  <Edit>DocumentLibraryForm</Edit>
-  <New>DocumentLibraryForm</New>
-</FormTemplates>
-</file>
-
-<file path=customXml/item3.xml><?xml version="1.0" encoding="utf-8"?>
 <ct:contentTypeSchema xmlns:ct="http://schemas.microsoft.com/office/2006/metadata/contentType" xmlns:ma="http://schemas.microsoft.com/office/2006/metadata/properties/metaAttributes" ct:_="" ma:_="" ma:contentTypeName="Document" ma:contentTypeID="0x0101000F74AE7D27A31E478B84EC6B3780CDB1" ma:contentTypeVersion="12" ma:contentTypeDescription="Create a new document." ma:contentTypeScope="" ma:versionID="6abbfe709de2d8e2f826cad94bb73e1f">
   <xsd:schema xmlns:xsd="http://www.w3.org/2001/XMLSchema" xmlns:xs="http://www.w3.org/2001/XMLSchema" xmlns:p="http://schemas.microsoft.com/office/2006/metadata/properties" xmlns:ns2="6c8deb85-fefe-4a8c-b83c-021059e89f5f" xmlns:ns3="89a6a59b-a871-4c90-850e-18f166725b64" targetNamespace="http://schemas.microsoft.com/office/2006/metadata/properties" ma:root="true" ma:fieldsID="7847da1311ed75dd36a60da9a553b2e7" ns2:_="" ns3:_="">
     <xsd:import namespace="6c8deb85-fefe-4a8c-b83c-021059e89f5f"/>
@@ -27266,26 +27057,28 @@
 </ct:contentTypeSchema>
 </file>
 
-<file path=customXml/itemProps1.xml><?xml version="1.0" encoding="utf-8"?>
-<ds:datastoreItem xmlns:ds="http://schemas.openxmlformats.org/officeDocument/2006/customXml" ds:itemID="{CDDF6703-29BD-4952-B6D0-6FECFAD3E3B4}">
-  <ds:schemaRefs>
-    <ds:schemaRef ds:uri="http://schemas.microsoft.com/office/2006/metadata/properties"/>
-    <ds:schemaRef ds:uri="http://schemas.microsoft.com/office/infopath/2007/PartnerControls"/>
-    <ds:schemaRef ds:uri="6c8deb85-fefe-4a8c-b83c-021059e89f5f"/>
-    <ds:schemaRef ds:uri="89a6a59b-a871-4c90-850e-18f166725b64"/>
-  </ds:schemaRefs>
-</ds:datastoreItem>
+<file path=customXml/item2.xml><?xml version="1.0" encoding="utf-8"?>
+<p:properties xmlns:p="http://schemas.microsoft.com/office/2006/metadata/properties" xmlns:xsi="http://www.w3.org/2001/XMLSchema-instance" xmlns:pc="http://schemas.microsoft.com/office/infopath/2007/PartnerControls">
+  <documentManagement>
+    <ReferenceId xmlns="6c8deb85-fefe-4a8c-b83c-021059e89f5f" xsi:nil="true"/>
+    <lcf76f155ced4ddcb4097134ff3c332f xmlns="6c8deb85-fefe-4a8c-b83c-021059e89f5f">
+      <Terms xmlns="http://schemas.microsoft.com/office/infopath/2007/PartnerControls"/>
+    </lcf76f155ced4ddcb4097134ff3c332f>
+    <TaxCatchAll xmlns="89a6a59b-a871-4c90-850e-18f166725b64" xsi:nil="true"/>
+  </documentManagement>
+</p:properties>
 </file>
 
-<file path=customXml/itemProps2.xml><?xml version="1.0" encoding="utf-8"?>
-<ds:datastoreItem xmlns:ds="http://schemas.openxmlformats.org/officeDocument/2006/customXml" ds:itemID="{E6447320-6B3E-4DA9-BEB2-5F3AB992E6EA}">
-  <ds:schemaRefs>
-    <ds:schemaRef ds:uri="http://schemas.microsoft.com/sharepoint/v3/contenttype/forms"/>
-  </ds:schemaRefs>
-</ds:datastoreItem>
+<file path=customXml/item3.xml><?xml version="1.0" encoding="utf-8"?>
+<?mso-contentType ?>
+<FormTemplates xmlns="http://schemas.microsoft.com/sharepoint/v3/contenttype/forms">
+  <Display>DocumentLibraryForm</Display>
+  <Edit>DocumentLibraryForm</Edit>
+  <New>DocumentLibraryForm</New>
+</FormTemplates>
 </file>
 
-<file path=customXml/itemProps3.xml><?xml version="1.0" encoding="utf-8"?>
+<file path=customXml/itemProps1.xml><?xml version="1.0" encoding="utf-8"?>
 <ds:datastoreItem xmlns:ds="http://schemas.openxmlformats.org/officeDocument/2006/customXml" ds:itemID="{10028BE9-2AA6-4E40-B8EF-46E0CB5B7532}">
   <ds:schemaRefs>
     <ds:schemaRef ds:uri="http://schemas.microsoft.com/office/2006/metadata/contentType"/>
@@ -27302,4 +27095,23 @@
     <ds:schemaRef ds:uri="http://schemas.microsoft.com/internal/obd"/>
   </ds:schemaRefs>
 </ds:datastoreItem>
+</file>
+
+<file path=customXml/itemProps2.xml><?xml version="1.0" encoding="utf-8"?>
+<ds:datastoreItem xmlns:ds="http://schemas.openxmlformats.org/officeDocument/2006/customXml" ds:itemID="{CDDF6703-29BD-4952-B6D0-6FECFAD3E3B4}">
+  <ds:schemaRefs>
+    <ds:schemaRef ds:uri="http://schemas.microsoft.com/office/2006/metadata/properties"/>
+    <ds:schemaRef ds:uri="http://schemas.microsoft.com/office/infopath/2007/PartnerControls"/>
+    <ds:schemaRef ds:uri="6c8deb85-fefe-4a8c-b83c-021059e89f5f"/>
+    <ds:schemaRef ds:uri="89a6a59b-a871-4c90-850e-18f166725b64"/>
+  </ds:schemaRefs>
+</ds:datastoreItem>
+</file>
+
+<file path=customXml/itemProps3.xml><?xml version="1.0" encoding="utf-8"?>
+<ds:datastoreItem xmlns:ds="http://schemas.openxmlformats.org/officeDocument/2006/customXml" ds:itemID="{E6447320-6B3E-4DA9-BEB2-5F3AB992E6EA}">
+  <ds:schemaRefs>
+    <ds:schemaRef ds:uri="http://schemas.microsoft.com/sharepoint/v3/contenttype/forms"/>
+  </ds:schemaRefs>
+</ds:datastoreItem>
 </file>
--- a/Course work Computer Science.docx
+++ b/Course work Computer Science.docx
@@ -99,7 +99,6 @@
         <w:rPr>
           <w:noProof/>
         </w:rPr>
-        <w:lastRenderedPageBreak/>
         <w:drawing>
           <wp:inline distT="0" distB="0" distL="0" distR="0" wp14:anchorId="66E6DE2B" wp14:editId="41E610EE">
             <wp:extent cx="5724525" cy="3219450"/>
@@ -363,7 +362,6 @@
     <w:p/>
     <w:p>
       <w:r>
-        <w:lastRenderedPageBreak/>
         <w:t>Fun ‘N’ Games Whack a Clown</w:t>
       </w:r>
     </w:p>
@@ -616,7 +614,6 @@
         <w:rPr>
           <w:noProof/>
         </w:rPr>
-        <w:lastRenderedPageBreak/>
         <w:drawing>
           <wp:inline distT="0" distB="0" distL="0" distR="0" wp14:anchorId="39C4B811" wp14:editId="4AD64103">
             <wp:extent cx="4514850" cy="2533650"/>
@@ -858,7 +855,6 @@
         <w:rPr>
           <w:noProof/>
         </w:rPr>
-        <w:lastRenderedPageBreak/>
         <w:drawing>
           <wp:inline distT="0" distB="0" distL="0" distR="0" wp14:anchorId="1888EBF4" wp14:editId="57D0BDA4">
             <wp:extent cx="5686425" cy="3201035"/>
@@ -1072,7 +1068,6 @@
     </w:p>
     <w:p>
       <w:r>
-        <w:lastRenderedPageBreak/>
         <w:t>Given the I anticipate people will play this game while waiting for something I will do a survey to find out the optimal time limit. This may result in the addition of a pause button.</w:t>
       </w:r>
     </w:p>
@@ -1300,7 +1295,6 @@
         </w:numPr>
       </w:pPr>
       <w:r>
-        <w:lastRenderedPageBreak/>
         <w:t xml:space="preserve">Medium to High difficulty </w:t>
       </w:r>
     </w:p>
@@ -1535,11 +1529,7 @@
     </w:p>
     <w:p>
       <w:r>
-        <w:t xml:space="preserve">This shows that 75% of the stakeholders would prefer to play with a mouse instead of a keyboard. This means that I will have to have the gameplay be very much based on quick reaction times. This is because you can navigate quicker across a screen with a mouse instead of a keyboard. As a result, of </w:t>
-      </w:r>
-      <w:r>
-        <w:lastRenderedPageBreak/>
-        <w:t>this the timing window for the robots will be shorter than I originally intended. However, the ¼ of people who prefer a keyboard are still important so there will be an option to switch control schemes; mouse will be set as the default opt in option.</w:t>
+        <w:t>This shows that 75% of the stakeholders would prefer to play with a mouse instead of a keyboard. This means that I will have to have the gameplay be very much based on quick reaction times. This is because you can navigate quicker across a screen with a mouse instead of a keyboard. As a result, of this the timing window for the robots will be shorter than I originally intended. However, the ¼ of people who prefer a keyboard are still important so there will be an option to switch control schemes; mouse will be set as the default opt in option.</w:t>
       </w:r>
     </w:p>
     <w:p/>
@@ -1667,7 +1657,6 @@
     <w:p/>
     <w:p>
       <w:r>
-        <w:lastRenderedPageBreak/>
         <w:t>Individual Answers:</w:t>
       </w:r>
     </w:p>
@@ -1924,7 +1913,6 @@
     </w:p>
     <w:p>
       <w:r>
-        <w:lastRenderedPageBreak/>
         <w:t>Given the results the feature will be added due to 75% of stakeholders finding it an important feature. Even though 25% of stakeholders find it unimportant adding audio cues does not detract from their enjoyment of the game.</w:t>
       </w:r>
     </w:p>
@@ -2187,7 +2175,6 @@
     </w:p>
     <w:p>
       <w:r>
-        <w:lastRenderedPageBreak/>
         <w:t>The purpose of this was to what time limit would be suitable for most of the stakeholders. The one with the greatest number of votes would be selected because having multiple time limits would mess up the score system.</w:t>
       </w:r>
     </w:p>
@@ -2297,7 +2284,6 @@
     </w:p>
     <w:p>
       <w:r>
-        <w:lastRenderedPageBreak/>
         <w:t>The results show that the majority want a pause screen; and that the type of pause screen would be one that blurs the screen to prevent people just pausing the check what positions the robots are. This option was chosen by 56% of  players.</w:t>
       </w:r>
     </w:p>
@@ -5473,20 +5459,32 @@
               <w:rPr>
                 <w:rFonts w:eastAsia="Aptos"/>
               </w:rPr>
-              <w:t xml:space="preserve">They operate like the robots but if </w:t>
-            </w:r>
+              <w:t>They operate like the robots but if you hit them, you lose points from your score, the combo resets and you cannot move the hammer for 2 seconds.</w:t>
+            </w:r>
+          </w:p>
+        </w:tc>
+        <w:tc>
+          <w:tcPr>
+            <w:tcW w:w="424" w:type="dxa"/>
+          </w:tcPr>
+          <w:p>
+            <w:pPr>
+              <w:spacing w:after="0" w:line="240" w:lineRule="auto"/>
+              <w:rPr>
+                <w:rFonts w:ascii="Aptos" w:eastAsia="Aptos" w:hAnsi="Aptos"/>
+              </w:rPr>
+            </w:pPr>
             <w:r>
               <w:rPr>
                 <w:rFonts w:eastAsia="Aptos"/>
               </w:rPr>
-              <w:lastRenderedPageBreak/>
-              <w:t>you hit them, you lose points from your score, the combo resets and you cannot move the hammer for 2 seconds.</w:t>
-            </w:r>
-          </w:p>
-        </w:tc>
-        <w:tc>
-          <w:tcPr>
-            <w:tcW w:w="424" w:type="dxa"/>
+              <w:t>a</w:t>
+            </w:r>
+          </w:p>
+        </w:tc>
+        <w:tc>
+          <w:tcPr>
+            <w:tcW w:w="2388" w:type="dxa"/>
           </w:tcPr>
           <w:p>
             <w:pPr>
@@ -5499,34 +5497,7 @@
               <w:rPr>
                 <w:rFonts w:eastAsia="Aptos"/>
               </w:rPr>
-              <w:lastRenderedPageBreak/>
-              <w:t>a</w:t>
-            </w:r>
-          </w:p>
-        </w:tc>
-        <w:tc>
-          <w:tcPr>
-            <w:tcW w:w="2388" w:type="dxa"/>
-          </w:tcPr>
-          <w:p>
-            <w:pPr>
-              <w:spacing w:after="0" w:line="240" w:lineRule="auto"/>
-              <w:rPr>
-                <w:rFonts w:ascii="Aptos" w:eastAsia="Aptos" w:hAnsi="Aptos"/>
-              </w:rPr>
-            </w:pPr>
-            <w:r>
-              <w:rPr>
-                <w:rFonts w:eastAsia="Aptos"/>
-              </w:rPr>
-              <w:t xml:space="preserve">Needs to pop out the holes at random </w:t>
-            </w:r>
-            <w:r>
-              <w:rPr>
-                <w:rFonts w:eastAsia="Aptos"/>
-              </w:rPr>
-              <w:lastRenderedPageBreak/>
-              <w:t>intervals, but a lot less than the robots.</w:t>
+              <w:t>Needs to pop out the holes at random intervals, but a lot less than the robots.</w:t>
             </w:r>
           </w:p>
         </w:tc>
@@ -5546,15 +5517,7 @@
               <w:rPr>
                 <w:rFonts w:eastAsia="Aptos"/>
               </w:rPr>
-              <w:lastRenderedPageBreak/>
-              <w:t xml:space="preserve">This would be done to make the game more </w:t>
-            </w:r>
-            <w:r>
-              <w:rPr>
-                <w:rFonts w:eastAsia="Aptos"/>
-              </w:rPr>
-              <w:lastRenderedPageBreak/>
-              <w:t>challenging. This is done because most of the stakeholders like being punished in games.</w:t>
+              <w:t>This would be done to make the game more challenging. This is done because most of the stakeholders like being punished in games.</w:t>
             </w:r>
           </w:p>
         </w:tc>
@@ -5575,7 +5538,6 @@
               <w:rPr>
                 <w:rFonts w:eastAsia="Aptos"/>
               </w:rPr>
-              <w:lastRenderedPageBreak/>
               <w:t>Not required</w:t>
             </w:r>
           </w:p>
@@ -7203,20 +7165,32 @@
               <w:rPr>
                 <w:rFonts w:eastAsia="Aptos"/>
               </w:rPr>
-              <w:t xml:space="preserve">Extra settings for people with </w:t>
-            </w:r>
+              <w:t>Extra settings for people with audio visual difficulties</w:t>
+            </w:r>
+          </w:p>
+        </w:tc>
+        <w:tc>
+          <w:tcPr>
+            <w:tcW w:w="424" w:type="dxa"/>
+          </w:tcPr>
+          <w:p>
+            <w:pPr>
+              <w:spacing w:after="0" w:line="240" w:lineRule="auto"/>
+              <w:rPr>
+                <w:rFonts w:ascii="Aptos" w:eastAsia="Aptos" w:hAnsi="Aptos"/>
+              </w:rPr>
+            </w:pPr>
             <w:r>
               <w:rPr>
                 <w:rFonts w:eastAsia="Aptos"/>
               </w:rPr>
-              <w:lastRenderedPageBreak/>
-              <w:t>audio visual difficulties</w:t>
-            </w:r>
-          </w:p>
-        </w:tc>
-        <w:tc>
-          <w:tcPr>
-            <w:tcW w:w="424" w:type="dxa"/>
+              <w:t>a</w:t>
+            </w:r>
+          </w:p>
+        </w:tc>
+        <w:tc>
+          <w:tcPr>
+            <w:tcW w:w="2388" w:type="dxa"/>
           </w:tcPr>
           <w:p>
             <w:pPr>
@@ -7229,34 +7203,7 @@
               <w:rPr>
                 <w:rFonts w:eastAsia="Aptos"/>
               </w:rPr>
-              <w:lastRenderedPageBreak/>
-              <w:t>a</w:t>
-            </w:r>
-          </w:p>
-        </w:tc>
-        <w:tc>
-          <w:tcPr>
-            <w:tcW w:w="2388" w:type="dxa"/>
-          </w:tcPr>
-          <w:p>
-            <w:pPr>
-              <w:spacing w:after="0" w:line="240" w:lineRule="auto"/>
-              <w:rPr>
-                <w:rFonts w:ascii="Aptos" w:eastAsia="Aptos" w:hAnsi="Aptos"/>
-              </w:rPr>
-            </w:pPr>
-            <w:r>
-              <w:rPr>
-                <w:rFonts w:eastAsia="Aptos"/>
-              </w:rPr>
-              <w:t xml:space="preserve">An extra option on the main menu to </w:t>
-            </w:r>
-            <w:r>
-              <w:rPr>
-                <w:rFonts w:eastAsia="Aptos"/>
-              </w:rPr>
-              <w:lastRenderedPageBreak/>
-              <w:t>turn the options on and off</w:t>
+              <w:t>An extra option on the main menu to turn the options on and off</w:t>
             </w:r>
           </w:p>
         </w:tc>
@@ -7276,15 +7223,7 @@
               <w:rPr>
                 <w:rFonts w:eastAsia="Aptos"/>
               </w:rPr>
-              <w:lastRenderedPageBreak/>
-              <w:t xml:space="preserve">This would be a feature because it will allow more </w:t>
-            </w:r>
-            <w:r>
-              <w:rPr>
-                <w:rFonts w:eastAsia="Aptos"/>
-              </w:rPr>
-              <w:lastRenderedPageBreak/>
-              <w:t>people to enjoy the game. These specific options are important because the game’s difficulty relies heavily on the user's audio and visual senses and it would be unfair for people who have disabilities to not be able to enjoy the game.</w:t>
+              <w:t>This would be a feature because it will allow more people to enjoy the game. These specific options are important because the game’s difficulty relies heavily on the user's audio and visual senses and it would be unfair for people who have disabilities to not be able to enjoy the game.</w:t>
             </w:r>
           </w:p>
         </w:tc>
@@ -7305,7 +7244,6 @@
               <w:rPr>
                 <w:rFonts w:eastAsia="Aptos"/>
               </w:rPr>
-              <w:lastRenderedPageBreak/>
               <w:t>Wishful</w:t>
             </w:r>
           </w:p>
@@ -8523,7 +8461,6 @@
               <w:rPr>
                 <w:rFonts w:eastAsia="Aptos"/>
               </w:rPr>
-              <w:lastRenderedPageBreak/>
               <w:t>Accessibility</w:t>
             </w:r>
           </w:p>
@@ -9149,17 +9086,7 @@
           <w:bCs/>
           <w:color w:val="000000" w:themeColor="text1"/>
         </w:rPr>
-        <w:t xml:space="preserve">/top layer it is the </w:t>
-      </w:r>
-      <w:r>
-        <w:rPr>
-          <w:rFonts w:ascii="Calibri" w:eastAsia="Calibri" w:hAnsi="Calibri" w:cs="Calibri"/>
-          <w:b/>
-          <w:bCs/>
-          <w:color w:val="000000" w:themeColor="text1"/>
-        </w:rPr>
-        <w:lastRenderedPageBreak/>
-        <w:t>whole game, and the 2</w:t>
+        <w:t>/top layer it is the whole game, and the 2</w:t>
       </w:r>
       <w:r>
         <w:rPr>
@@ -11351,7 +11278,6 @@
                 <w:sz w:val="20"/>
                 <w:szCs w:val="20"/>
               </w:rPr>
-              <w:lastRenderedPageBreak/>
               <w:t>2b</w:t>
             </w:r>
           </w:p>
@@ -12266,7 +12192,7 @@
         <w:rPr>
           <w:u w:val="single"/>
         </w:rPr>
-        <w:t>Stage 3: Score and timer:</w:t>
+        <w:t>Stage 3: Score:</w:t>
       </w:r>
     </w:p>
     <w:p>
@@ -12358,7 +12284,6 @@
         <w:rPr>
           <w:u w:val="single"/>
         </w:rPr>
-        <w:lastRenderedPageBreak/>
         <w:t>Completes the following success criteria:</w:t>
       </w:r>
     </w:p>
@@ -13044,6 +12969,7 @@
                 <w:sz w:val="20"/>
                 <w:szCs w:val="20"/>
               </w:rPr>
+              <w:lastRenderedPageBreak/>
               <w:t>2a</w:t>
             </w:r>
           </w:p>
@@ -13616,7 +13542,6 @@
         <w:rPr>
           <w:u w:val="single"/>
         </w:rPr>
-        <w:lastRenderedPageBreak/>
         <w:t>Stage 4: Extra:</w:t>
       </w:r>
     </w:p>
@@ -14453,19 +14378,7 @@
                 <w:sz w:val="20"/>
                 <w:szCs w:val="20"/>
               </w:rPr>
-              <w:t xml:space="preserve">Can the score multiplier appear and has the first </w:t>
-            </w:r>
-            <w:r>
-              <w:rPr>
-                <w:rFonts w:ascii="Calibri" w:eastAsia="Calibri" w:hAnsi="Calibri" w:cs="Calibri"/>
-                <w:b/>
-                <w:bCs/>
-                <w:color w:val="000000" w:themeColor="text1"/>
-                <w:sz w:val="20"/>
-                <w:szCs w:val="20"/>
-              </w:rPr>
-              <w:lastRenderedPageBreak/>
-              <w:t>sprite frame been loaded correctly</w:t>
+              <w:t>Can the score multiplier appear and has the first sprite frame been loaded correctly</w:t>
             </w:r>
           </w:p>
         </w:tc>
@@ -15786,7 +15699,6 @@
                 <w:sz w:val="20"/>
                 <w:szCs w:val="20"/>
               </w:rPr>
-              <w:lastRenderedPageBreak/>
               <w:t>3e</w:t>
             </w:r>
           </w:p>
@@ -17221,7 +17133,6 @@
         <w:rPr>
           <w:noProof/>
         </w:rPr>
-        <w:lastRenderedPageBreak/>
         <w:drawing>
           <wp:inline distT="0" distB="0" distL="0" distR="0" wp14:anchorId="3594F52D" wp14:editId="2E8E954B">
             <wp:extent cx="1533525" cy="1638300"/>
@@ -17542,7 +17453,6 @@
         <w:rPr>
           <w:noProof/>
         </w:rPr>
-        <w:lastRenderedPageBreak/>
         <w:drawing>
           <wp:inline distT="0" distB="0" distL="0" distR="0" wp14:anchorId="7BBEEFC2" wp14:editId="6700DE1C">
             <wp:extent cx="2667000" cy="1533525"/>
@@ -17787,7 +17697,6 @@
         <w:rPr>
           <w:u w:val="single"/>
         </w:rPr>
-        <w:lastRenderedPageBreak/>
         <w:t>Development:</w:t>
       </w:r>
     </w:p>
@@ -17953,7 +17862,6 @@
         <w:rPr>
           <w:noProof/>
         </w:rPr>
-        <w:lastRenderedPageBreak/>
         <w:drawing>
           <wp:inline distT="0" distB="0" distL="0" distR="0" wp14:anchorId="1A91BCBF" wp14:editId="6402BA6F">
             <wp:extent cx="1419225" cy="2809875"/>
@@ -18823,7 +18731,6 @@
           <w:bCs/>
           <w:u w:val="single"/>
         </w:rPr>
-        <w:lastRenderedPageBreak/>
         <w:t>Stage 2a: Start menu:</w:t>
       </w:r>
     </w:p>
@@ -19003,7 +18910,6 @@
         <w:rPr>
           <w:noProof/>
         </w:rPr>
-        <w:lastRenderedPageBreak/>
         <w:drawing>
           <wp:inline distT="0" distB="0" distL="0" distR="0" wp14:anchorId="1735FC3D" wp14:editId="0D1A7B04">
             <wp:extent cx="1143000" cy="619125"/>
@@ -20175,7 +20081,6 @@
     <w:p/>
     <w:p>
       <w:r>
-        <w:lastRenderedPageBreak/>
         <w:t xml:space="preserve">A large majority of the designing had to be done in the game script with creating a spawner that can be used for both robots and bombs and a timer. </w:t>
       </w:r>
     </w:p>
@@ -20285,7 +20190,6 @@
         <w:rPr>
           <w:noProof/>
         </w:rPr>
-        <w:lastRenderedPageBreak/>
         <w:drawing>
           <wp:inline distT="0" distB="0" distL="0" distR="0" wp14:anchorId="45F026FE" wp14:editId="2914A60E">
             <wp:extent cx="4316730" cy="2550160"/>
@@ -20393,7 +20297,6 @@
     </w:p>
     <w:p>
       <w:r>
-        <w:lastRenderedPageBreak/>
         <w:t xml:space="preserve"> </w:t>
       </w:r>
       <w:r>
@@ -20638,7 +20541,6 @@
         <w:rPr>
           <w:noProof/>
         </w:rPr>
-        <w:lastRenderedPageBreak/>
         <w:drawing>
           <wp:inline distT="0" distB="0" distL="0" distR="0" wp14:anchorId="4D33C409" wp14:editId="55F45E1E">
             <wp:extent cx="2421890" cy="2900045"/>
@@ -20778,7 +20680,6 @@
         <w:rPr>
           <w:noProof/>
         </w:rPr>
-        <w:lastRenderedPageBreak/>
         <w:drawing>
           <wp:inline distT="0" distB="0" distL="0" distR="0" wp14:anchorId="2D709D28" wp14:editId="5449C772">
             <wp:extent cx="3509010" cy="1929130"/>
@@ -21216,7 +21117,6 @@
     </w:p>
     <w:p>
       <w:r>
-        <w:lastRenderedPageBreak/>
         <w:t xml:space="preserve">error is most likely robotTemp being in speech marks. </w:t>
       </w:r>
       <w:r>
@@ -21661,7 +21561,6 @@
     <w:p/>
     <w:p>
       <w:r>
-        <w:lastRenderedPageBreak/>
         <w:t xml:space="preserve">The print is to check if the mouse entering the robot has an effect and if clicking the robot works. The test for this is called “008. Clicking robots attempt 2”. The program now detects if the mouse enters the robot but not if the mouse clicks the robot. I will make a small portion of code in _Process in Game to check if “left_click”, works at all. </w:t>
       </w:r>
     </w:p>
@@ -21999,7 +21898,7 @@
           <w:noProof/>
         </w:rPr>
         <w:drawing>
-          <wp:anchor distT="0" distB="0" distL="114300" distR="114300" simplePos="0" relativeHeight="251660288" behindDoc="0" locked="0" layoutInCell="1" allowOverlap="1" wp14:anchorId="738B34EA" wp14:editId="4662BE24">
+          <wp:anchor distT="0" distB="0" distL="114300" distR="114300" simplePos="0" relativeHeight="251660288" behindDoc="0" locked="0" layoutInCell="1" allowOverlap="1" wp14:anchorId="738B34EA" wp14:editId="054111FC">
             <wp:simplePos x="0" y="0"/>
             <wp:positionH relativeFrom="margin">
               <wp:posOffset>5405979</wp:posOffset>
@@ -22131,11 +22030,7 @@
         <w:t xml:space="preserve"> so I edited the flow chart.</w:t>
       </w:r>
       <w:r>
-        <w:t xml:space="preserve"> The test video is called </w:t>
-      </w:r>
-      <w:r>
-        <w:lastRenderedPageBreak/>
-        <w:t>“</w:t>
+        <w:t xml:space="preserve"> The test video is called “</w:t>
       </w:r>
       <w:r>
         <w:t>011. Robot self deletion attempt 1</w:t>
@@ -22164,7 +22059,7 @@
           <w:noProof/>
         </w:rPr>
         <w:drawing>
-          <wp:anchor distT="0" distB="0" distL="114300" distR="114300" simplePos="0" relativeHeight="251662336" behindDoc="0" locked="0" layoutInCell="1" allowOverlap="1" wp14:anchorId="7A4697E6" wp14:editId="19720627">
+          <wp:anchor distT="0" distB="0" distL="114300" distR="114300" simplePos="0" relativeHeight="251662336" behindDoc="0" locked="0" layoutInCell="1" allowOverlap="1" wp14:anchorId="7A4697E6" wp14:editId="72175C69">
             <wp:simplePos x="0" y="0"/>
             <wp:positionH relativeFrom="column">
               <wp:posOffset>3291840</wp:posOffset>
@@ -22324,7 +22219,7 @@
           <w:noProof/>
         </w:rPr>
         <w:drawing>
-          <wp:anchor distT="0" distB="0" distL="114300" distR="114300" simplePos="0" relativeHeight="251663360" behindDoc="0" locked="0" layoutInCell="1" allowOverlap="1" wp14:anchorId="3807B34F" wp14:editId="1332A85F">
+          <wp:anchor distT="0" distB="0" distL="114300" distR="114300" simplePos="0" relativeHeight="251663360" behindDoc="0" locked="0" layoutInCell="1" allowOverlap="1" wp14:anchorId="3807B34F" wp14:editId="2EC90D7E">
             <wp:simplePos x="0" y="0"/>
             <wp:positionH relativeFrom="column">
               <wp:posOffset>2324873</wp:posOffset>
@@ -22413,7 +22308,6 @@
         <w:rPr>
           <w:u w:val="single"/>
         </w:rPr>
-        <w:lastRenderedPageBreak/>
         <w:t>Tests:</w:t>
       </w:r>
     </w:p>
@@ -23519,6 +23413,14 @@
         </w:rPr>
         <w:t>Stage 2c: Timer</w:t>
       </w:r>
+      <w:r>
+        <w:rPr>
+          <w:b/>
+          <w:bCs/>
+          <w:u w:val="single"/>
+        </w:rPr>
+        <w:t>:</w:t>
+      </w:r>
     </w:p>
     <w:p>
       <w:pPr>
@@ -23533,6 +23435,12 @@
         </w:rPr>
         <w:t>Design</w:t>
       </w:r>
+      <w:r>
+        <w:rPr>
+          <w:u w:val="single"/>
+        </w:rPr>
+        <w:t>:</w:t>
+      </w:r>
     </w:p>
     <w:p>
       <w:r>
@@ -23541,9 +23449,11 @@
     </w:p>
     <w:p>
       <w:r>
-        <w:lastRenderedPageBreak/>
+        <w:rPr>
+          <w:noProof/>
+        </w:rPr>
         <w:drawing>
-          <wp:anchor distT="0" distB="0" distL="114300" distR="114300" simplePos="0" relativeHeight="251665408" behindDoc="0" locked="0" layoutInCell="1" allowOverlap="1" wp14:anchorId="5735D04C" wp14:editId="2C3C956D">
+          <wp:anchor distT="0" distB="0" distL="114300" distR="114300" simplePos="0" relativeHeight="251665408" behindDoc="0" locked="0" layoutInCell="1" allowOverlap="1" wp14:anchorId="5735D04C" wp14:editId="016C320F">
             <wp:simplePos x="0" y="0"/>
             <wp:positionH relativeFrom="column">
               <wp:posOffset>2459990</wp:posOffset>
@@ -23599,6 +23509,9 @@
         </w:drawing>
       </w:r>
       <w:r>
+        <w:rPr>
+          <w:noProof/>
+        </w:rPr>
         <w:drawing>
           <wp:anchor distT="0" distB="0" distL="114300" distR="114300" simplePos="0" relativeHeight="251666432" behindDoc="0" locked="0" layoutInCell="1" allowOverlap="1" wp14:anchorId="01C9BCC7" wp14:editId="7E74E420">
             <wp:simplePos x="0" y="0"/>
@@ -23677,8 +23590,14 @@
     <w:p>
       <w:pPr>
         <w:pStyle w:val="Heading3"/>
-      </w:pPr>
-      <w:r>
+        <w:rPr>
+          <w:u w:val="single"/>
+        </w:rPr>
+      </w:pPr>
+      <w:r>
+        <w:rPr>
+          <w:u w:val="single"/>
+        </w:rPr>
         <w:t>Development:</w:t>
       </w:r>
     </w:p>
@@ -23696,6 +23615,9 @@
         <w:t xml:space="preserve"> This is the new code for Game </w:t>
       </w:r>
       <w:r>
+        <w:rPr>
+          <w:noProof/>
+        </w:rPr>
         <w:drawing>
           <wp:inline distT="0" distB="0" distL="0" distR="0" wp14:anchorId="402BB654" wp14:editId="442C1E20">
             <wp:extent cx="2012702" cy="187625"/>
@@ -23738,8 +23660,11 @@
     </w:p>
     <w:p>
       <w:r>
+        <w:rPr>
+          <w:noProof/>
+        </w:rPr>
         <w:drawing>
-          <wp:inline distT="0" distB="0" distL="0" distR="0" wp14:anchorId="7074FD2B" wp14:editId="53215EB8">
+          <wp:inline distT="0" distB="0" distL="0" distR="0" wp14:anchorId="7074FD2B" wp14:editId="23A899B9">
             <wp:extent cx="2847340" cy="923290"/>
             <wp:effectExtent l="0" t="0" r="0" b="0"/>
             <wp:docPr id="548473427" name="Picture 1"/>
@@ -23793,6 +23718,9 @@
         <w:t xml:space="preserve"> During coding this issue was found </w:t>
       </w:r>
       <w:r>
+        <w:rPr>
+          <w:noProof/>
+        </w:rPr>
         <w:drawing>
           <wp:inline distT="0" distB="0" distL="0" distR="0" wp14:anchorId="1189E5A1" wp14:editId="7714DEBE">
             <wp:extent cx="3717133" cy="199417"/>
@@ -23838,13 +23766,81 @@
     </w:p>
     <w:p>
       <w:r>
-        <w:t xml:space="preserve"> </w:t>
-      </w:r>
-      <w:r>
+        <w:rPr>
+          <w:noProof/>
+        </w:rPr>
         <w:drawing>
-          <wp:inline distT="0" distB="0" distL="0" distR="0" wp14:anchorId="6D492FEC" wp14:editId="0D5F669B">
-            <wp:extent cx="1147864" cy="1792873"/>
+          <wp:anchor distT="0" distB="0" distL="114300" distR="114300" simplePos="0" relativeHeight="251669504" behindDoc="0" locked="0" layoutInCell="1" allowOverlap="1" wp14:anchorId="4D69B8FE" wp14:editId="3B6FCDF5">
+            <wp:simplePos x="0" y="0"/>
+            <wp:positionH relativeFrom="margin">
+              <wp:posOffset>1271905</wp:posOffset>
+            </wp:positionH>
+            <wp:positionV relativeFrom="paragraph">
+              <wp:posOffset>639445</wp:posOffset>
+            </wp:positionV>
+            <wp:extent cx="1639570" cy="1920875"/>
+            <wp:effectExtent l="0" t="0" r="0" b="3175"/>
+            <wp:wrapSquare wrapText="bothSides"/>
+            <wp:docPr id="62218818" name="Picture 1"/>
+            <wp:cNvGraphicFramePr>
+              <a:graphicFrameLocks xmlns:a="http://schemas.openxmlformats.org/drawingml/2006/main" noChangeAspect="1"/>
+            </wp:cNvGraphicFramePr>
+            <a:graphic xmlns:a="http://schemas.openxmlformats.org/drawingml/2006/main">
+              <a:graphicData uri="http://schemas.openxmlformats.org/drawingml/2006/picture">
+                <pic:pic xmlns:pic="http://schemas.openxmlformats.org/drawingml/2006/picture">
+                  <pic:nvPicPr>
+                    <pic:cNvPr id="62218818" name=""/>
+                    <pic:cNvPicPr/>
+                  </pic:nvPicPr>
+                  <pic:blipFill>
+                    <a:blip r:embed="rId99" cstate="print">
+                      <a:extLst>
+                        <a:ext uri="{28A0092B-C50C-407E-A947-70E740481C1C}">
+                          <a14:useLocalDpi xmlns:a14="http://schemas.microsoft.com/office/drawing/2010/main" val="0"/>
+                        </a:ext>
+                      </a:extLst>
+                    </a:blip>
+                    <a:stretch>
+                      <a:fillRect/>
+                    </a:stretch>
+                  </pic:blipFill>
+                  <pic:spPr>
+                    <a:xfrm>
+                      <a:off x="0" y="0"/>
+                      <a:ext cx="1639570" cy="1920875"/>
+                    </a:xfrm>
+                    <a:prstGeom prst="rect">
+                      <a:avLst/>
+                    </a:prstGeom>
+                  </pic:spPr>
+                </pic:pic>
+              </a:graphicData>
+            </a:graphic>
+            <wp14:sizeRelH relativeFrom="margin">
+              <wp14:pctWidth>0</wp14:pctWidth>
+            </wp14:sizeRelH>
+            <wp14:sizeRelV relativeFrom="margin">
+              <wp14:pctHeight>0</wp14:pctHeight>
+            </wp14:sizeRelV>
+          </wp:anchor>
+        </w:drawing>
+      </w:r>
+      <w:r>
+        <w:rPr>
+          <w:noProof/>
+        </w:rPr>
+        <w:drawing>
+          <wp:anchor distT="0" distB="0" distL="114300" distR="114300" simplePos="0" relativeHeight="251668480" behindDoc="0" locked="0" layoutInCell="1" allowOverlap="1" wp14:anchorId="6D492FEC" wp14:editId="6E1DAE31">
+            <wp:simplePos x="0" y="0"/>
+            <wp:positionH relativeFrom="column">
+              <wp:posOffset>14854</wp:posOffset>
+            </wp:positionH>
+            <wp:positionV relativeFrom="paragraph">
+              <wp:posOffset>43566</wp:posOffset>
+            </wp:positionV>
+            <wp:extent cx="1147445" cy="1792605"/>
             <wp:effectExtent l="0" t="0" r="0" b="0"/>
+            <wp:wrapSquare wrapText="bothSides"/>
             <wp:docPr id="2028388627" name="Picture 1"/>
             <wp:cNvGraphicFramePr>
               <a:graphicFrameLocks xmlns:a="http://schemas.openxmlformats.org/drawingml/2006/main" noChangeAspect="1"/>
@@ -23857,7 +23853,13 @@
                     <pic:cNvPicPr/>
                   </pic:nvPicPr>
                   <pic:blipFill>
-                    <a:blip r:embed="rId99"/>
+                    <a:blip r:embed="rId100" cstate="print">
+                      <a:extLst>
+                        <a:ext uri="{28A0092B-C50C-407E-A947-70E740481C1C}">
+                          <a14:useLocalDpi xmlns:a14="http://schemas.microsoft.com/office/drawing/2010/main" val="0"/>
+                        </a:ext>
+                      </a:extLst>
+                    </a:blip>
                     <a:stretch>
                       <a:fillRect/>
                     </a:stretch>
@@ -23865,7 +23867,129 @@
                   <pic:spPr>
                     <a:xfrm>
                       <a:off x="0" y="0"/>
-                      <a:ext cx="1157115" cy="1807323"/>
+                      <a:ext cx="1147445" cy="1792605"/>
+                    </a:xfrm>
+                    <a:prstGeom prst="rect">
+                      <a:avLst/>
+                    </a:prstGeom>
+                  </pic:spPr>
+                </pic:pic>
+              </a:graphicData>
+            </a:graphic>
+          </wp:anchor>
+        </w:drawing>
+      </w:r>
+      <w:r>
+        <w:drawing>
+          <wp:anchor distT="0" distB="0" distL="114300" distR="114300" simplePos="0" relativeHeight="251667456" behindDoc="0" locked="0" layoutInCell="1" allowOverlap="1" wp14:anchorId="66CC9C12" wp14:editId="3619CF0C">
+            <wp:simplePos x="0" y="0"/>
+            <wp:positionH relativeFrom="column">
+              <wp:posOffset>1291590</wp:posOffset>
+            </wp:positionH>
+            <wp:positionV relativeFrom="paragraph">
+              <wp:posOffset>24130</wp:posOffset>
+            </wp:positionV>
+            <wp:extent cx="1957705" cy="587375"/>
+            <wp:effectExtent l="0" t="0" r="4445" b="3175"/>
+            <wp:wrapSquare wrapText="bothSides"/>
+            <wp:docPr id="1280993792" name="Picture 1"/>
+            <wp:cNvGraphicFramePr>
+              <a:graphicFrameLocks xmlns:a="http://schemas.openxmlformats.org/drawingml/2006/main" noChangeAspect="1"/>
+            </wp:cNvGraphicFramePr>
+            <a:graphic xmlns:a="http://schemas.openxmlformats.org/drawingml/2006/main">
+              <a:graphicData uri="http://schemas.openxmlformats.org/drawingml/2006/picture">
+                <pic:pic xmlns:pic="http://schemas.openxmlformats.org/drawingml/2006/picture">
+                  <pic:nvPicPr>
+                    <pic:cNvPr id="1280993792" name=""/>
+                    <pic:cNvPicPr/>
+                  </pic:nvPicPr>
+                  <pic:blipFill>
+                    <a:blip r:embed="rId101">
+                      <a:extLst>
+                        <a:ext uri="{28A0092B-C50C-407E-A947-70E740481C1C}">
+                          <a14:useLocalDpi xmlns:a14="http://schemas.microsoft.com/office/drawing/2010/main" val="0"/>
+                        </a:ext>
+                      </a:extLst>
+                    </a:blip>
+                    <a:stretch>
+                      <a:fillRect/>
+                    </a:stretch>
+                  </pic:blipFill>
+                  <pic:spPr>
+                    <a:xfrm>
+                      <a:off x="0" y="0"/>
+                      <a:ext cx="1957705" cy="587375"/>
+                    </a:xfrm>
+                    <a:prstGeom prst="rect">
+                      <a:avLst/>
+                    </a:prstGeom>
+                  </pic:spPr>
+                </pic:pic>
+              </a:graphicData>
+            </a:graphic>
+            <wp14:sizeRelH relativeFrom="margin">
+              <wp14:pctWidth>0</wp14:pctWidth>
+            </wp14:sizeRelH>
+            <wp14:sizeRelV relativeFrom="margin">
+              <wp14:pctHeight>0</wp14:pctHeight>
+            </wp14:sizeRelV>
+          </wp:anchor>
+        </w:drawing>
+      </w:r>
+      <w:r>
+        <w:t xml:space="preserve"> I got the new method from a YouTube tutorial linked in the sources.</w:t>
+      </w:r>
+      <w:r>
+        <w:rPr>
+          <w:noProof/>
+        </w:rPr>
+        <w:t xml:space="preserve"> </w:t>
+      </w:r>
+      <w:r>
+        <w:rPr>
+          <w:noProof/>
+        </w:rPr>
+        <w:t xml:space="preserve">First I created the necissary nodes and put them all in a control node for organisation. </w:t>
+      </w:r>
+      <w:r>
+        <w:rPr>
+          <w:noProof/>
+        </w:rPr>
+        <w:t>Then I connected the timeout signal.</w:t>
+      </w:r>
+    </w:p>
+    <w:p>
+      <w:r>
+        <w:t>Down below is the new flowchart for this algorithm. There is no code for switching scenes because I intend to implement that code after I have tested this.</w:t>
+      </w:r>
+    </w:p>
+    <w:p>
+      <w:r>
+        <w:drawing>
+          <wp:inline distT="0" distB="0" distL="0" distR="0" wp14:anchorId="1998B1B8" wp14:editId="0FA96EAF">
+            <wp:extent cx="5317791" cy="3647661"/>
+            <wp:effectExtent l="0" t="0" r="0" b="0"/>
+            <wp:docPr id="271226690" name="Picture 1"/>
+            <wp:cNvGraphicFramePr>
+              <a:graphicFrameLocks xmlns:a="http://schemas.openxmlformats.org/drawingml/2006/main" noChangeAspect="1"/>
+            </wp:cNvGraphicFramePr>
+            <a:graphic xmlns:a="http://schemas.openxmlformats.org/drawingml/2006/main">
+              <a:graphicData uri="http://schemas.openxmlformats.org/drawingml/2006/picture">
+                <pic:pic xmlns:pic="http://schemas.openxmlformats.org/drawingml/2006/picture">
+                  <pic:nvPicPr>
+                    <pic:cNvPr id="271226690" name=""/>
+                    <pic:cNvPicPr/>
+                  </pic:nvPicPr>
+                  <pic:blipFill>
+                    <a:blip r:embed="rId102"/>
+                    <a:stretch>
+                      <a:fillRect/>
+                    </a:stretch>
+                  </pic:blipFill>
+                  <pic:spPr>
+                    <a:xfrm>
+                      <a:off x="0" y="0"/>
+                      <a:ext cx="5324861" cy="3652510"/>
                     </a:xfrm>
                     <a:prstGeom prst="rect">
                       <a:avLst/>
@@ -23878,140 +24002,1466 @@
         </w:drawing>
       </w:r>
     </w:p>
+    <w:p>
+      <w:r>
+        <w:drawing>
+          <wp:inline distT="0" distB="0" distL="0" distR="0" wp14:anchorId="5C317606" wp14:editId="7089AF06">
+            <wp:extent cx="6115904" cy="3839111"/>
+            <wp:effectExtent l="0" t="0" r="0" b="9525"/>
+            <wp:docPr id="1315686145" name="Picture 1"/>
+            <wp:cNvGraphicFramePr>
+              <a:graphicFrameLocks xmlns:a="http://schemas.openxmlformats.org/drawingml/2006/main" noChangeAspect="1"/>
+            </wp:cNvGraphicFramePr>
+            <a:graphic xmlns:a="http://schemas.openxmlformats.org/drawingml/2006/main">
+              <a:graphicData uri="http://schemas.openxmlformats.org/drawingml/2006/picture">
+                <pic:pic xmlns:pic="http://schemas.openxmlformats.org/drawingml/2006/picture">
+                  <pic:nvPicPr>
+                    <pic:cNvPr id="1315686145" name=""/>
+                    <pic:cNvPicPr/>
+                  </pic:nvPicPr>
+                  <pic:blipFill>
+                    <a:blip r:embed="rId103"/>
+                    <a:stretch>
+                      <a:fillRect/>
+                    </a:stretch>
+                  </pic:blipFill>
+                  <pic:spPr>
+                    <a:xfrm>
+                      <a:off x="0" y="0"/>
+                      <a:ext cx="6115904" cy="3839111"/>
+                    </a:xfrm>
+                    <a:prstGeom prst="rect">
+                      <a:avLst/>
+                    </a:prstGeom>
+                  </pic:spPr>
+                </pic:pic>
+              </a:graphicData>
+            </a:graphic>
+          </wp:inline>
+        </w:drawing>
+      </w:r>
+      <w:r>
+        <w:t xml:space="preserve"> </w:t>
+      </w:r>
+    </w:p>
+    <w:p>
+      <w:r>
+        <w:t xml:space="preserve">This is the code however it does not work and outputs this error. </w:t>
+      </w:r>
+      <w:r>
+        <w:drawing>
+          <wp:inline distT="0" distB="0" distL="0" distR="0" wp14:anchorId="7A1872EB" wp14:editId="37414AB5">
+            <wp:extent cx="6645910" cy="287020"/>
+            <wp:effectExtent l="0" t="0" r="2540" b="0"/>
+            <wp:docPr id="574995033" name="Picture 1"/>
+            <wp:cNvGraphicFramePr>
+              <a:graphicFrameLocks xmlns:a="http://schemas.openxmlformats.org/drawingml/2006/main" noChangeAspect="1"/>
+            </wp:cNvGraphicFramePr>
+            <a:graphic xmlns:a="http://schemas.openxmlformats.org/drawingml/2006/main">
+              <a:graphicData uri="http://schemas.openxmlformats.org/drawingml/2006/picture">
+                <pic:pic xmlns:pic="http://schemas.openxmlformats.org/drawingml/2006/picture">
+                  <pic:nvPicPr>
+                    <pic:cNvPr id="574995033" name=""/>
+                    <pic:cNvPicPr/>
+                  </pic:nvPicPr>
+                  <pic:blipFill>
+                    <a:blip r:embed="rId104"/>
+                    <a:stretch>
+                      <a:fillRect/>
+                    </a:stretch>
+                  </pic:blipFill>
+                  <pic:spPr>
+                    <a:xfrm>
+                      <a:off x="0" y="0"/>
+                      <a:ext cx="6645910" cy="287020"/>
+                    </a:xfrm>
+                    <a:prstGeom prst="rect">
+                      <a:avLst/>
+                    </a:prstGeom>
+                  </pic:spPr>
+                </pic:pic>
+              </a:graphicData>
+            </a:graphic>
+          </wp:inline>
+        </w:drawing>
+      </w:r>
+      <w:r>
+        <w:t xml:space="preserve"> I will try and figure out what causes it.</w:t>
+      </w:r>
+      <w:r>
+        <w:t xml:space="preserve"> I found out it was not connected properly and now there is a countdown, but the error still appears. The error came from this line </w:t>
+      </w:r>
+      <w:r>
+        <w:drawing>
+          <wp:inline distT="0" distB="0" distL="0" distR="0" wp14:anchorId="563C7D16" wp14:editId="57A3B31C">
+            <wp:extent cx="1888435" cy="152483"/>
+            <wp:effectExtent l="0" t="0" r="0" b="0"/>
+            <wp:docPr id="312218852" name="Picture 1"/>
+            <wp:cNvGraphicFramePr>
+              <a:graphicFrameLocks xmlns:a="http://schemas.openxmlformats.org/drawingml/2006/main" noChangeAspect="1"/>
+            </wp:cNvGraphicFramePr>
+            <a:graphic xmlns:a="http://schemas.openxmlformats.org/drawingml/2006/main">
+              <a:graphicData uri="http://schemas.openxmlformats.org/drawingml/2006/picture">
+                <pic:pic xmlns:pic="http://schemas.openxmlformats.org/drawingml/2006/picture">
+                  <pic:nvPicPr>
+                    <pic:cNvPr id="312218852" name=""/>
+                    <pic:cNvPicPr/>
+                  </pic:nvPicPr>
+                  <pic:blipFill>
+                    <a:blip r:embed="rId105"/>
+                    <a:stretch>
+                      <a:fillRect/>
+                    </a:stretch>
+                  </pic:blipFill>
+                  <pic:spPr>
+                    <a:xfrm>
+                      <a:off x="0" y="0"/>
+                      <a:ext cx="1930950" cy="155916"/>
+                    </a:xfrm>
+                    <a:prstGeom prst="rect">
+                      <a:avLst/>
+                    </a:prstGeom>
+                  </pic:spPr>
+                </pic:pic>
+              </a:graphicData>
+            </a:graphic>
+          </wp:inline>
+        </w:drawing>
+      </w:r>
+      <w:r>
+        <w:t xml:space="preserve"> so I have deleted it. The test video is called, “</w:t>
+      </w:r>
+      <w:r>
+        <w:t>013. 60 second timer</w:t>
+      </w:r>
+      <w:r>
+        <w:t>”. Next is to implement a change of scene when the timer reaches 0.</w:t>
+      </w:r>
+      <w:r>
+        <w:t xml:space="preserve"> This is the new subroutine that is in the Timer code to change scene.</w:t>
+      </w:r>
+      <w:r>
+        <w:drawing>
+          <wp:inline distT="0" distB="0" distL="0" distR="0" wp14:anchorId="18F36862" wp14:editId="4CF84228">
+            <wp:extent cx="6363588" cy="3905795"/>
+            <wp:effectExtent l="0" t="0" r="0" b="0"/>
+            <wp:docPr id="647944236" name="Picture 1"/>
+            <wp:cNvGraphicFramePr>
+              <a:graphicFrameLocks xmlns:a="http://schemas.openxmlformats.org/drawingml/2006/main" noChangeAspect="1"/>
+            </wp:cNvGraphicFramePr>
+            <a:graphic xmlns:a="http://schemas.openxmlformats.org/drawingml/2006/main">
+              <a:graphicData uri="http://schemas.openxmlformats.org/drawingml/2006/picture">
+                <pic:pic xmlns:pic="http://schemas.openxmlformats.org/drawingml/2006/picture">
+                  <pic:nvPicPr>
+                    <pic:cNvPr id="647944236" name=""/>
+                    <pic:cNvPicPr/>
+                  </pic:nvPicPr>
+                  <pic:blipFill>
+                    <a:blip r:embed="rId106"/>
+                    <a:stretch>
+                      <a:fillRect/>
+                    </a:stretch>
+                  </pic:blipFill>
+                  <pic:spPr>
+                    <a:xfrm>
+                      <a:off x="0" y="0"/>
+                      <a:ext cx="6363588" cy="3905795"/>
+                    </a:xfrm>
+                    <a:prstGeom prst="rect">
+                      <a:avLst/>
+                    </a:prstGeom>
+                  </pic:spPr>
+                </pic:pic>
+              </a:graphicData>
+            </a:graphic>
+          </wp:inline>
+        </w:drawing>
+      </w:r>
+    </w:p>
+    <w:p>
+      <w:r>
+        <w:t>This is the new code.</w:t>
+      </w:r>
+    </w:p>
+    <w:p>
+      <w:pPr>
+        <w:rPr>
+          <w:noProof/>
+        </w:rPr>
+      </w:pPr>
+      <w:r>
+        <w:rPr>
+          <w:noProof/>
+        </w:rPr>
+        <w:t xml:space="preserve"> </w:t>
+      </w:r>
+      <w:r>
+        <w:drawing>
+          <wp:inline distT="0" distB="0" distL="0" distR="0" wp14:anchorId="220BEA54" wp14:editId="3E295C1A">
+            <wp:extent cx="4934639" cy="1295581"/>
+            <wp:effectExtent l="0" t="0" r="0" b="0"/>
+            <wp:docPr id="1781429643" name="Picture 1"/>
+            <wp:cNvGraphicFramePr>
+              <a:graphicFrameLocks xmlns:a="http://schemas.openxmlformats.org/drawingml/2006/main" noChangeAspect="1"/>
+            </wp:cNvGraphicFramePr>
+            <a:graphic xmlns:a="http://schemas.openxmlformats.org/drawingml/2006/main">
+              <a:graphicData uri="http://schemas.openxmlformats.org/drawingml/2006/picture">
+                <pic:pic xmlns:pic="http://schemas.openxmlformats.org/drawingml/2006/picture">
+                  <pic:nvPicPr>
+                    <pic:cNvPr id="1781429643" name=""/>
+                    <pic:cNvPicPr/>
+                  </pic:nvPicPr>
+                  <pic:blipFill>
+                    <a:blip r:embed="rId107"/>
+                    <a:stretch>
+                      <a:fillRect/>
+                    </a:stretch>
+                  </pic:blipFill>
+                  <pic:spPr>
+                    <a:xfrm>
+                      <a:off x="0" y="0"/>
+                      <a:ext cx="4934639" cy="1295581"/>
+                    </a:xfrm>
+                    <a:prstGeom prst="rect">
+                      <a:avLst/>
+                    </a:prstGeom>
+                  </pic:spPr>
+                </pic:pic>
+              </a:graphicData>
+            </a:graphic>
+          </wp:inline>
+        </w:drawing>
+      </w:r>
+      <w:r>
+        <w:rPr>
+          <w:noProof/>
+        </w:rPr>
+        <w:t xml:space="preserve"> And I changed _gameTime to 10 for the sake of testing.</w:t>
+      </w:r>
+      <w:r>
+        <w:rPr>
+          <w:noProof/>
+        </w:rPr>
+        <w:t xml:space="preserve"> The code works and the test is called “</w:t>
+      </w:r>
+      <w:r>
+        <w:rPr>
+          <w:noProof/>
+        </w:rPr>
+        <w:t>014. 10 second timer attempt 2</w:t>
+      </w:r>
+      <w:r>
+        <w:rPr>
+          <w:noProof/>
+        </w:rPr>
+        <w:t>”.</w:t>
+      </w:r>
+    </w:p>
+    <w:p>
+      <w:pPr>
+        <w:pStyle w:val="Heading3"/>
+        <w:rPr>
+          <w:u w:val="single"/>
+        </w:rPr>
+      </w:pPr>
+      <w:r>
+        <w:rPr>
+          <w:u w:val="single"/>
+        </w:rPr>
+        <w:t>Tests:</w:t>
+      </w:r>
+    </w:p>
+    <w:tbl>
+      <w:tblPr>
+        <w:tblStyle w:val="TableGrid"/>
+        <w:tblW w:w="10450" w:type="dxa"/>
+        <w:tblLayout w:type="fixed"/>
+        <w:tblCellMar>
+          <w:left w:w="105" w:type="dxa"/>
+          <w:right w:w="105" w:type="dxa"/>
+        </w:tblCellMar>
+        <w:tblLook w:val="04A0" w:firstRow="1" w:lastRow="0" w:firstColumn="1" w:lastColumn="0" w:noHBand="0" w:noVBand="1"/>
+      </w:tblPr>
+      <w:tblGrid>
+        <w:gridCol w:w="715"/>
+        <w:gridCol w:w="2619"/>
+        <w:gridCol w:w="1588"/>
+        <w:gridCol w:w="2121"/>
+        <w:gridCol w:w="1670"/>
+        <w:gridCol w:w="1737"/>
+      </w:tblGrid>
+      <w:tr>
+        <w:trPr>
+          <w:trHeight w:val="300"/>
+        </w:trPr>
+        <w:tc>
+          <w:tcPr>
+            <w:tcW w:w="715" w:type="dxa"/>
+            <w:tcBorders>
+              <w:left w:val="single" w:sz="6" w:space="0" w:color="000000"/>
+            </w:tcBorders>
+          </w:tcPr>
+          <w:p>
+            <w:pPr>
+              <w:spacing w:after="333" w:line="247" w:lineRule="auto"/>
+              <w:ind w:hanging="10"/>
+              <w:rPr>
+                <w:rFonts w:ascii="Calibri" w:eastAsia="Calibri" w:hAnsi="Calibri" w:cs="Calibri"/>
+                <w:b/>
+                <w:bCs/>
+                <w:color w:val="000000" w:themeColor="text1"/>
+                <w:sz w:val="20"/>
+                <w:szCs w:val="20"/>
+              </w:rPr>
+            </w:pPr>
+            <w:r>
+              <w:rPr>
+                <w:rFonts w:ascii="Calibri" w:eastAsia="Calibri" w:hAnsi="Calibri" w:cs="Calibri"/>
+                <w:b/>
+                <w:bCs/>
+                <w:color w:val="000000" w:themeColor="text1"/>
+                <w:sz w:val="22"/>
+                <w:szCs w:val="22"/>
+              </w:rPr>
+              <w:t>Test No.</w:t>
+            </w:r>
+          </w:p>
+        </w:tc>
+        <w:tc>
+          <w:tcPr>
+            <w:tcW w:w="2619" w:type="dxa"/>
+          </w:tcPr>
+          <w:p>
+            <w:pPr>
+              <w:spacing w:after="333" w:line="247" w:lineRule="auto"/>
+              <w:ind w:hanging="10"/>
+              <w:rPr>
+                <w:rFonts w:ascii="Calibri" w:eastAsia="Calibri" w:hAnsi="Calibri" w:cs="Calibri"/>
+                <w:b/>
+                <w:bCs/>
+                <w:color w:val="000000" w:themeColor="text1"/>
+                <w:sz w:val="20"/>
+                <w:szCs w:val="20"/>
+              </w:rPr>
+            </w:pPr>
+            <w:r>
+              <w:rPr>
+                <w:rFonts w:ascii="Calibri" w:eastAsia="Calibri" w:hAnsi="Calibri" w:cs="Calibri"/>
+                <w:b/>
+                <w:bCs/>
+                <w:color w:val="000000" w:themeColor="text1"/>
+                <w:sz w:val="22"/>
+                <w:szCs w:val="22"/>
+              </w:rPr>
+              <w:t>Description</w:t>
+            </w:r>
+          </w:p>
+        </w:tc>
+        <w:tc>
+          <w:tcPr>
+            <w:tcW w:w="1588" w:type="dxa"/>
+          </w:tcPr>
+          <w:p>
+            <w:pPr>
+              <w:spacing w:after="333" w:line="247" w:lineRule="auto"/>
+              <w:ind w:hanging="10"/>
+              <w:rPr>
+                <w:rFonts w:ascii="Calibri" w:eastAsia="Calibri" w:hAnsi="Calibri" w:cs="Calibri"/>
+                <w:b/>
+                <w:bCs/>
+                <w:color w:val="000000" w:themeColor="text1"/>
+                <w:sz w:val="20"/>
+                <w:szCs w:val="20"/>
+              </w:rPr>
+            </w:pPr>
+            <w:r>
+              <w:rPr>
+                <w:rFonts w:ascii="Calibri" w:eastAsia="Calibri" w:hAnsi="Calibri" w:cs="Calibri"/>
+                <w:b/>
+                <w:bCs/>
+                <w:color w:val="000000" w:themeColor="text1"/>
+                <w:sz w:val="22"/>
+                <w:szCs w:val="22"/>
+              </w:rPr>
+              <w:t>Test data</w:t>
+            </w:r>
+          </w:p>
+        </w:tc>
+        <w:tc>
+          <w:tcPr>
+            <w:tcW w:w="2121" w:type="dxa"/>
+          </w:tcPr>
+          <w:p>
+            <w:pPr>
+              <w:spacing w:after="333" w:line="247" w:lineRule="auto"/>
+              <w:ind w:hanging="10"/>
+              <w:rPr>
+                <w:rFonts w:ascii="Calibri" w:eastAsia="Calibri" w:hAnsi="Calibri" w:cs="Calibri"/>
+                <w:b/>
+                <w:bCs/>
+                <w:color w:val="000000" w:themeColor="text1"/>
+                <w:sz w:val="20"/>
+                <w:szCs w:val="20"/>
+              </w:rPr>
+            </w:pPr>
+            <w:r>
+              <w:rPr>
+                <w:rFonts w:ascii="Calibri" w:eastAsia="Calibri" w:hAnsi="Calibri" w:cs="Calibri"/>
+                <w:b/>
+                <w:bCs/>
+                <w:color w:val="000000" w:themeColor="text1"/>
+                <w:sz w:val="22"/>
+                <w:szCs w:val="22"/>
+              </w:rPr>
+              <w:t>Expected Result</w:t>
+            </w:r>
+          </w:p>
+        </w:tc>
+        <w:tc>
+          <w:tcPr>
+            <w:tcW w:w="1670" w:type="dxa"/>
+          </w:tcPr>
+          <w:p>
+            <w:pPr>
+              <w:spacing w:after="333" w:line="247" w:lineRule="auto"/>
+              <w:ind w:left="10" w:hanging="10"/>
+              <w:rPr>
+                <w:rFonts w:ascii="Calibri" w:eastAsia="Calibri" w:hAnsi="Calibri" w:cs="Calibri"/>
+                <w:b/>
+                <w:bCs/>
+                <w:color w:val="000000" w:themeColor="text1"/>
+                <w:sz w:val="20"/>
+                <w:szCs w:val="20"/>
+              </w:rPr>
+            </w:pPr>
+            <w:r>
+              <w:rPr>
+                <w:rFonts w:ascii="Calibri" w:eastAsia="Calibri" w:hAnsi="Calibri" w:cs="Calibri"/>
+                <w:b/>
+                <w:bCs/>
+                <w:color w:val="000000" w:themeColor="text1"/>
+                <w:sz w:val="22"/>
+                <w:szCs w:val="22"/>
+              </w:rPr>
+              <w:t>Justification</w:t>
+            </w:r>
+          </w:p>
+        </w:tc>
+        <w:tc>
+          <w:tcPr>
+            <w:tcW w:w="1737" w:type="dxa"/>
+            <w:tcBorders>
+              <w:right w:val="single" w:sz="6" w:space="0" w:color="000000"/>
+            </w:tcBorders>
+          </w:tcPr>
+          <w:p>
+            <w:pPr>
+              <w:spacing w:after="333" w:line="247" w:lineRule="auto"/>
+              <w:ind w:left="10" w:hanging="10"/>
+              <w:rPr>
+                <w:rFonts w:ascii="Calibri" w:eastAsia="Calibri" w:hAnsi="Calibri" w:cs="Calibri"/>
+                <w:b/>
+                <w:bCs/>
+                <w:color w:val="000000" w:themeColor="text1"/>
+                <w:sz w:val="22"/>
+                <w:szCs w:val="22"/>
+              </w:rPr>
+            </w:pPr>
+            <w:r>
+              <w:rPr>
+                <w:rFonts w:ascii="Calibri" w:eastAsia="Calibri" w:hAnsi="Calibri" w:cs="Calibri"/>
+                <w:b/>
+                <w:bCs/>
+                <w:color w:val="000000" w:themeColor="text1"/>
+                <w:sz w:val="22"/>
+                <w:szCs w:val="22"/>
+              </w:rPr>
+              <w:t>Actual result</w:t>
+            </w:r>
+          </w:p>
+        </w:tc>
+      </w:tr>
+      <w:tr>
+        <w:trPr>
+          <w:trHeight w:val="300"/>
+        </w:trPr>
+        <w:tc>
+          <w:tcPr>
+            <w:tcW w:w="715" w:type="dxa"/>
+            <w:tcBorders>
+              <w:left w:val="single" w:sz="6" w:space="0" w:color="000000"/>
+            </w:tcBorders>
+          </w:tcPr>
+          <w:p>
+            <w:pPr>
+              <w:spacing w:after="333" w:line="247" w:lineRule="auto"/>
+              <w:ind w:hanging="10"/>
+              <w:rPr>
+                <w:rFonts w:ascii="Calibri" w:eastAsia="Calibri" w:hAnsi="Calibri" w:cs="Calibri"/>
+                <w:b/>
+                <w:bCs/>
+                <w:color w:val="000000" w:themeColor="text1"/>
+                <w:sz w:val="20"/>
+                <w:szCs w:val="20"/>
+              </w:rPr>
+            </w:pPr>
+            <w:r>
+              <w:rPr>
+                <w:rFonts w:ascii="Calibri" w:eastAsia="Calibri" w:hAnsi="Calibri" w:cs="Calibri"/>
+                <w:b/>
+                <w:bCs/>
+                <w:color w:val="000000" w:themeColor="text1"/>
+                <w:sz w:val="20"/>
+                <w:szCs w:val="20"/>
+              </w:rPr>
+              <w:t>a</w:t>
+            </w:r>
+          </w:p>
+        </w:tc>
+        <w:tc>
+          <w:tcPr>
+            <w:tcW w:w="2619" w:type="dxa"/>
+          </w:tcPr>
+          <w:p>
+            <w:pPr>
+              <w:spacing w:after="333" w:line="247" w:lineRule="auto"/>
+              <w:ind w:hanging="10"/>
+              <w:rPr>
+                <w:rFonts w:ascii="Calibri" w:eastAsia="Calibri" w:hAnsi="Calibri" w:cs="Calibri"/>
+                <w:b/>
+                <w:bCs/>
+                <w:color w:val="000000" w:themeColor="text1"/>
+                <w:sz w:val="20"/>
+                <w:szCs w:val="20"/>
+              </w:rPr>
+            </w:pPr>
+            <w:r>
+              <w:rPr>
+                <w:rFonts w:ascii="Calibri" w:eastAsia="Calibri" w:hAnsi="Calibri" w:cs="Calibri"/>
+                <w:b/>
+                <w:bCs/>
+                <w:color w:val="000000" w:themeColor="text1"/>
+                <w:sz w:val="20"/>
+                <w:szCs w:val="20"/>
+              </w:rPr>
+              <w:t>Does a 60 second timer appear?</w:t>
+            </w:r>
+          </w:p>
+        </w:tc>
+        <w:tc>
+          <w:tcPr>
+            <w:tcW w:w="1588" w:type="dxa"/>
+          </w:tcPr>
+          <w:p>
+            <w:pPr>
+              <w:spacing w:after="333" w:line="247" w:lineRule="auto"/>
+              <w:ind w:hanging="10"/>
+              <w:rPr>
+                <w:rFonts w:ascii="Calibri" w:eastAsia="Calibri" w:hAnsi="Calibri" w:cs="Calibri"/>
+                <w:b/>
+                <w:bCs/>
+                <w:color w:val="000000" w:themeColor="text1"/>
+                <w:sz w:val="20"/>
+                <w:szCs w:val="20"/>
+              </w:rPr>
+            </w:pPr>
+            <w:r>
+              <w:rPr>
+                <w:rFonts w:ascii="Calibri" w:eastAsia="Calibri" w:hAnsi="Calibri" w:cs="Calibri"/>
+                <w:b/>
+                <w:bCs/>
+                <w:color w:val="000000" w:themeColor="text1"/>
+                <w:sz w:val="20"/>
+                <w:szCs w:val="20"/>
+              </w:rPr>
+              <w:t>Run program and press the “start” button</w:t>
+            </w:r>
+          </w:p>
+        </w:tc>
+        <w:tc>
+          <w:tcPr>
+            <w:tcW w:w="2121" w:type="dxa"/>
+          </w:tcPr>
+          <w:p>
+            <w:pPr>
+              <w:spacing w:after="333" w:line="247" w:lineRule="auto"/>
+              <w:ind w:hanging="10"/>
+              <w:rPr>
+                <w:rFonts w:ascii="Calibri" w:eastAsia="Calibri" w:hAnsi="Calibri" w:cs="Calibri"/>
+                <w:b/>
+                <w:bCs/>
+                <w:color w:val="000000" w:themeColor="text1"/>
+                <w:sz w:val="20"/>
+                <w:szCs w:val="20"/>
+              </w:rPr>
+            </w:pPr>
+            <w:r>
+              <w:rPr>
+                <w:rFonts w:ascii="Calibri" w:eastAsia="Calibri" w:hAnsi="Calibri" w:cs="Calibri"/>
+                <w:b/>
+                <w:bCs/>
+                <w:color w:val="000000" w:themeColor="text1"/>
+                <w:sz w:val="20"/>
+                <w:szCs w:val="20"/>
+              </w:rPr>
+              <w:t>Timer appears and decreases value by 1 each second</w:t>
+            </w:r>
+          </w:p>
+        </w:tc>
+        <w:tc>
+          <w:tcPr>
+            <w:tcW w:w="1670" w:type="dxa"/>
+          </w:tcPr>
+          <w:p>
+            <w:pPr>
+              <w:spacing w:after="333" w:line="247" w:lineRule="auto"/>
+              <w:ind w:left="10" w:hanging="10"/>
+              <w:rPr>
+                <w:rFonts w:ascii="Calibri" w:eastAsia="Calibri" w:hAnsi="Calibri" w:cs="Calibri"/>
+                <w:b/>
+                <w:bCs/>
+                <w:color w:val="000000" w:themeColor="text1"/>
+                <w:sz w:val="20"/>
+                <w:szCs w:val="20"/>
+              </w:rPr>
+            </w:pPr>
+            <w:r>
+              <w:rPr>
+                <w:rFonts w:ascii="Calibri" w:eastAsia="Calibri" w:hAnsi="Calibri" w:cs="Calibri"/>
+                <w:b/>
+                <w:bCs/>
+                <w:color w:val="000000" w:themeColor="text1"/>
+                <w:sz w:val="20"/>
+                <w:szCs w:val="20"/>
+              </w:rPr>
+              <w:t>Can the timer variable be displayed correctly and decrease accurately to real life</w:t>
+            </w:r>
+          </w:p>
+        </w:tc>
+        <w:tc>
+          <w:tcPr>
+            <w:tcW w:w="1737" w:type="dxa"/>
+            <w:tcBorders>
+              <w:right w:val="single" w:sz="6" w:space="0" w:color="000000"/>
+            </w:tcBorders>
+          </w:tcPr>
+          <w:p>
+            <w:pPr>
+              <w:spacing w:after="333" w:line="247" w:lineRule="auto"/>
+              <w:ind w:left="10" w:hanging="10"/>
+              <w:rPr>
+                <w:rFonts w:ascii="Calibri" w:eastAsia="Calibri" w:hAnsi="Calibri" w:cs="Calibri"/>
+                <w:b/>
+                <w:bCs/>
+                <w:color w:val="000000" w:themeColor="text1"/>
+                <w:sz w:val="22"/>
+                <w:szCs w:val="22"/>
+              </w:rPr>
+            </w:pPr>
+            <w:r>
+              <w:rPr>
+                <w:rFonts w:ascii="Calibri" w:eastAsia="Calibri" w:hAnsi="Calibri" w:cs="Calibri"/>
+                <w:b/>
+                <w:bCs/>
+                <w:color w:val="000000" w:themeColor="text1"/>
+                <w:sz w:val="22"/>
+                <w:szCs w:val="22"/>
+              </w:rPr>
+              <w:t xml:space="preserve">Yes, the timer is correctly displayed. </w:t>
+            </w:r>
+            <w:r>
+              <w:rPr>
+                <w:rFonts w:ascii="Calibri" w:eastAsia="Calibri" w:hAnsi="Calibri" w:cs="Calibri"/>
+                <w:b/>
+                <w:bCs/>
+                <w:color w:val="000000" w:themeColor="text1"/>
+                <w:sz w:val="22"/>
+                <w:szCs w:val="22"/>
+              </w:rPr>
+              <w:t>013. 60 second timer</w:t>
+            </w:r>
+          </w:p>
+        </w:tc>
+      </w:tr>
+      <w:tr>
+        <w:trPr>
+          <w:trHeight w:val="300"/>
+        </w:trPr>
+        <w:tc>
+          <w:tcPr>
+            <w:tcW w:w="715" w:type="dxa"/>
+            <w:tcBorders>
+              <w:left w:val="single" w:sz="6" w:space="0" w:color="000000"/>
+              <w:bottom w:val="single" w:sz="6" w:space="0" w:color="000000"/>
+            </w:tcBorders>
+          </w:tcPr>
+          <w:p>
+            <w:pPr>
+              <w:spacing w:after="333" w:line="247" w:lineRule="auto"/>
+              <w:ind w:hanging="10"/>
+              <w:rPr>
+                <w:rFonts w:ascii="Calibri" w:eastAsia="Calibri" w:hAnsi="Calibri" w:cs="Calibri"/>
+                <w:b/>
+                <w:bCs/>
+                <w:color w:val="000000" w:themeColor="text1"/>
+                <w:sz w:val="20"/>
+                <w:szCs w:val="20"/>
+              </w:rPr>
+            </w:pPr>
+            <w:r>
+              <w:rPr>
+                <w:rFonts w:ascii="Calibri" w:eastAsia="Calibri" w:hAnsi="Calibri" w:cs="Calibri"/>
+                <w:b/>
+                <w:bCs/>
+                <w:color w:val="000000" w:themeColor="text1"/>
+                <w:sz w:val="20"/>
+                <w:szCs w:val="20"/>
+              </w:rPr>
+              <w:t>b</w:t>
+            </w:r>
+          </w:p>
+        </w:tc>
+        <w:tc>
+          <w:tcPr>
+            <w:tcW w:w="2619" w:type="dxa"/>
+            <w:tcBorders>
+              <w:bottom w:val="single" w:sz="6" w:space="0" w:color="000000"/>
+            </w:tcBorders>
+          </w:tcPr>
+          <w:p>
+            <w:pPr>
+              <w:spacing w:after="333" w:line="247" w:lineRule="auto"/>
+              <w:ind w:hanging="10"/>
+              <w:rPr>
+                <w:rFonts w:ascii="Calibri" w:eastAsia="Calibri" w:hAnsi="Calibri" w:cs="Calibri"/>
+                <w:b/>
+                <w:bCs/>
+                <w:color w:val="000000" w:themeColor="text1"/>
+                <w:sz w:val="20"/>
+                <w:szCs w:val="20"/>
+              </w:rPr>
+            </w:pPr>
+            <w:r>
+              <w:rPr>
+                <w:rFonts w:ascii="Calibri" w:eastAsia="Calibri" w:hAnsi="Calibri" w:cs="Calibri"/>
+                <w:b/>
+                <w:bCs/>
+                <w:color w:val="000000" w:themeColor="text1"/>
+                <w:sz w:val="20"/>
+                <w:szCs w:val="20"/>
+              </w:rPr>
+              <w:t>Does the timer work?</w:t>
+            </w:r>
+          </w:p>
+        </w:tc>
+        <w:tc>
+          <w:tcPr>
+            <w:tcW w:w="1588" w:type="dxa"/>
+            <w:tcBorders>
+              <w:bottom w:val="single" w:sz="6" w:space="0" w:color="000000"/>
+            </w:tcBorders>
+          </w:tcPr>
+          <w:p>
+            <w:pPr>
+              <w:spacing w:after="333" w:line="247" w:lineRule="auto"/>
+              <w:ind w:hanging="10"/>
+              <w:rPr>
+                <w:rFonts w:ascii="Calibri" w:eastAsia="Calibri" w:hAnsi="Calibri" w:cs="Calibri"/>
+                <w:b/>
+                <w:bCs/>
+                <w:color w:val="000000" w:themeColor="text1"/>
+                <w:sz w:val="20"/>
+                <w:szCs w:val="20"/>
+              </w:rPr>
+            </w:pPr>
+            <w:r>
+              <w:rPr>
+                <w:rFonts w:ascii="Calibri" w:eastAsia="Calibri" w:hAnsi="Calibri" w:cs="Calibri"/>
+                <w:b/>
+                <w:bCs/>
+                <w:color w:val="000000" w:themeColor="text1"/>
+                <w:sz w:val="20"/>
+                <w:szCs w:val="20"/>
+              </w:rPr>
+              <w:t>Run program, press the “start” button and wait 60 seconds</w:t>
+            </w:r>
+          </w:p>
+        </w:tc>
+        <w:tc>
+          <w:tcPr>
+            <w:tcW w:w="2121" w:type="dxa"/>
+            <w:tcBorders>
+              <w:bottom w:val="single" w:sz="6" w:space="0" w:color="000000"/>
+            </w:tcBorders>
+          </w:tcPr>
+          <w:p>
+            <w:pPr>
+              <w:spacing w:after="333" w:line="247" w:lineRule="auto"/>
+              <w:ind w:hanging="10"/>
+              <w:rPr>
+                <w:rFonts w:ascii="Calibri" w:eastAsia="Calibri" w:hAnsi="Calibri" w:cs="Calibri"/>
+                <w:b/>
+                <w:bCs/>
+                <w:color w:val="000000" w:themeColor="text1"/>
+                <w:sz w:val="20"/>
+                <w:szCs w:val="20"/>
+              </w:rPr>
+            </w:pPr>
+            <w:r>
+              <w:rPr>
+                <w:rFonts w:ascii="Calibri" w:eastAsia="Calibri" w:hAnsi="Calibri" w:cs="Calibri"/>
+                <w:b/>
+                <w:bCs/>
+                <w:color w:val="000000" w:themeColor="text1"/>
+                <w:sz w:val="20"/>
+                <w:szCs w:val="20"/>
+              </w:rPr>
+              <w:t>When timer reaches 0 you get taken back to the start menu</w:t>
+            </w:r>
+          </w:p>
+        </w:tc>
+        <w:tc>
+          <w:tcPr>
+            <w:tcW w:w="1670" w:type="dxa"/>
+            <w:tcBorders>
+              <w:bottom w:val="single" w:sz="6" w:space="0" w:color="000000"/>
+            </w:tcBorders>
+          </w:tcPr>
+          <w:p>
+            <w:pPr>
+              <w:spacing w:after="333" w:line="247" w:lineRule="auto"/>
+              <w:ind w:left="10" w:hanging="10"/>
+              <w:rPr>
+                <w:rFonts w:ascii="Calibri" w:eastAsia="Calibri" w:hAnsi="Calibri" w:cs="Calibri"/>
+                <w:b/>
+                <w:bCs/>
+                <w:color w:val="000000" w:themeColor="text1"/>
+                <w:sz w:val="20"/>
+                <w:szCs w:val="20"/>
+              </w:rPr>
+            </w:pPr>
+            <w:r>
+              <w:rPr>
+                <w:rFonts w:ascii="Calibri" w:eastAsia="Calibri" w:hAnsi="Calibri" w:cs="Calibri"/>
+                <w:b/>
+                <w:bCs/>
+                <w:color w:val="000000" w:themeColor="text1"/>
+                <w:sz w:val="20"/>
+                <w:szCs w:val="20"/>
+              </w:rPr>
+              <w:t>Does the logic that changes scene when the timer=0 work</w:t>
+            </w:r>
+          </w:p>
+        </w:tc>
+        <w:tc>
+          <w:tcPr>
+            <w:tcW w:w="1737" w:type="dxa"/>
+            <w:tcBorders>
+              <w:bottom w:val="single" w:sz="6" w:space="0" w:color="000000"/>
+              <w:right w:val="single" w:sz="6" w:space="0" w:color="000000"/>
+            </w:tcBorders>
+          </w:tcPr>
+          <w:p>
+            <w:pPr>
+              <w:spacing w:after="333" w:line="247" w:lineRule="auto"/>
+              <w:ind w:left="10" w:hanging="10"/>
+              <w:rPr>
+                <w:rFonts w:ascii="Calibri" w:eastAsia="Calibri" w:hAnsi="Calibri" w:cs="Calibri"/>
+                <w:b/>
+                <w:bCs/>
+                <w:color w:val="000000" w:themeColor="text1"/>
+                <w:sz w:val="22"/>
+                <w:szCs w:val="22"/>
+              </w:rPr>
+            </w:pPr>
+            <w:r>
+              <w:rPr>
+                <w:rFonts w:ascii="Calibri" w:eastAsia="Calibri" w:hAnsi="Calibri" w:cs="Calibri"/>
+                <w:b/>
+                <w:bCs/>
+                <w:color w:val="000000" w:themeColor="text1"/>
+                <w:sz w:val="22"/>
+                <w:szCs w:val="22"/>
+              </w:rPr>
+              <w:t>Yes, when t</w:t>
+            </w:r>
+            <w:r>
+              <w:rPr>
+                <w:rFonts w:ascii="Calibri" w:eastAsia="Calibri" w:hAnsi="Calibri" w:cs="Calibri"/>
+                <w:b/>
+                <w:bCs/>
+                <w:color w:val="000000" w:themeColor="text1"/>
+                <w:sz w:val="22"/>
+                <w:szCs w:val="22"/>
+              </w:rPr>
+              <w:t>he</w:t>
+            </w:r>
+            <w:r>
+              <w:rPr>
+                <w:rFonts w:ascii="Calibri" w:eastAsia="Calibri" w:hAnsi="Calibri" w:cs="Calibri"/>
+                <w:b/>
+                <w:bCs/>
+                <w:color w:val="000000" w:themeColor="text1"/>
+                <w:sz w:val="22"/>
+                <w:szCs w:val="22"/>
+              </w:rPr>
+              <w:t xml:space="preserve"> time</w:t>
+            </w:r>
+            <w:r>
+              <w:rPr>
+                <w:rFonts w:ascii="Calibri" w:eastAsia="Calibri" w:hAnsi="Calibri" w:cs="Calibri"/>
+                <w:b/>
+                <w:bCs/>
+                <w:color w:val="000000" w:themeColor="text1"/>
+                <w:sz w:val="22"/>
+                <w:szCs w:val="22"/>
+              </w:rPr>
+              <w:t xml:space="preserve">r reaches 0 it returns to the main menu. </w:t>
+            </w:r>
+            <w:r>
+              <w:rPr>
+                <w:rFonts w:ascii="Calibri" w:eastAsia="Calibri" w:hAnsi="Calibri" w:cs="Calibri"/>
+                <w:b/>
+                <w:bCs/>
+                <w:color w:val="000000" w:themeColor="text1"/>
+                <w:sz w:val="22"/>
+                <w:szCs w:val="22"/>
+              </w:rPr>
+              <w:t>014. 10 second timer attempt 2</w:t>
+            </w:r>
+          </w:p>
+        </w:tc>
+      </w:tr>
+    </w:tbl>
     <w:p/>
-    <w:p/>
-    <w:p>
-      <w:pPr>
-        <w:pStyle w:val="Heading1"/>
-        <w:jc w:val="center"/>
-      </w:pPr>
-      <w:r>
+    <w:p>
+      <w:pPr>
+        <w:pStyle w:val="Heading2"/>
         <w:rPr>
           <w:b/>
           <w:bCs/>
           <w:u w:val="single"/>
         </w:rPr>
-        <w:lastRenderedPageBreak/>
-        <w:t>Data Dictionary</w:t>
-      </w:r>
-    </w:p>
-    <w:p>
-      <w:pPr>
-        <w:pStyle w:val="Heading2"/>
-      </w:pPr>
-      <w:r>
-        <w:t>Main</w:t>
-      </w:r>
-    </w:p>
-    <w:p>
-      <w:pPr>
-        <w:pStyle w:val="Heading3"/>
-        <w:rPr>
-          <w:sz w:val="24"/>
-          <w:szCs w:val="24"/>
-        </w:rPr>
-      </w:pPr>
-      <w:r>
-        <w:rPr>
-          <w:sz w:val="24"/>
-          <w:szCs w:val="24"/>
-        </w:rPr>
-        <w:t>Nodes</w:t>
-      </w:r>
-    </w:p>
-    <w:p>
-      <w:pPr>
-        <w:rPr>
-          <w:sz w:val="22"/>
-          <w:szCs w:val="22"/>
-        </w:rPr>
-      </w:pPr>
-      <w:r>
-        <w:rPr>
-          <w:sz w:val="22"/>
-          <w:szCs w:val="22"/>
-        </w:rPr>
-        <w:t>start: a button node that changes the scene to Game</w:t>
-      </w:r>
-    </w:p>
-    <w:p>
-      <w:pPr>
-        <w:rPr>
-          <w:sz w:val="22"/>
-          <w:szCs w:val="22"/>
-        </w:rPr>
-      </w:pPr>
-      <w:r>
-        <w:rPr>
-          <w:sz w:val="22"/>
-          <w:szCs w:val="22"/>
-        </w:rPr>
-        <w:t>quit: a button node that closes the game when pressed</w:t>
-      </w:r>
-    </w:p>
-    <w:p>
-      <w:pPr>
-        <w:rPr>
-          <w:sz w:val="22"/>
-          <w:szCs w:val="22"/>
-        </w:rPr>
-      </w:pPr>
-      <w:r>
-        <w:rPr>
-          <w:sz w:val="22"/>
-          <w:szCs w:val="22"/>
-        </w:rPr>
-        <w:t>controls: a label node that gives a short description of the game’s controls</w:t>
-      </w:r>
-    </w:p>
-    <w:p>
-      <w:pPr>
-        <w:pStyle w:val="Heading2"/>
-      </w:pPr>
-      <w:r>
-        <w:t>Game</w:t>
-      </w:r>
-    </w:p>
-    <w:p>
-      <w:pPr>
-        <w:pStyle w:val="Heading2"/>
-      </w:pPr>
-      <w:r>
-        <w:t>Global</w:t>
-      </w:r>
-    </w:p>
-    <w:p>
-      <w:pPr>
-        <w:pStyle w:val="Heading2"/>
-      </w:pPr>
-      <w:r>
-        <w:t>Robot</w:t>
-      </w:r>
-    </w:p>
-    <w:p>
-      <w:pPr>
-        <w:pStyle w:val="Heading2"/>
-      </w:pPr>
-      <w:r>
-        <w:t>Bomb</w:t>
-      </w:r>
-    </w:p>
-    <w:p>
-      <w:pPr>
-        <w:pStyle w:val="Heading1"/>
-        <w:jc w:val="center"/>
+      </w:pPr>
+      <w:r>
         <w:rPr>
           <w:b/>
           <w:bCs/>
           <w:u w:val="single"/>
         </w:rPr>
-      </w:pPr>
+        <w:lastRenderedPageBreak/>
+        <w:t>Stage 3a</w:t>
+      </w:r>
       <w:r>
         <w:rPr>
           <w:b/>
           <w:bCs/>
           <w:u w:val="single"/>
         </w:rPr>
+        <w:t xml:space="preserve">: </w:t>
+      </w:r>
+      <w:r>
+        <w:rPr>
+          <w:b/>
+          <w:bCs/>
+          <w:u w:val="single"/>
+        </w:rPr>
+        <w:t>Score:</w:t>
+      </w:r>
+    </w:p>
+    <w:p>
+      <w:pPr>
+        <w:pStyle w:val="Heading3"/>
+        <w:rPr>
+          <w:u w:val="single"/>
+        </w:rPr>
+      </w:pPr>
+      <w:r>
+        <w:rPr>
+          <w:u w:val="single"/>
+        </w:rPr>
+        <w:t>Design:</w:t>
+      </w:r>
+    </w:p>
+    <w:p>
+      <w:pPr>
+        <w:rPr>
+          <w:noProof/>
+        </w:rPr>
+      </w:pPr>
+      <w:r>
+        <w:t xml:space="preserve">Due to lacking any complex </w:t>
+      </w:r>
+      <w:r>
+        <w:t>mathematics,</w:t>
+      </w:r>
+      <w:r>
+        <w:t xml:space="preserve"> I will design the score as a flowchart.</w:t>
+      </w:r>
+      <w:r>
+        <w:t xml:space="preserve"> This mainly involved editing preexisting flow charts.</w:t>
+      </w:r>
+      <w:r>
+        <w:rPr>
+          <w:noProof/>
+        </w:rPr>
+        <w:t xml:space="preserve"> </w:t>
+      </w:r>
+    </w:p>
+    <w:p>
+      <w:r>
+        <w:drawing>
+          <wp:inline distT="0" distB="0" distL="0" distR="0" wp14:anchorId="70E6072D" wp14:editId="45AD1B69">
+            <wp:extent cx="1783321" cy="2242159"/>
+            <wp:effectExtent l="0" t="0" r="7620" b="6350"/>
+            <wp:docPr id="1510180226" name="Picture 1"/>
+            <wp:cNvGraphicFramePr>
+              <a:graphicFrameLocks xmlns:a="http://schemas.openxmlformats.org/drawingml/2006/main" noChangeAspect="1"/>
+            </wp:cNvGraphicFramePr>
+            <a:graphic xmlns:a="http://schemas.openxmlformats.org/drawingml/2006/main">
+              <a:graphicData uri="http://schemas.openxmlformats.org/drawingml/2006/picture">
+                <pic:pic xmlns:pic="http://schemas.openxmlformats.org/drawingml/2006/picture">
+                  <pic:nvPicPr>
+                    <pic:cNvPr id="1510180226" name=""/>
+                    <pic:cNvPicPr/>
+                  </pic:nvPicPr>
+                  <pic:blipFill>
+                    <a:blip r:embed="rId108"/>
+                    <a:stretch>
+                      <a:fillRect/>
+                    </a:stretch>
+                  </pic:blipFill>
+                  <pic:spPr>
+                    <a:xfrm>
+                      <a:off x="0" y="0"/>
+                      <a:ext cx="1788313" cy="2248436"/>
+                    </a:xfrm>
+                    <a:prstGeom prst="rect">
+                      <a:avLst/>
+                    </a:prstGeom>
+                  </pic:spPr>
+                </pic:pic>
+              </a:graphicData>
+            </a:graphic>
+          </wp:inline>
+        </w:drawing>
+      </w:r>
+      <w:r>
+        <w:drawing>
+          <wp:inline distT="0" distB="0" distL="0" distR="0" wp14:anchorId="5871218B" wp14:editId="75CC5C99">
+            <wp:extent cx="1842694" cy="2242159"/>
+            <wp:effectExtent l="0" t="0" r="5715" b="6350"/>
+            <wp:docPr id="1109211186" name="Picture 1"/>
+            <wp:cNvGraphicFramePr>
+              <a:graphicFrameLocks xmlns:a="http://schemas.openxmlformats.org/drawingml/2006/main" noChangeAspect="1"/>
+            </wp:cNvGraphicFramePr>
+            <a:graphic xmlns:a="http://schemas.openxmlformats.org/drawingml/2006/main">
+              <a:graphicData uri="http://schemas.openxmlformats.org/drawingml/2006/picture">
+                <pic:pic xmlns:pic="http://schemas.openxmlformats.org/drawingml/2006/picture">
+                  <pic:nvPicPr>
+                    <pic:cNvPr id="1109211186" name=""/>
+                    <pic:cNvPicPr/>
+                  </pic:nvPicPr>
+                  <pic:blipFill>
+                    <a:blip r:embed="rId109"/>
+                    <a:stretch>
+                      <a:fillRect/>
+                    </a:stretch>
+                  </pic:blipFill>
+                  <pic:spPr>
+                    <a:xfrm>
+                      <a:off x="0" y="0"/>
+                      <a:ext cx="1859573" cy="2262697"/>
+                    </a:xfrm>
+                    <a:prstGeom prst="rect">
+                      <a:avLst/>
+                    </a:prstGeom>
+                  </pic:spPr>
+                </pic:pic>
+              </a:graphicData>
+            </a:graphic>
+          </wp:inline>
+        </w:drawing>
+      </w:r>
+      <w:r>
+        <w:rPr>
+          <w:noProof/>
+        </w:rPr>
+        <w:drawing>
+          <wp:inline distT="0" distB="0" distL="0" distR="0" wp14:anchorId="0128E219" wp14:editId="495D3F8A">
+            <wp:extent cx="2554514" cy="2191209"/>
+            <wp:effectExtent l="0" t="0" r="0" b="0"/>
+            <wp:docPr id="34193765" name="Picture 1"/>
+            <wp:cNvGraphicFramePr>
+              <a:graphicFrameLocks xmlns:a="http://schemas.openxmlformats.org/drawingml/2006/main" noChangeAspect="1"/>
+            </wp:cNvGraphicFramePr>
+            <a:graphic xmlns:a="http://schemas.openxmlformats.org/drawingml/2006/main">
+              <a:graphicData uri="http://schemas.openxmlformats.org/drawingml/2006/picture">
+                <pic:pic xmlns:pic="http://schemas.openxmlformats.org/drawingml/2006/picture">
+                  <pic:nvPicPr>
+                    <pic:cNvPr id="0" name="Picture 2"/>
+                    <pic:cNvPicPr>
+                      <a:picLocks noChangeAspect="1" noChangeArrowheads="1"/>
+                    </pic:cNvPicPr>
+                  </pic:nvPicPr>
+                  <pic:blipFill>
+                    <a:blip r:embed="rId110">
+                      <a:extLst>
+                        <a:ext uri="{28A0092B-C50C-407E-A947-70E740481C1C}">
+                          <a14:useLocalDpi xmlns:a14="http://schemas.microsoft.com/office/drawing/2010/main" val="0"/>
+                        </a:ext>
+                      </a:extLst>
+                    </a:blip>
+                    <a:srcRect/>
+                    <a:stretch>
+                      <a:fillRect/>
+                    </a:stretch>
+                  </pic:blipFill>
+                  <pic:spPr bwMode="auto">
+                    <a:xfrm>
+                      <a:off x="0" y="0"/>
+                      <a:ext cx="2568130" cy="2202888"/>
+                    </a:xfrm>
+                    <a:prstGeom prst="rect">
+                      <a:avLst/>
+                    </a:prstGeom>
+                    <a:noFill/>
+                  </pic:spPr>
+                </pic:pic>
+              </a:graphicData>
+            </a:graphic>
+          </wp:inline>
+        </w:drawing>
+      </w:r>
+    </w:p>
+    <w:p>
+      <w:r>
+        <w:t>I will have the score label displayed in a control node in game for organisation.</w:t>
+      </w:r>
+    </w:p>
+    <w:p>
+      <w:pPr>
+        <w:pStyle w:val="Heading3"/>
+        <w:rPr>
+          <w:u w:val="single"/>
+        </w:rPr>
+      </w:pPr>
+      <w:r>
+        <w:rPr>
+          <w:u w:val="single"/>
+        </w:rPr>
+        <w:t>Development</w:t>
+      </w:r>
+    </w:p>
+    <w:p>
+      <w:r>
+        <w:t>First, I will create the appropriate nodes in the game scene. Then after that I will update the appropriate code.</w:t>
+      </w:r>
+    </w:p>
+    <w:p>
+      <w:r>
+        <w:t xml:space="preserve"> </w:t>
+      </w:r>
+      <w:r>
+        <w:drawing>
+          <wp:inline distT="0" distB="0" distL="0" distR="0" wp14:anchorId="5E0FCCC8" wp14:editId="1F2FFB9C">
+            <wp:extent cx="2324424" cy="476316"/>
+            <wp:effectExtent l="0" t="0" r="0" b="0"/>
+            <wp:docPr id="2102541555" name="Picture 1"/>
+            <wp:cNvGraphicFramePr>
+              <a:graphicFrameLocks xmlns:a="http://schemas.openxmlformats.org/drawingml/2006/main" noChangeAspect="1"/>
+            </wp:cNvGraphicFramePr>
+            <a:graphic xmlns:a="http://schemas.openxmlformats.org/drawingml/2006/main">
+              <a:graphicData uri="http://schemas.openxmlformats.org/drawingml/2006/picture">
+                <pic:pic xmlns:pic="http://schemas.openxmlformats.org/drawingml/2006/picture">
+                  <pic:nvPicPr>
+                    <pic:cNvPr id="2102541555" name=""/>
+                    <pic:cNvPicPr/>
+                  </pic:nvPicPr>
+                  <pic:blipFill>
+                    <a:blip r:embed="rId111"/>
+                    <a:stretch>
+                      <a:fillRect/>
+                    </a:stretch>
+                  </pic:blipFill>
+                  <pic:spPr>
+                    <a:xfrm>
+                      <a:off x="0" y="0"/>
+                      <a:ext cx="2324424" cy="476316"/>
+                    </a:xfrm>
+                    <a:prstGeom prst="rect">
+                      <a:avLst/>
+                    </a:prstGeom>
+                  </pic:spPr>
+                </pic:pic>
+              </a:graphicData>
+            </a:graphic>
+          </wp:inline>
+        </w:drawing>
+      </w:r>
+      <w:r>
+        <w:t xml:space="preserve"> </w:t>
+      </w:r>
+      <w:r>
+        <w:drawing>
+          <wp:inline distT="0" distB="0" distL="0" distR="0" wp14:anchorId="4E8FE419" wp14:editId="6AD0ACEE">
+            <wp:extent cx="1841863" cy="579463"/>
+            <wp:effectExtent l="0" t="0" r="6350" b="0"/>
+            <wp:docPr id="987112596" name="Picture 1"/>
+            <wp:cNvGraphicFramePr>
+              <a:graphicFrameLocks xmlns:a="http://schemas.openxmlformats.org/drawingml/2006/main" noChangeAspect="1"/>
+            </wp:cNvGraphicFramePr>
+            <a:graphic xmlns:a="http://schemas.openxmlformats.org/drawingml/2006/main">
+              <a:graphicData uri="http://schemas.openxmlformats.org/drawingml/2006/picture">
+                <pic:pic xmlns:pic="http://schemas.openxmlformats.org/drawingml/2006/picture">
+                  <pic:nvPicPr>
+                    <pic:cNvPr id="987112596" name=""/>
+                    <pic:cNvPicPr/>
+                  </pic:nvPicPr>
+                  <pic:blipFill>
+                    <a:blip r:embed="rId112"/>
+                    <a:stretch>
+                      <a:fillRect/>
+                    </a:stretch>
+                  </pic:blipFill>
+                  <pic:spPr>
+                    <a:xfrm>
+                      <a:off x="0" y="0"/>
+                      <a:ext cx="1858548" cy="584712"/>
+                    </a:xfrm>
+                    <a:prstGeom prst="rect">
+                      <a:avLst/>
+                    </a:prstGeom>
+                  </pic:spPr>
+                </pic:pic>
+              </a:graphicData>
+            </a:graphic>
+          </wp:inline>
+        </w:drawing>
+      </w:r>
+      <w:r>
+        <w:drawing>
+          <wp:inline distT="0" distB="0" distL="0" distR="0" wp14:anchorId="7D84226E" wp14:editId="7D253511">
+            <wp:extent cx="2390235" cy="738051"/>
+            <wp:effectExtent l="0" t="0" r="0" b="5080"/>
+            <wp:docPr id="468208153" name="Picture 1"/>
+            <wp:cNvGraphicFramePr>
+              <a:graphicFrameLocks xmlns:a="http://schemas.openxmlformats.org/drawingml/2006/main" noChangeAspect="1"/>
+            </wp:cNvGraphicFramePr>
+            <a:graphic xmlns:a="http://schemas.openxmlformats.org/drawingml/2006/main">
+              <a:graphicData uri="http://schemas.openxmlformats.org/drawingml/2006/picture">
+                <pic:pic xmlns:pic="http://schemas.openxmlformats.org/drawingml/2006/picture">
+                  <pic:nvPicPr>
+                    <pic:cNvPr id="468208153" name=""/>
+                    <pic:cNvPicPr/>
+                  </pic:nvPicPr>
+                  <pic:blipFill>
+                    <a:blip r:embed="rId113"/>
+                    <a:stretch>
+                      <a:fillRect/>
+                    </a:stretch>
+                  </pic:blipFill>
+                  <pic:spPr>
+                    <a:xfrm>
+                      <a:off x="0" y="0"/>
+                      <a:ext cx="2412360" cy="744883"/>
+                    </a:xfrm>
+                    <a:prstGeom prst="rect">
+                      <a:avLst/>
+                    </a:prstGeom>
+                  </pic:spPr>
+                </pic:pic>
+              </a:graphicData>
+            </a:graphic>
+          </wp:inline>
+        </w:drawing>
+      </w:r>
+    </w:p>
+    <w:p>
+      <w:r>
+        <w:t>And the new code for the Score control node.</w:t>
+      </w:r>
+    </w:p>
+    <w:p>
+      <w:r>
+        <w:drawing>
+          <wp:inline distT="0" distB="0" distL="0" distR="0" wp14:anchorId="32274C46" wp14:editId="3D45D91C">
+            <wp:extent cx="4062549" cy="1989158"/>
+            <wp:effectExtent l="0" t="0" r="0" b="0"/>
+            <wp:docPr id="269281791" name="Picture 1"/>
+            <wp:cNvGraphicFramePr>
+              <a:graphicFrameLocks xmlns:a="http://schemas.openxmlformats.org/drawingml/2006/main" noChangeAspect="1"/>
+            </wp:cNvGraphicFramePr>
+            <a:graphic xmlns:a="http://schemas.openxmlformats.org/drawingml/2006/main">
+              <a:graphicData uri="http://schemas.openxmlformats.org/drawingml/2006/picture">
+                <pic:pic xmlns:pic="http://schemas.openxmlformats.org/drawingml/2006/picture">
+                  <pic:nvPicPr>
+                    <pic:cNvPr id="269281791" name=""/>
+                    <pic:cNvPicPr/>
+                  </pic:nvPicPr>
+                  <pic:blipFill>
+                    <a:blip r:embed="rId114"/>
+                    <a:stretch>
+                      <a:fillRect/>
+                    </a:stretch>
+                  </pic:blipFill>
+                  <pic:spPr>
+                    <a:xfrm>
+                      <a:off x="0" y="0"/>
+                      <a:ext cx="4067172" cy="1991421"/>
+                    </a:xfrm>
+                    <a:prstGeom prst="rect">
+                      <a:avLst/>
+                    </a:prstGeom>
+                  </pic:spPr>
+                </pic:pic>
+              </a:graphicData>
+            </a:graphic>
+          </wp:inline>
+        </w:drawing>
+      </w:r>
+      <w:r>
+        <w:t xml:space="preserve"> The test is called “</w:t>
+      </w:r>
+      <w:r>
+        <w:t>015. score updating attempt 1</w:t>
+      </w:r>
+      <w:r>
+        <w:t>” and the code works.</w:t>
+      </w:r>
+    </w:p>
+    <w:p>
+      <w:pPr>
+        <w:pStyle w:val="Heading1"/>
+        <w:jc w:val="center"/>
+      </w:pPr>
+      <w:r>
+        <w:rPr>
+          <w:b/>
+          <w:bCs/>
+          <w:u w:val="single"/>
+        </w:rPr>
+        <w:lastRenderedPageBreak/>
+        <w:t>Data Dictionary</w:t>
+      </w:r>
+    </w:p>
+    <w:p>
+      <w:pPr>
+        <w:pStyle w:val="Heading2"/>
+      </w:pPr>
+      <w:r>
+        <w:t>Main</w:t>
+      </w:r>
+    </w:p>
+    <w:p>
+      <w:pPr>
+        <w:pStyle w:val="Heading3"/>
+        <w:rPr>
+          <w:sz w:val="24"/>
+          <w:szCs w:val="24"/>
+        </w:rPr>
+      </w:pPr>
+      <w:r>
+        <w:rPr>
+          <w:sz w:val="24"/>
+          <w:szCs w:val="24"/>
+        </w:rPr>
+        <w:t>Nodes</w:t>
+      </w:r>
+    </w:p>
+    <w:p>
+      <w:pPr>
+        <w:rPr>
+          <w:sz w:val="22"/>
+          <w:szCs w:val="22"/>
+        </w:rPr>
+      </w:pPr>
+      <w:r>
+        <w:rPr>
+          <w:sz w:val="22"/>
+          <w:szCs w:val="22"/>
+        </w:rPr>
+        <w:t>start: a button node that changes the scene to Game</w:t>
+      </w:r>
+    </w:p>
+    <w:p>
+      <w:pPr>
+        <w:rPr>
+          <w:sz w:val="22"/>
+          <w:szCs w:val="22"/>
+        </w:rPr>
+      </w:pPr>
+      <w:r>
+        <w:rPr>
+          <w:sz w:val="22"/>
+          <w:szCs w:val="22"/>
+        </w:rPr>
+        <w:t>quit: a button node that closes the game when pressed</w:t>
+      </w:r>
+    </w:p>
+    <w:p>
+      <w:pPr>
+        <w:rPr>
+          <w:sz w:val="22"/>
+          <w:szCs w:val="22"/>
+        </w:rPr>
+      </w:pPr>
+      <w:r>
+        <w:rPr>
+          <w:sz w:val="22"/>
+          <w:szCs w:val="22"/>
+        </w:rPr>
+        <w:t>controls: a label node that gives a short description of the game’s controls</w:t>
+      </w:r>
+    </w:p>
+    <w:p>
+      <w:pPr>
+        <w:pStyle w:val="Heading2"/>
+      </w:pPr>
+      <w:r>
+        <w:t>Game</w:t>
+      </w:r>
+    </w:p>
+    <w:p>
+      <w:pPr>
+        <w:pStyle w:val="Heading2"/>
+      </w:pPr>
+      <w:r>
+        <w:t>Global</w:t>
+      </w:r>
+    </w:p>
+    <w:p>
+      <w:pPr>
+        <w:pStyle w:val="Heading2"/>
+      </w:pPr>
+      <w:r>
+        <w:t>Robot</w:t>
+      </w:r>
+    </w:p>
+    <w:p>
+      <w:pPr>
+        <w:pStyle w:val="Heading2"/>
+      </w:pPr>
+      <w:r>
+        <w:t>Bomb</w:t>
+      </w:r>
+    </w:p>
+    <w:p>
+      <w:pPr>
+        <w:pStyle w:val="Heading1"/>
+        <w:jc w:val="center"/>
+        <w:rPr>
+          <w:b/>
+          <w:bCs/>
+          <w:u w:val="single"/>
+        </w:rPr>
+      </w:pPr>
+      <w:r>
+        <w:rPr>
+          <w:b/>
+          <w:bCs/>
+          <w:u w:val="single"/>
+        </w:rPr>
         <w:t>Sources</w:t>
       </w:r>
     </w:p>
@@ -24019,7 +25469,7 @@
       <w:r>
         <w:t xml:space="preserve">Mouse inputs are from: </w:t>
       </w:r>
-      <w:hyperlink r:id="rId100">
+      <w:hyperlink r:id="rId115">
         <w:r>
           <w:rPr>
             <w:rStyle w:val="Hyperlink"/>
@@ -24032,7 +25482,7 @@
       <w:r>
         <w:t xml:space="preserve">Arrays are from </w:t>
       </w:r>
-      <w:hyperlink r:id="rId101">
+      <w:hyperlink r:id="rId116">
         <w:r>
           <w:rPr>
             <w:rStyle w:val="Hyperlink"/>
@@ -24045,7 +25495,7 @@
       <w:r>
         <w:t xml:space="preserve">input_event </w:t>
       </w:r>
-      <w:hyperlink r:id="rId102">
+      <w:hyperlink r:id="rId117">
         <w:r>
           <w:rPr>
             <w:rStyle w:val="Hyperlink"/>
@@ -24058,12 +25508,25 @@
       <w:r>
         <w:t xml:space="preserve">encapsulation </w:t>
       </w:r>
-      <w:hyperlink r:id="rId103" w:history="1">
+      <w:hyperlink r:id="rId118" w:history="1">
         <w:r>
           <w:rPr>
             <w:rStyle w:val="Hyperlink"/>
           </w:rPr>
           <w:t>Encapsulation in C# - GeeksforGeeks</w:t>
+        </w:r>
+      </w:hyperlink>
+    </w:p>
+    <w:p>
+      <w:r>
+        <w:t xml:space="preserve">Timer </w:t>
+      </w:r>
+      <w:hyperlink r:id="rId119" w:history="1">
+        <w:r>
+          <w:rPr>
+            <w:rStyle w:val="Hyperlink"/>
+          </w:rPr>
+          <w:t>Make a Time Counter in Godot 4 in One Minute</w:t>
         </w:r>
       </w:hyperlink>
     </w:p>
@@ -26110,7 +27573,6 @@
     <w:next w:val="Normal"/>
     <w:link w:val="Heading4Char"/>
     <w:uiPriority w:val="9"/>
-    <w:semiHidden/>
     <w:unhideWhenUsed/>
     <w:qFormat/>
     <w:rsid w:val="000D1C68"/>
@@ -26309,7 +27771,6 @@
     <w:basedOn w:val="DefaultParagraphFont"/>
     <w:link w:val="Heading4"/>
     <w:uiPriority w:val="9"/>
-    <w:semiHidden/>
     <w:qFormat/>
     <w:rsid w:val="000D1C68"/>
     <w:rPr>

--- a/Course work Computer Science.docx
+++ b/Course work Computer Science.docx
@@ -99,6 +99,7 @@
         <w:rPr>
           <w:noProof/>
         </w:rPr>
+        <w:lastRenderedPageBreak/>
         <w:drawing>
           <wp:inline distT="0" distB="0" distL="0" distR="0" wp14:anchorId="66E6DE2B" wp14:editId="41E610EE">
             <wp:extent cx="5724525" cy="3219450"/>
@@ -362,6 +363,7 @@
     <w:p/>
     <w:p>
       <w:r>
+        <w:lastRenderedPageBreak/>
         <w:t>Fun ‘N’ Games Whack a Clown</w:t>
       </w:r>
     </w:p>
@@ -614,6 +616,7 @@
         <w:rPr>
           <w:noProof/>
         </w:rPr>
+        <w:lastRenderedPageBreak/>
         <w:drawing>
           <wp:inline distT="0" distB="0" distL="0" distR="0" wp14:anchorId="39C4B811" wp14:editId="4AD64103">
             <wp:extent cx="4514850" cy="2533650"/>
@@ -855,6 +858,7 @@
         <w:rPr>
           <w:noProof/>
         </w:rPr>
+        <w:lastRenderedPageBreak/>
         <w:drawing>
           <wp:inline distT="0" distB="0" distL="0" distR="0" wp14:anchorId="1888EBF4" wp14:editId="57D0BDA4">
             <wp:extent cx="5686425" cy="3201035"/>
@@ -1068,6 +1072,7 @@
     </w:p>
     <w:p>
       <w:r>
+        <w:lastRenderedPageBreak/>
         <w:t>Given the I anticipate people will play this game while waiting for something I will do a survey to find out the optimal time limit. This may result in the addition of a pause button.</w:t>
       </w:r>
     </w:p>
@@ -1295,6 +1300,7 @@
         </w:numPr>
       </w:pPr>
       <w:r>
+        <w:lastRenderedPageBreak/>
         <w:t xml:space="preserve">Medium to High difficulty </w:t>
       </w:r>
     </w:p>
@@ -1529,7 +1535,11 @@
     </w:p>
     <w:p>
       <w:r>
-        <w:t>This shows that 75% of the stakeholders would prefer to play with a mouse instead of a keyboard. This means that I will have to have the gameplay be very much based on quick reaction times. This is because you can navigate quicker across a screen with a mouse instead of a keyboard. As a result, of this the timing window for the robots will be shorter than I originally intended. However, the ¼ of people who prefer a keyboard are still important so there will be an option to switch control schemes; mouse will be set as the default opt in option.</w:t>
+        <w:t xml:space="preserve">This shows that 75% of the stakeholders would prefer to play with a mouse instead of a keyboard. This means that I will have to have the gameplay be very much based on quick reaction times. This is because you can navigate quicker across a screen with a mouse instead of a keyboard. As a result, of </w:t>
+      </w:r>
+      <w:r>
+        <w:lastRenderedPageBreak/>
+        <w:t>this the timing window for the robots will be shorter than I originally intended. However, the ¼ of people who prefer a keyboard are still important so there will be an option to switch control schemes; mouse will be set as the default opt in option.</w:t>
       </w:r>
     </w:p>
     <w:p/>
@@ -1657,6 +1667,7 @@
     <w:p/>
     <w:p>
       <w:r>
+        <w:lastRenderedPageBreak/>
         <w:t>Individual Answers:</w:t>
       </w:r>
     </w:p>
@@ -1913,6 +1924,7 @@
     </w:p>
     <w:p>
       <w:r>
+        <w:lastRenderedPageBreak/>
         <w:t>Given the results the feature will be added due to 75% of stakeholders finding it an important feature. Even though 25% of stakeholders find it unimportant adding audio cues does not detract from their enjoyment of the game.</w:t>
       </w:r>
     </w:p>
@@ -2175,6 +2187,7 @@
     </w:p>
     <w:p>
       <w:r>
+        <w:lastRenderedPageBreak/>
         <w:t>The purpose of this was to what time limit would be suitable for most of the stakeholders. The one with the greatest number of votes would be selected because having multiple time limits would mess up the score system.</w:t>
       </w:r>
     </w:p>
@@ -2284,6 +2297,7 @@
     </w:p>
     <w:p>
       <w:r>
+        <w:lastRenderedPageBreak/>
         <w:t>The results show that the majority want a pause screen; and that the type of pause screen would be one that blurs the screen to prevent people just pausing the check what positions the robots are. This option was chosen by 56% of  players.</w:t>
       </w:r>
     </w:p>
@@ -5459,7 +5473,14 @@
               <w:rPr>
                 <w:rFonts w:eastAsia="Aptos"/>
               </w:rPr>
-              <w:t>They operate like the robots but if you hit them, you lose points from your score, the combo resets and you cannot move the hammer for 2 seconds.</w:t>
+              <w:t xml:space="preserve">They operate like the robots but if </w:t>
+            </w:r>
+            <w:r>
+              <w:rPr>
+                <w:rFonts w:eastAsia="Aptos"/>
+              </w:rPr>
+              <w:lastRenderedPageBreak/>
+              <w:t>you hit them, you lose points from your score, the combo resets and you cannot move the hammer for 2 seconds.</w:t>
             </w:r>
           </w:p>
         </w:tc>
@@ -5478,6 +5499,7 @@
               <w:rPr>
                 <w:rFonts w:eastAsia="Aptos"/>
               </w:rPr>
+              <w:lastRenderedPageBreak/>
               <w:t>a</w:t>
             </w:r>
           </w:p>
@@ -5497,7 +5519,14 @@
               <w:rPr>
                 <w:rFonts w:eastAsia="Aptos"/>
               </w:rPr>
-              <w:t>Needs to pop out the holes at random intervals, but a lot less than the robots.</w:t>
+              <w:t xml:space="preserve">Needs to pop out the holes at random </w:t>
+            </w:r>
+            <w:r>
+              <w:rPr>
+                <w:rFonts w:eastAsia="Aptos"/>
+              </w:rPr>
+              <w:lastRenderedPageBreak/>
+              <w:t>intervals, but a lot less than the robots.</w:t>
             </w:r>
           </w:p>
         </w:tc>
@@ -5517,7 +5546,15 @@
               <w:rPr>
                 <w:rFonts w:eastAsia="Aptos"/>
               </w:rPr>
-              <w:t>This would be done to make the game more challenging. This is done because most of the stakeholders like being punished in games.</w:t>
+              <w:lastRenderedPageBreak/>
+              <w:t xml:space="preserve">This would be done to make the game more </w:t>
+            </w:r>
+            <w:r>
+              <w:rPr>
+                <w:rFonts w:eastAsia="Aptos"/>
+              </w:rPr>
+              <w:lastRenderedPageBreak/>
+              <w:t>challenging. This is done because most of the stakeholders like being punished in games.</w:t>
             </w:r>
           </w:p>
         </w:tc>
@@ -5538,6 +5575,7 @@
               <w:rPr>
                 <w:rFonts w:eastAsia="Aptos"/>
               </w:rPr>
+              <w:lastRenderedPageBreak/>
               <w:t>Not required</w:t>
             </w:r>
           </w:p>
@@ -7165,7 +7203,14 @@
               <w:rPr>
                 <w:rFonts w:eastAsia="Aptos"/>
               </w:rPr>
-              <w:t>Extra settings for people with audio visual difficulties</w:t>
+              <w:t xml:space="preserve">Extra settings for people with </w:t>
+            </w:r>
+            <w:r>
+              <w:rPr>
+                <w:rFonts w:eastAsia="Aptos"/>
+              </w:rPr>
+              <w:lastRenderedPageBreak/>
+              <w:t>audio visual difficulties</w:t>
             </w:r>
           </w:p>
         </w:tc>
@@ -7184,6 +7229,7 @@
               <w:rPr>
                 <w:rFonts w:eastAsia="Aptos"/>
               </w:rPr>
+              <w:lastRenderedPageBreak/>
               <w:t>a</w:t>
             </w:r>
           </w:p>
@@ -7203,7 +7249,14 @@
               <w:rPr>
                 <w:rFonts w:eastAsia="Aptos"/>
               </w:rPr>
-              <w:t>An extra option on the main menu to turn the options on and off</w:t>
+              <w:t xml:space="preserve">An extra option on the main menu to </w:t>
+            </w:r>
+            <w:r>
+              <w:rPr>
+                <w:rFonts w:eastAsia="Aptos"/>
+              </w:rPr>
+              <w:lastRenderedPageBreak/>
+              <w:t>turn the options on and off</w:t>
             </w:r>
           </w:p>
         </w:tc>
@@ -7223,7 +7276,15 @@
               <w:rPr>
                 <w:rFonts w:eastAsia="Aptos"/>
               </w:rPr>
-              <w:t>This would be a feature because it will allow more people to enjoy the game. These specific options are important because the game’s difficulty relies heavily on the user's audio and visual senses and it would be unfair for people who have disabilities to not be able to enjoy the game.</w:t>
+              <w:lastRenderedPageBreak/>
+              <w:t xml:space="preserve">This would be a feature because it will allow more </w:t>
+            </w:r>
+            <w:r>
+              <w:rPr>
+                <w:rFonts w:eastAsia="Aptos"/>
+              </w:rPr>
+              <w:lastRenderedPageBreak/>
+              <w:t>people to enjoy the game. These specific options are important because the game’s difficulty relies heavily on the user's audio and visual senses and it would be unfair for people who have disabilities to not be able to enjoy the game.</w:t>
             </w:r>
           </w:p>
         </w:tc>
@@ -7244,6 +7305,7 @@
               <w:rPr>
                 <w:rFonts w:eastAsia="Aptos"/>
               </w:rPr>
+              <w:lastRenderedPageBreak/>
               <w:t>Wishful</w:t>
             </w:r>
           </w:p>
@@ -8461,6 +8523,7 @@
               <w:rPr>
                 <w:rFonts w:eastAsia="Aptos"/>
               </w:rPr>
+              <w:lastRenderedPageBreak/>
               <w:t>Accessibility</w:t>
             </w:r>
           </w:p>
@@ -9086,7 +9149,17 @@
           <w:bCs/>
           <w:color w:val="000000" w:themeColor="text1"/>
         </w:rPr>
-        <w:t>/top layer it is the whole game, and the 2</w:t>
+        <w:t xml:space="preserve">/top layer it is the </w:t>
+      </w:r>
+      <w:r>
+        <w:rPr>
+          <w:rFonts w:ascii="Calibri" w:eastAsia="Calibri" w:hAnsi="Calibri" w:cs="Calibri"/>
+          <w:b/>
+          <w:bCs/>
+          <w:color w:val="000000" w:themeColor="text1"/>
+        </w:rPr>
+        <w:lastRenderedPageBreak/>
+        <w:t>whole game, and the 2</w:t>
       </w:r>
       <w:r>
         <w:rPr>
@@ -11278,6 +11351,7 @@
                 <w:sz w:val="20"/>
                 <w:szCs w:val="20"/>
               </w:rPr>
+              <w:lastRenderedPageBreak/>
               <w:t>2b</w:t>
             </w:r>
           </w:p>
@@ -12284,6 +12358,7 @@
         <w:rPr>
           <w:u w:val="single"/>
         </w:rPr>
+        <w:lastRenderedPageBreak/>
         <w:t>Completes the following success criteria:</w:t>
       </w:r>
     </w:p>
@@ -12969,7 +13044,6 @@
                 <w:sz w:val="20"/>
                 <w:szCs w:val="20"/>
               </w:rPr>
-              <w:lastRenderedPageBreak/>
               <w:t>2a</w:t>
             </w:r>
           </w:p>
@@ -13542,6 +13616,7 @@
         <w:rPr>
           <w:u w:val="single"/>
         </w:rPr>
+        <w:lastRenderedPageBreak/>
         <w:t>Stage 4: Extra:</w:t>
       </w:r>
     </w:p>
@@ -14378,7 +14453,19 @@
                 <w:sz w:val="20"/>
                 <w:szCs w:val="20"/>
               </w:rPr>
-              <w:t>Can the score multiplier appear and has the first sprite frame been loaded correctly</w:t>
+              <w:t xml:space="preserve">Can the score multiplier appear and has the first </w:t>
+            </w:r>
+            <w:r>
+              <w:rPr>
+                <w:rFonts w:ascii="Calibri" w:eastAsia="Calibri" w:hAnsi="Calibri" w:cs="Calibri"/>
+                <w:b/>
+                <w:bCs/>
+                <w:color w:val="000000" w:themeColor="text1"/>
+                <w:sz w:val="20"/>
+                <w:szCs w:val="20"/>
+              </w:rPr>
+              <w:lastRenderedPageBreak/>
+              <w:t>sprite frame been loaded correctly</w:t>
             </w:r>
           </w:p>
         </w:tc>
@@ -15699,6 +15786,7 @@
                 <w:sz w:val="20"/>
                 <w:szCs w:val="20"/>
               </w:rPr>
+              <w:lastRenderedPageBreak/>
               <w:t>3e</w:t>
             </w:r>
           </w:p>
@@ -17133,6 +17221,7 @@
         <w:rPr>
           <w:noProof/>
         </w:rPr>
+        <w:lastRenderedPageBreak/>
         <w:drawing>
           <wp:inline distT="0" distB="0" distL="0" distR="0" wp14:anchorId="3594F52D" wp14:editId="2E8E954B">
             <wp:extent cx="1533525" cy="1638300"/>
@@ -17453,6 +17542,7 @@
         <w:rPr>
           <w:noProof/>
         </w:rPr>
+        <w:lastRenderedPageBreak/>
         <w:drawing>
           <wp:inline distT="0" distB="0" distL="0" distR="0" wp14:anchorId="7BBEEFC2" wp14:editId="6700DE1C">
             <wp:extent cx="2667000" cy="1533525"/>
@@ -18763,6 +18853,7 @@
         <w:rPr>
           <w:noProof/>
         </w:rPr>
+        <w:lastRenderedPageBreak/>
         <w:drawing>
           <wp:inline distT="0" distB="0" distL="0" distR="0" wp14:anchorId="57B7265D" wp14:editId="2847A929">
             <wp:extent cx="3357880" cy="2962910"/>
@@ -19000,6 +19091,7 @@
         <w:rPr>
           <w:noProof/>
         </w:rPr>
+        <w:lastRenderedPageBreak/>
         <w:drawing>
           <wp:inline distT="0" distB="0" distL="0" distR="0" wp14:anchorId="7DE3450B" wp14:editId="12DCB6E7">
             <wp:extent cx="2019300" cy="409575"/>
@@ -19149,6 +19241,7 @@
         <w:pStyle w:val="Heading3"/>
       </w:pPr>
       <w:r>
+        <w:lastRenderedPageBreak/>
         <w:t>Tests</w:t>
       </w:r>
     </w:p>
@@ -21898,7 +21991,7 @@
           <w:noProof/>
         </w:rPr>
         <w:drawing>
-          <wp:anchor distT="0" distB="0" distL="114300" distR="114300" simplePos="0" relativeHeight="251660288" behindDoc="0" locked="0" layoutInCell="1" allowOverlap="1" wp14:anchorId="738B34EA" wp14:editId="054111FC">
+          <wp:anchor distT="0" distB="0" distL="114300" distR="114300" simplePos="0" relativeHeight="251660288" behindDoc="0" locked="0" layoutInCell="1" allowOverlap="1" wp14:anchorId="738B34EA" wp14:editId="541DD899">
             <wp:simplePos x="0" y="0"/>
             <wp:positionH relativeFrom="margin">
               <wp:posOffset>5405979</wp:posOffset>
@@ -22059,7 +22152,7 @@
           <w:noProof/>
         </w:rPr>
         <w:drawing>
-          <wp:anchor distT="0" distB="0" distL="114300" distR="114300" simplePos="0" relativeHeight="251662336" behindDoc="0" locked="0" layoutInCell="1" allowOverlap="1" wp14:anchorId="7A4697E6" wp14:editId="72175C69">
+          <wp:anchor distT="0" distB="0" distL="114300" distR="114300" simplePos="0" relativeHeight="251662336" behindDoc="0" locked="0" layoutInCell="1" allowOverlap="1" wp14:anchorId="7A4697E6" wp14:editId="6ED74924">
             <wp:simplePos x="0" y="0"/>
             <wp:positionH relativeFrom="column">
               <wp:posOffset>3291840</wp:posOffset>
@@ -22219,7 +22312,7 @@
           <w:noProof/>
         </w:rPr>
         <w:drawing>
-          <wp:anchor distT="0" distB="0" distL="114300" distR="114300" simplePos="0" relativeHeight="251663360" behindDoc="0" locked="0" layoutInCell="1" allowOverlap="1" wp14:anchorId="3807B34F" wp14:editId="2EC90D7E">
+          <wp:anchor distT="0" distB="0" distL="114300" distR="114300" simplePos="0" relativeHeight="251663360" behindDoc="0" locked="0" layoutInCell="1" allowOverlap="1" wp14:anchorId="3807B34F" wp14:editId="7B686428">
             <wp:simplePos x="0" y="0"/>
             <wp:positionH relativeFrom="column">
               <wp:posOffset>2324873</wp:posOffset>
@@ -23453,7 +23546,7 @@
           <w:noProof/>
         </w:rPr>
         <w:drawing>
-          <wp:anchor distT="0" distB="0" distL="114300" distR="114300" simplePos="0" relativeHeight="251665408" behindDoc="0" locked="0" layoutInCell="1" allowOverlap="1" wp14:anchorId="5735D04C" wp14:editId="016C320F">
+          <wp:anchor distT="0" distB="0" distL="114300" distR="114300" simplePos="0" relativeHeight="251665408" behindDoc="0" locked="0" layoutInCell="1" allowOverlap="1" wp14:anchorId="5735D04C" wp14:editId="49F948BD">
             <wp:simplePos x="0" y="0"/>
             <wp:positionH relativeFrom="column">
               <wp:posOffset>2459990</wp:posOffset>
@@ -23880,6 +23973,9 @@
         </w:drawing>
       </w:r>
       <w:r>
+        <w:rPr>
+          <w:noProof/>
+        </w:rPr>
         <w:drawing>
           <wp:anchor distT="0" distB="0" distL="114300" distR="114300" simplePos="0" relativeHeight="251667456" behindDoc="0" locked="0" layoutInCell="1" allowOverlap="1" wp14:anchorId="66CC9C12" wp14:editId="3619CF0C">
             <wp:simplePos x="0" y="0"/>
@@ -23965,6 +24061,9 @@
     </w:p>
     <w:p>
       <w:r>
+        <w:rPr>
+          <w:noProof/>
+        </w:rPr>
         <w:drawing>
           <wp:inline distT="0" distB="0" distL="0" distR="0" wp14:anchorId="1998B1B8" wp14:editId="0FA96EAF">
             <wp:extent cx="5317791" cy="3647661"/>
@@ -24004,6 +24103,9 @@
     </w:p>
     <w:p>
       <w:r>
+        <w:rPr>
+          <w:noProof/>
+        </w:rPr>
         <w:drawing>
           <wp:inline distT="0" distB="0" distL="0" distR="0" wp14:anchorId="5C317606" wp14:editId="7089AF06">
             <wp:extent cx="6115904" cy="3839111"/>
@@ -24049,6 +24151,9 @@
         <w:t xml:space="preserve">This is the code however it does not work and outputs this error. </w:t>
       </w:r>
       <w:r>
+        <w:rPr>
+          <w:noProof/>
+        </w:rPr>
         <w:drawing>
           <wp:inline distT="0" distB="0" distL="0" distR="0" wp14:anchorId="7A1872EB" wp14:editId="37414AB5">
             <wp:extent cx="6645910" cy="287020"/>
@@ -24092,6 +24197,9 @@
         <w:t xml:space="preserve"> I found out it was not connected properly and now there is a countdown, but the error still appears. The error came from this line </w:t>
       </w:r>
       <w:r>
+        <w:rPr>
+          <w:noProof/>
+        </w:rPr>
         <w:drawing>
           <wp:inline distT="0" distB="0" distL="0" distR="0" wp14:anchorId="563C7D16" wp14:editId="57A3B31C">
             <wp:extent cx="1888435" cy="152483"/>
@@ -24141,6 +24249,9 @@
         <w:t xml:space="preserve"> This is the new subroutine that is in the Timer code to change scene.</w:t>
       </w:r>
       <w:r>
+        <w:rPr>
+          <w:noProof/>
+        </w:rPr>
         <w:drawing>
           <wp:inline distT="0" distB="0" distL="0" distR="0" wp14:anchorId="18F36862" wp14:editId="4CF84228">
             <wp:extent cx="6363588" cy="3905795"/>
@@ -24196,6 +24307,9 @@
         <w:t xml:space="preserve"> </w:t>
       </w:r>
       <w:r>
+        <w:rPr>
+          <w:noProof/>
+        </w:rPr>
         <w:drawing>
           <wp:inline distT="0" distB="0" distL="0" distR="0" wp14:anchorId="220BEA54" wp14:editId="3E295C1A">
             <wp:extent cx="4934639" cy="1295581"/>
@@ -24949,7 +25063,6 @@
           <w:bCs/>
           <w:u w:val="single"/>
         </w:rPr>
-        <w:lastRenderedPageBreak/>
         <w:t>Stage 3a</w:t>
       </w:r>
       <w:r>
@@ -25010,6 +25123,9 @@
     </w:p>
     <w:p>
       <w:r>
+        <w:rPr>
+          <w:noProof/>
+        </w:rPr>
         <w:drawing>
           <wp:inline distT="0" distB="0" distL="0" distR="0" wp14:anchorId="70E6072D" wp14:editId="45AD1B69">
             <wp:extent cx="1783321" cy="2242159"/>
@@ -25047,6 +25163,9 @@
         </w:drawing>
       </w:r>
       <w:r>
+        <w:rPr>
+          <w:noProof/>
+        </w:rPr>
         <w:drawing>
           <wp:inline distT="0" distB="0" distL="0" distR="0" wp14:anchorId="5871218B" wp14:editId="75CC5C99">
             <wp:extent cx="1842694" cy="2242159"/>
@@ -25163,6 +25282,9 @@
         <w:t xml:space="preserve"> </w:t>
       </w:r>
       <w:r>
+        <w:rPr>
+          <w:noProof/>
+        </w:rPr>
         <w:drawing>
           <wp:inline distT="0" distB="0" distL="0" distR="0" wp14:anchorId="5E0FCCC8" wp14:editId="1F2FFB9C">
             <wp:extent cx="2324424" cy="476316"/>
@@ -25203,6 +25325,9 @@
         <w:t xml:space="preserve"> </w:t>
       </w:r>
       <w:r>
+        <w:rPr>
+          <w:noProof/>
+        </w:rPr>
         <w:drawing>
           <wp:inline distT="0" distB="0" distL="0" distR="0" wp14:anchorId="4E8FE419" wp14:editId="6AD0ACEE">
             <wp:extent cx="1841863" cy="579463"/>
@@ -25240,6 +25365,9 @@
         </w:drawing>
       </w:r>
       <w:r>
+        <w:rPr>
+          <w:noProof/>
+        </w:rPr>
         <w:drawing>
           <wp:inline distT="0" distB="0" distL="0" distR="0" wp14:anchorId="7D84226E" wp14:editId="7D253511">
             <wp:extent cx="2390235" cy="738051"/>
@@ -25284,6 +25412,9 @@
     </w:p>
     <w:p>
       <w:r>
+        <w:rPr>
+          <w:noProof/>
+        </w:rPr>
         <w:drawing>
           <wp:inline distT="0" distB="0" distL="0" distR="0" wp14:anchorId="32274C46" wp14:editId="3D45D91C">
             <wp:extent cx="4062549" cy="1989158"/>
@@ -25332,6 +25463,749 @@
     </w:p>
     <w:p>
       <w:pPr>
+        <w:pStyle w:val="Heading3"/>
+        <w:rPr>
+          <w:u w:val="single"/>
+        </w:rPr>
+      </w:pPr>
+      <w:r>
+        <w:rPr>
+          <w:u w:val="single"/>
+        </w:rPr>
+        <w:t>Tests:</w:t>
+      </w:r>
+    </w:p>
+    <w:tbl>
+      <w:tblPr>
+        <w:tblStyle w:val="TableGrid"/>
+        <w:tblW w:w="10466" w:type="dxa"/>
+        <w:tblInd w:w="-14" w:type="dxa"/>
+        <w:tblLayout w:type="fixed"/>
+        <w:tblCellMar>
+          <w:left w:w="105" w:type="dxa"/>
+          <w:right w:w="105" w:type="dxa"/>
+        </w:tblCellMar>
+        <w:tblLook w:val="04A0" w:firstRow="1" w:lastRow="0" w:firstColumn="1" w:lastColumn="0" w:noHBand="0" w:noVBand="1"/>
+      </w:tblPr>
+      <w:tblGrid>
+        <w:gridCol w:w="701"/>
+        <w:gridCol w:w="2561"/>
+        <w:gridCol w:w="1632"/>
+        <w:gridCol w:w="2060"/>
+        <w:gridCol w:w="1846"/>
+        <w:gridCol w:w="1666"/>
+      </w:tblGrid>
+      <w:tr>
+        <w:trPr>
+          <w:trHeight w:val="300"/>
+        </w:trPr>
+        <w:tc>
+          <w:tcPr>
+            <w:tcW w:w="701" w:type="dxa"/>
+            <w:tcBorders>
+              <w:top w:val="single" w:sz="6" w:space="0" w:color="000000"/>
+              <w:left w:val="single" w:sz="6" w:space="0" w:color="000000"/>
+            </w:tcBorders>
+          </w:tcPr>
+          <w:p>
+            <w:pPr>
+              <w:spacing w:after="333" w:line="247" w:lineRule="auto"/>
+              <w:ind w:hanging="10"/>
+              <w:rPr>
+                <w:rFonts w:ascii="Calibri" w:eastAsia="Calibri" w:hAnsi="Calibri" w:cs="Calibri"/>
+                <w:b/>
+                <w:bCs/>
+                <w:color w:val="000000" w:themeColor="text1"/>
+                <w:sz w:val="22"/>
+                <w:szCs w:val="22"/>
+              </w:rPr>
+            </w:pPr>
+            <w:r>
+              <w:rPr>
+                <w:rFonts w:ascii="Calibri" w:eastAsia="Calibri" w:hAnsi="Calibri" w:cs="Calibri"/>
+                <w:b/>
+                <w:bCs/>
+                <w:color w:val="000000" w:themeColor="text1"/>
+                <w:sz w:val="22"/>
+                <w:szCs w:val="22"/>
+              </w:rPr>
+              <w:t>Test No.</w:t>
+            </w:r>
+          </w:p>
+        </w:tc>
+        <w:tc>
+          <w:tcPr>
+            <w:tcW w:w="2561" w:type="dxa"/>
+            <w:tcBorders>
+              <w:top w:val="single" w:sz="6" w:space="0" w:color="000000"/>
+            </w:tcBorders>
+          </w:tcPr>
+          <w:p>
+            <w:pPr>
+              <w:spacing w:after="333" w:line="247" w:lineRule="auto"/>
+              <w:ind w:hanging="10"/>
+              <w:rPr>
+                <w:rFonts w:ascii="Calibri" w:eastAsia="Calibri" w:hAnsi="Calibri" w:cs="Calibri"/>
+                <w:b/>
+                <w:bCs/>
+                <w:color w:val="000000" w:themeColor="text1"/>
+                <w:sz w:val="22"/>
+                <w:szCs w:val="22"/>
+              </w:rPr>
+            </w:pPr>
+            <w:r>
+              <w:rPr>
+                <w:rFonts w:ascii="Calibri" w:eastAsia="Calibri" w:hAnsi="Calibri" w:cs="Calibri"/>
+                <w:b/>
+                <w:bCs/>
+                <w:color w:val="000000" w:themeColor="text1"/>
+                <w:sz w:val="22"/>
+                <w:szCs w:val="22"/>
+              </w:rPr>
+              <w:t>Description</w:t>
+            </w:r>
+          </w:p>
+        </w:tc>
+        <w:tc>
+          <w:tcPr>
+            <w:tcW w:w="1632" w:type="dxa"/>
+            <w:tcBorders>
+              <w:top w:val="single" w:sz="6" w:space="0" w:color="000000"/>
+            </w:tcBorders>
+          </w:tcPr>
+          <w:p>
+            <w:pPr>
+              <w:spacing w:after="333" w:line="247" w:lineRule="auto"/>
+              <w:ind w:hanging="10"/>
+              <w:rPr>
+                <w:rFonts w:ascii="Calibri" w:eastAsia="Calibri" w:hAnsi="Calibri" w:cs="Calibri"/>
+                <w:b/>
+                <w:bCs/>
+                <w:color w:val="000000" w:themeColor="text1"/>
+                <w:sz w:val="22"/>
+                <w:szCs w:val="22"/>
+              </w:rPr>
+            </w:pPr>
+            <w:r>
+              <w:rPr>
+                <w:rFonts w:ascii="Calibri" w:eastAsia="Calibri" w:hAnsi="Calibri" w:cs="Calibri"/>
+                <w:b/>
+                <w:bCs/>
+                <w:color w:val="000000" w:themeColor="text1"/>
+                <w:sz w:val="22"/>
+                <w:szCs w:val="22"/>
+              </w:rPr>
+              <w:t>Test data</w:t>
+            </w:r>
+          </w:p>
+        </w:tc>
+        <w:tc>
+          <w:tcPr>
+            <w:tcW w:w="2060" w:type="dxa"/>
+            <w:tcBorders>
+              <w:top w:val="single" w:sz="6" w:space="0" w:color="000000"/>
+            </w:tcBorders>
+          </w:tcPr>
+          <w:p>
+            <w:pPr>
+              <w:spacing w:after="333" w:line="247" w:lineRule="auto"/>
+              <w:ind w:hanging="10"/>
+              <w:rPr>
+                <w:rFonts w:ascii="Calibri" w:eastAsia="Calibri" w:hAnsi="Calibri" w:cs="Calibri"/>
+                <w:b/>
+                <w:bCs/>
+                <w:color w:val="000000" w:themeColor="text1"/>
+                <w:sz w:val="22"/>
+                <w:szCs w:val="22"/>
+              </w:rPr>
+            </w:pPr>
+            <w:r>
+              <w:rPr>
+                <w:rFonts w:ascii="Calibri" w:eastAsia="Calibri" w:hAnsi="Calibri" w:cs="Calibri"/>
+                <w:b/>
+                <w:bCs/>
+                <w:color w:val="000000" w:themeColor="text1"/>
+                <w:sz w:val="22"/>
+                <w:szCs w:val="22"/>
+              </w:rPr>
+              <w:t>Expected Result</w:t>
+            </w:r>
+          </w:p>
+        </w:tc>
+        <w:tc>
+          <w:tcPr>
+            <w:tcW w:w="1846" w:type="dxa"/>
+            <w:tcBorders>
+              <w:top w:val="single" w:sz="6" w:space="0" w:color="000000"/>
+            </w:tcBorders>
+          </w:tcPr>
+          <w:p>
+            <w:pPr>
+              <w:spacing w:after="333" w:line="247" w:lineRule="auto"/>
+              <w:ind w:left="10" w:hanging="10"/>
+              <w:rPr>
+                <w:rFonts w:ascii="Calibri" w:eastAsia="Calibri" w:hAnsi="Calibri" w:cs="Calibri"/>
+                <w:b/>
+                <w:bCs/>
+                <w:color w:val="000000" w:themeColor="text1"/>
+                <w:sz w:val="22"/>
+                <w:szCs w:val="22"/>
+              </w:rPr>
+            </w:pPr>
+            <w:r>
+              <w:rPr>
+                <w:rFonts w:ascii="Calibri" w:eastAsia="Calibri" w:hAnsi="Calibri" w:cs="Calibri"/>
+                <w:b/>
+                <w:bCs/>
+                <w:color w:val="000000" w:themeColor="text1"/>
+                <w:sz w:val="22"/>
+                <w:szCs w:val="22"/>
+              </w:rPr>
+              <w:t>Justification</w:t>
+            </w:r>
+          </w:p>
+        </w:tc>
+        <w:tc>
+          <w:tcPr>
+            <w:tcW w:w="1666" w:type="dxa"/>
+            <w:tcBorders>
+              <w:top w:val="single" w:sz="6" w:space="0" w:color="000000"/>
+              <w:right w:val="single" w:sz="6" w:space="0" w:color="000000"/>
+            </w:tcBorders>
+          </w:tcPr>
+          <w:p>
+            <w:pPr>
+              <w:spacing w:after="333" w:line="247" w:lineRule="auto"/>
+              <w:ind w:hanging="10"/>
+              <w:rPr>
+                <w:rFonts w:ascii="Calibri" w:eastAsia="Calibri" w:hAnsi="Calibri" w:cs="Calibri"/>
+                <w:b/>
+                <w:bCs/>
+                <w:color w:val="000000" w:themeColor="text1"/>
+                <w:sz w:val="22"/>
+                <w:szCs w:val="22"/>
+              </w:rPr>
+            </w:pPr>
+            <w:r>
+              <w:rPr>
+                <w:rFonts w:ascii="Calibri" w:eastAsia="Calibri" w:hAnsi="Calibri" w:cs="Calibri"/>
+                <w:b/>
+                <w:bCs/>
+                <w:color w:val="000000" w:themeColor="text1"/>
+                <w:sz w:val="22"/>
+                <w:szCs w:val="22"/>
+              </w:rPr>
+              <w:t>Actual result</w:t>
+            </w:r>
+          </w:p>
+        </w:tc>
+      </w:tr>
+      <w:tr>
+        <w:trPr>
+          <w:trHeight w:val="300"/>
+        </w:trPr>
+        <w:tc>
+          <w:tcPr>
+            <w:tcW w:w="701" w:type="dxa"/>
+            <w:tcBorders>
+              <w:left w:val="single" w:sz="6" w:space="0" w:color="000000"/>
+            </w:tcBorders>
+          </w:tcPr>
+          <w:p>
+            <w:pPr>
+              <w:spacing w:after="333" w:line="247" w:lineRule="auto"/>
+              <w:ind w:hanging="10"/>
+              <w:rPr>
+                <w:rFonts w:ascii="Calibri" w:eastAsia="Calibri" w:hAnsi="Calibri" w:cs="Calibri"/>
+                <w:b/>
+                <w:bCs/>
+                <w:color w:val="000000" w:themeColor="text1"/>
+                <w:sz w:val="20"/>
+                <w:szCs w:val="20"/>
+              </w:rPr>
+            </w:pPr>
+            <w:r>
+              <w:rPr>
+                <w:rFonts w:ascii="Calibri" w:eastAsia="Calibri" w:hAnsi="Calibri" w:cs="Calibri"/>
+                <w:b/>
+                <w:bCs/>
+                <w:color w:val="000000" w:themeColor="text1"/>
+                <w:sz w:val="20"/>
+                <w:szCs w:val="20"/>
+              </w:rPr>
+              <w:t>a</w:t>
+            </w:r>
+          </w:p>
+        </w:tc>
+        <w:tc>
+          <w:tcPr>
+            <w:tcW w:w="2561" w:type="dxa"/>
+          </w:tcPr>
+          <w:p>
+            <w:pPr>
+              <w:spacing w:after="333" w:line="247" w:lineRule="auto"/>
+              <w:ind w:hanging="10"/>
+              <w:rPr>
+                <w:rFonts w:ascii="Calibri" w:eastAsia="Calibri" w:hAnsi="Calibri" w:cs="Calibri"/>
+                <w:b/>
+                <w:bCs/>
+                <w:color w:val="000000" w:themeColor="text1"/>
+                <w:sz w:val="20"/>
+                <w:szCs w:val="20"/>
+              </w:rPr>
+            </w:pPr>
+            <w:r>
+              <w:rPr>
+                <w:rFonts w:ascii="Calibri" w:eastAsia="Calibri" w:hAnsi="Calibri" w:cs="Calibri"/>
+                <w:b/>
+                <w:bCs/>
+                <w:color w:val="000000" w:themeColor="text1"/>
+                <w:sz w:val="20"/>
+                <w:szCs w:val="20"/>
+              </w:rPr>
+              <w:t>Does a score number appear?</w:t>
+            </w:r>
+          </w:p>
+        </w:tc>
+        <w:tc>
+          <w:tcPr>
+            <w:tcW w:w="1632" w:type="dxa"/>
+          </w:tcPr>
+          <w:p>
+            <w:pPr>
+              <w:spacing w:after="333" w:line="247" w:lineRule="auto"/>
+              <w:ind w:hanging="10"/>
+              <w:rPr>
+                <w:rFonts w:ascii="Calibri" w:eastAsia="Calibri" w:hAnsi="Calibri" w:cs="Calibri"/>
+                <w:b/>
+                <w:bCs/>
+                <w:color w:val="000000" w:themeColor="text1"/>
+                <w:sz w:val="20"/>
+                <w:szCs w:val="20"/>
+              </w:rPr>
+            </w:pPr>
+            <w:r>
+              <w:rPr>
+                <w:rFonts w:ascii="Calibri" w:eastAsia="Calibri" w:hAnsi="Calibri" w:cs="Calibri"/>
+                <w:b/>
+                <w:bCs/>
+                <w:color w:val="000000" w:themeColor="text1"/>
+                <w:sz w:val="20"/>
+                <w:szCs w:val="20"/>
+              </w:rPr>
+              <w:t>Run program and press the “start” button</w:t>
+            </w:r>
+          </w:p>
+        </w:tc>
+        <w:tc>
+          <w:tcPr>
+            <w:tcW w:w="2060" w:type="dxa"/>
+          </w:tcPr>
+          <w:p>
+            <w:pPr>
+              <w:spacing w:after="333" w:line="247" w:lineRule="auto"/>
+              <w:ind w:hanging="10"/>
+              <w:rPr>
+                <w:rFonts w:ascii="Calibri" w:eastAsia="Calibri" w:hAnsi="Calibri" w:cs="Calibri"/>
+                <w:b/>
+                <w:bCs/>
+                <w:color w:val="000000" w:themeColor="text1"/>
+                <w:sz w:val="20"/>
+                <w:szCs w:val="20"/>
+              </w:rPr>
+            </w:pPr>
+            <w:r>
+              <w:rPr>
+                <w:rFonts w:ascii="Calibri" w:eastAsia="Calibri" w:hAnsi="Calibri" w:cs="Calibri"/>
+                <w:b/>
+                <w:bCs/>
+                <w:color w:val="000000" w:themeColor="text1"/>
+                <w:sz w:val="20"/>
+                <w:szCs w:val="20"/>
+              </w:rPr>
+              <w:t>The integer 0 appears</w:t>
+            </w:r>
+          </w:p>
+        </w:tc>
+        <w:tc>
+          <w:tcPr>
+            <w:tcW w:w="1846" w:type="dxa"/>
+          </w:tcPr>
+          <w:p>
+            <w:pPr>
+              <w:spacing w:after="333" w:line="247" w:lineRule="auto"/>
+              <w:ind w:left="10" w:hanging="10"/>
+              <w:rPr>
+                <w:rFonts w:ascii="Calibri" w:eastAsia="Calibri" w:hAnsi="Calibri" w:cs="Calibri"/>
+                <w:b/>
+                <w:bCs/>
+                <w:color w:val="000000" w:themeColor="text1"/>
+                <w:sz w:val="20"/>
+                <w:szCs w:val="20"/>
+              </w:rPr>
+            </w:pPr>
+            <w:r>
+              <w:rPr>
+                <w:rFonts w:ascii="Calibri" w:eastAsia="Calibri" w:hAnsi="Calibri" w:cs="Calibri"/>
+                <w:b/>
+                <w:bCs/>
+                <w:color w:val="000000" w:themeColor="text1"/>
+                <w:sz w:val="20"/>
+                <w:szCs w:val="20"/>
+              </w:rPr>
+              <w:t>To check if the text object has properly connected with the global integer for score</w:t>
+            </w:r>
+          </w:p>
+        </w:tc>
+        <w:tc>
+          <w:tcPr>
+            <w:tcW w:w="1666" w:type="dxa"/>
+            <w:tcBorders>
+              <w:right w:val="single" w:sz="6" w:space="0" w:color="000000"/>
+            </w:tcBorders>
+          </w:tcPr>
+          <w:p>
+            <w:pPr>
+              <w:spacing w:after="333" w:line="247" w:lineRule="auto"/>
+              <w:ind w:hanging="10"/>
+              <w:rPr>
+                <w:rFonts w:ascii="Calibri" w:eastAsia="Calibri" w:hAnsi="Calibri" w:cs="Calibri"/>
+                <w:b/>
+                <w:bCs/>
+                <w:color w:val="000000" w:themeColor="text1"/>
+                <w:sz w:val="22"/>
+                <w:szCs w:val="22"/>
+              </w:rPr>
+            </w:pPr>
+            <w:r>
+              <w:rPr>
+                <w:rFonts w:ascii="Calibri" w:eastAsia="Calibri" w:hAnsi="Calibri" w:cs="Calibri"/>
+                <w:b/>
+                <w:bCs/>
+                <w:color w:val="000000" w:themeColor="text1"/>
+                <w:sz w:val="22"/>
+                <w:szCs w:val="22"/>
+              </w:rPr>
+              <w:t xml:space="preserve">Yes, the score appears and starts at zero. </w:t>
+            </w:r>
+            <w:r>
+              <w:rPr>
+                <w:rFonts w:ascii="Calibri" w:eastAsia="Calibri" w:hAnsi="Calibri" w:cs="Calibri"/>
+                <w:b/>
+                <w:bCs/>
+                <w:color w:val="000000" w:themeColor="text1"/>
+                <w:sz w:val="22"/>
+                <w:szCs w:val="22"/>
+              </w:rPr>
+              <w:t>015. score updating attempt 1</w:t>
+            </w:r>
+          </w:p>
+        </w:tc>
+      </w:tr>
+      <w:tr>
+        <w:trPr>
+          <w:trHeight w:val="300"/>
+        </w:trPr>
+        <w:tc>
+          <w:tcPr>
+            <w:tcW w:w="701" w:type="dxa"/>
+            <w:tcBorders>
+              <w:left w:val="single" w:sz="6" w:space="0" w:color="000000"/>
+            </w:tcBorders>
+          </w:tcPr>
+          <w:p>
+            <w:pPr>
+              <w:spacing w:after="333" w:line="247" w:lineRule="auto"/>
+              <w:ind w:hanging="10"/>
+              <w:rPr>
+                <w:rFonts w:ascii="Calibri" w:eastAsia="Calibri" w:hAnsi="Calibri" w:cs="Calibri"/>
+                <w:b/>
+                <w:bCs/>
+                <w:color w:val="000000" w:themeColor="text1"/>
+                <w:sz w:val="20"/>
+                <w:szCs w:val="20"/>
+              </w:rPr>
+            </w:pPr>
+            <w:r>
+              <w:rPr>
+                <w:rFonts w:ascii="Calibri" w:eastAsia="Calibri" w:hAnsi="Calibri" w:cs="Calibri"/>
+                <w:b/>
+                <w:bCs/>
+                <w:color w:val="000000" w:themeColor="text1"/>
+                <w:sz w:val="20"/>
+                <w:szCs w:val="20"/>
+              </w:rPr>
+              <w:t>b</w:t>
+            </w:r>
+          </w:p>
+        </w:tc>
+        <w:tc>
+          <w:tcPr>
+            <w:tcW w:w="2561" w:type="dxa"/>
+          </w:tcPr>
+          <w:p>
+            <w:pPr>
+              <w:spacing w:after="333" w:line="247" w:lineRule="auto"/>
+              <w:ind w:hanging="10"/>
+              <w:rPr>
+                <w:rFonts w:ascii="Calibri" w:eastAsia="Calibri" w:hAnsi="Calibri" w:cs="Calibri"/>
+                <w:b/>
+                <w:bCs/>
+                <w:color w:val="000000" w:themeColor="text1"/>
+                <w:sz w:val="20"/>
+                <w:szCs w:val="20"/>
+              </w:rPr>
+            </w:pPr>
+            <w:r>
+              <w:rPr>
+                <w:rFonts w:ascii="Calibri" w:eastAsia="Calibri" w:hAnsi="Calibri" w:cs="Calibri"/>
+                <w:b/>
+                <w:bCs/>
+                <w:color w:val="000000" w:themeColor="text1"/>
+                <w:sz w:val="20"/>
+                <w:szCs w:val="20"/>
+              </w:rPr>
+              <w:t>Does the score number increase when interacting with the robots?</w:t>
+            </w:r>
+          </w:p>
+        </w:tc>
+        <w:tc>
+          <w:tcPr>
+            <w:tcW w:w="1632" w:type="dxa"/>
+          </w:tcPr>
+          <w:p>
+            <w:pPr>
+              <w:spacing w:after="333" w:line="247" w:lineRule="auto"/>
+              <w:ind w:hanging="10"/>
+              <w:rPr>
+                <w:rFonts w:ascii="Calibri" w:eastAsia="Calibri" w:hAnsi="Calibri" w:cs="Calibri"/>
+                <w:b/>
+                <w:bCs/>
+                <w:color w:val="000000" w:themeColor="text1"/>
+                <w:sz w:val="20"/>
+                <w:szCs w:val="20"/>
+              </w:rPr>
+            </w:pPr>
+            <w:r>
+              <w:rPr>
+                <w:rFonts w:ascii="Calibri" w:eastAsia="Calibri" w:hAnsi="Calibri" w:cs="Calibri"/>
+                <w:b/>
+                <w:bCs/>
+                <w:color w:val="000000" w:themeColor="text1"/>
+                <w:sz w:val="20"/>
+                <w:szCs w:val="20"/>
+              </w:rPr>
+              <w:t>Run program, press the “start” button and click the robot</w:t>
+            </w:r>
+          </w:p>
+        </w:tc>
+        <w:tc>
+          <w:tcPr>
+            <w:tcW w:w="2060" w:type="dxa"/>
+          </w:tcPr>
+          <w:p>
+            <w:pPr>
+              <w:spacing w:after="333" w:line="247" w:lineRule="auto"/>
+              <w:ind w:hanging="10"/>
+              <w:rPr>
+                <w:rFonts w:ascii="Calibri" w:eastAsia="Calibri" w:hAnsi="Calibri" w:cs="Calibri"/>
+                <w:b/>
+                <w:bCs/>
+                <w:color w:val="000000" w:themeColor="text1"/>
+                <w:sz w:val="20"/>
+                <w:szCs w:val="20"/>
+              </w:rPr>
+            </w:pPr>
+            <w:r>
+              <w:rPr>
+                <w:rFonts w:ascii="Calibri" w:eastAsia="Calibri" w:hAnsi="Calibri" w:cs="Calibri"/>
+                <w:b/>
+                <w:bCs/>
+                <w:color w:val="000000" w:themeColor="text1"/>
+                <w:sz w:val="20"/>
+                <w:szCs w:val="20"/>
+              </w:rPr>
+              <w:t>The score increases by 5</w:t>
+            </w:r>
+          </w:p>
+        </w:tc>
+        <w:tc>
+          <w:tcPr>
+            <w:tcW w:w="1846" w:type="dxa"/>
+          </w:tcPr>
+          <w:p>
+            <w:pPr>
+              <w:spacing w:after="333" w:line="247" w:lineRule="auto"/>
+              <w:ind w:left="10" w:hanging="10"/>
+              <w:rPr>
+                <w:rFonts w:ascii="Calibri" w:eastAsia="Calibri" w:hAnsi="Calibri" w:cs="Calibri"/>
+                <w:b/>
+                <w:bCs/>
+                <w:color w:val="000000" w:themeColor="text1"/>
+                <w:sz w:val="20"/>
+                <w:szCs w:val="20"/>
+              </w:rPr>
+            </w:pPr>
+            <w:r>
+              <w:rPr>
+                <w:rFonts w:ascii="Calibri" w:eastAsia="Calibri" w:hAnsi="Calibri" w:cs="Calibri"/>
+                <w:b/>
+                <w:bCs/>
+                <w:color w:val="000000" w:themeColor="text1"/>
+                <w:sz w:val="20"/>
+                <w:szCs w:val="20"/>
+              </w:rPr>
+              <w:t>To check if the global integers can be updated by the actions in the game scene</w:t>
+            </w:r>
+          </w:p>
+        </w:tc>
+        <w:tc>
+          <w:tcPr>
+            <w:tcW w:w="1666" w:type="dxa"/>
+            <w:tcBorders>
+              <w:right w:val="single" w:sz="6" w:space="0" w:color="000000"/>
+            </w:tcBorders>
+          </w:tcPr>
+          <w:p>
+            <w:pPr>
+              <w:spacing w:after="333" w:line="247" w:lineRule="auto"/>
+              <w:ind w:hanging="10"/>
+              <w:rPr>
+                <w:rFonts w:ascii="Calibri" w:eastAsia="Calibri" w:hAnsi="Calibri" w:cs="Calibri"/>
+                <w:b/>
+                <w:bCs/>
+                <w:color w:val="000000" w:themeColor="text1"/>
+                <w:sz w:val="22"/>
+                <w:szCs w:val="22"/>
+              </w:rPr>
+            </w:pPr>
+            <w:r>
+              <w:rPr>
+                <w:rFonts w:ascii="Calibri" w:eastAsia="Calibri" w:hAnsi="Calibri" w:cs="Calibri"/>
+                <w:b/>
+                <w:bCs/>
+                <w:color w:val="000000" w:themeColor="text1"/>
+                <w:sz w:val="22"/>
+                <w:szCs w:val="22"/>
+              </w:rPr>
+              <w:t>Yes, when clicking a robot, the score increases by 5.</w:t>
+            </w:r>
+          </w:p>
+        </w:tc>
+      </w:tr>
+    </w:tbl>
+    <w:p/>
+    <w:p>
+      <w:pPr>
+        <w:pStyle w:val="Heading2"/>
+        <w:rPr>
+          <w:b/>
+          <w:bCs/>
+          <w:u w:val="single"/>
+        </w:rPr>
+      </w:pPr>
+      <w:r>
+        <w:rPr>
+          <w:b/>
+          <w:bCs/>
+          <w:u w:val="single"/>
+        </w:rPr>
+        <w:t>Stage 3b: High Score:</w:t>
+      </w:r>
+    </w:p>
+    <w:p>
+      <w:pPr>
+        <w:pStyle w:val="Heading3"/>
+      </w:pPr>
+      <w:r>
+        <w:t>Design:</w:t>
+      </w:r>
+    </w:p>
+    <w:p>
+      <w:r>
+        <w:t xml:space="preserve">The high score </w:t>
+      </w:r>
+      <w:r>
+        <w:t>doesn’t require</w:t>
+      </w:r>
+      <w:r>
+        <w:t xml:space="preserve"> any complex code so I will design it with a flowchart.</w:t>
+      </w:r>
+      <w:r>
+        <w:t xml:space="preserve"> The high score </w:t>
+      </w:r>
+    </w:p>
+    <w:p>
+      <w:r>
+        <w:drawing>
+          <wp:anchor distT="0" distB="0" distL="114300" distR="114300" simplePos="0" relativeHeight="251670528" behindDoc="0" locked="0" layoutInCell="1" allowOverlap="1" wp14:anchorId="7700B147" wp14:editId="41BFE386">
+            <wp:simplePos x="0" y="0"/>
+            <wp:positionH relativeFrom="column">
+              <wp:posOffset>3658</wp:posOffset>
+            </wp:positionH>
+            <wp:positionV relativeFrom="paragraph">
+              <wp:posOffset>686</wp:posOffset>
+            </wp:positionV>
+            <wp:extent cx="2009553" cy="1695560"/>
+            <wp:effectExtent l="0" t="0" r="0" b="0"/>
+            <wp:wrapSquare wrapText="bothSides"/>
+            <wp:docPr id="412578387" name="Picture 1"/>
+            <wp:cNvGraphicFramePr>
+              <a:graphicFrameLocks xmlns:a="http://schemas.openxmlformats.org/drawingml/2006/main" noChangeAspect="1"/>
+            </wp:cNvGraphicFramePr>
+            <a:graphic xmlns:a="http://schemas.openxmlformats.org/drawingml/2006/main">
+              <a:graphicData uri="http://schemas.openxmlformats.org/drawingml/2006/picture">
+                <pic:pic xmlns:pic="http://schemas.openxmlformats.org/drawingml/2006/picture">
+                  <pic:nvPicPr>
+                    <pic:cNvPr id="412578387" name=""/>
+                    <pic:cNvPicPr/>
+                  </pic:nvPicPr>
+                  <pic:blipFill>
+                    <a:blip r:embed="rId115" cstate="print">
+                      <a:extLst>
+                        <a:ext uri="{28A0092B-C50C-407E-A947-70E740481C1C}">
+                          <a14:useLocalDpi xmlns:a14="http://schemas.microsoft.com/office/drawing/2010/main" val="0"/>
+                        </a:ext>
+                      </a:extLst>
+                    </a:blip>
+                    <a:stretch>
+                      <a:fillRect/>
+                    </a:stretch>
+                  </pic:blipFill>
+                  <pic:spPr>
+                    <a:xfrm>
+                      <a:off x="0" y="0"/>
+                      <a:ext cx="2009553" cy="1695560"/>
+                    </a:xfrm>
+                    <a:prstGeom prst="rect">
+                      <a:avLst/>
+                    </a:prstGeom>
+                  </pic:spPr>
+                </pic:pic>
+              </a:graphicData>
+            </a:graphic>
+          </wp:anchor>
+        </w:drawing>
+      </w:r>
+      <w:r>
+        <w:t>label will placed in a control node like previously seen with the score and the timer.</w:t>
+      </w:r>
+    </w:p>
+    <w:p/>
+    <w:p/>
+    <w:p>
+      <w:pPr>
+        <w:pStyle w:val="Heading1"/>
+        <w:jc w:val="center"/>
+        <w:rPr>
+          <w:b/>
+          <w:bCs/>
+          <w:u w:val="single"/>
+        </w:rPr>
+      </w:pPr>
+    </w:p>
+    <w:p>
+      <w:pPr>
         <w:pStyle w:val="Heading1"/>
         <w:jc w:val="center"/>
       </w:pPr>
@@ -25341,7 +26215,6 @@
           <w:bCs/>
           <w:u w:val="single"/>
         </w:rPr>
-        <w:lastRenderedPageBreak/>
         <w:t>Data Dictionary</w:t>
       </w:r>
     </w:p>
@@ -25469,7 +26342,7 @@
       <w:r>
         <w:t xml:space="preserve">Mouse inputs are from: </w:t>
       </w:r>
-      <w:hyperlink r:id="rId115">
+      <w:hyperlink r:id="rId116">
         <w:r>
           <w:rPr>
             <w:rStyle w:val="Hyperlink"/>
@@ -25482,7 +26355,7 @@
       <w:r>
         <w:t xml:space="preserve">Arrays are from </w:t>
       </w:r>
-      <w:hyperlink r:id="rId116">
+      <w:hyperlink r:id="rId117">
         <w:r>
           <w:rPr>
             <w:rStyle w:val="Hyperlink"/>
@@ -25495,7 +26368,7 @@
       <w:r>
         <w:t xml:space="preserve">input_event </w:t>
       </w:r>
-      <w:hyperlink r:id="rId117">
+      <w:hyperlink r:id="rId118">
         <w:r>
           <w:rPr>
             <w:rStyle w:val="Hyperlink"/>
@@ -25508,7 +26381,7 @@
       <w:r>
         <w:t xml:space="preserve">encapsulation </w:t>
       </w:r>
-      <w:hyperlink r:id="rId118" w:history="1">
+      <w:hyperlink r:id="rId119" w:history="1">
         <w:r>
           <w:rPr>
             <w:rStyle w:val="Hyperlink"/>
@@ -25521,7 +26394,7 @@
       <w:r>
         <w:t xml:space="preserve">Timer </w:t>
       </w:r>
-      <w:hyperlink r:id="rId119" w:history="1">
+      <w:hyperlink r:id="rId120" w:history="1">
         <w:r>
           <w:rPr>
             <w:rStyle w:val="Hyperlink"/>
@@ -27701,6 +28574,7 @@
   <w:style w:type="character" w:default="1" w:styleId="DefaultParagraphFont">
     <w:name w:val="Default Paragraph Font"/>
     <w:uiPriority w:val="1"/>
+    <w:semiHidden/>
     <w:unhideWhenUsed/>
   </w:style>
   <w:style w:type="table" w:default="1" w:styleId="TableNormal">

--- a/Course work Computer Science.docx
+++ b/Course work Computer Science.docx
@@ -17787,6 +17787,7 @@
         <w:rPr>
           <w:u w:val="single"/>
         </w:rPr>
+        <w:lastRenderedPageBreak/>
         <w:t>Development:</w:t>
       </w:r>
     </w:p>
@@ -17952,6 +17953,7 @@
         <w:rPr>
           <w:noProof/>
         </w:rPr>
+        <w:lastRenderedPageBreak/>
         <w:drawing>
           <wp:inline distT="0" distB="0" distL="0" distR="0" wp14:anchorId="1A91BCBF" wp14:editId="6402BA6F">
             <wp:extent cx="1419225" cy="2809875"/>
@@ -18821,6 +18823,7 @@
           <w:bCs/>
           <w:u w:val="single"/>
         </w:rPr>
+        <w:lastRenderedPageBreak/>
         <w:t>Stage 2a: Start menu:</w:t>
       </w:r>
     </w:p>
@@ -18853,7 +18856,6 @@
         <w:rPr>
           <w:noProof/>
         </w:rPr>
-        <w:lastRenderedPageBreak/>
         <w:drawing>
           <wp:inline distT="0" distB="0" distL="0" distR="0" wp14:anchorId="57B7265D" wp14:editId="2847A929">
             <wp:extent cx="3357880" cy="2962910"/>
@@ -19001,6 +19003,7 @@
         <w:rPr>
           <w:noProof/>
         </w:rPr>
+        <w:lastRenderedPageBreak/>
         <w:drawing>
           <wp:inline distT="0" distB="0" distL="0" distR="0" wp14:anchorId="1735FC3D" wp14:editId="0D1A7B04">
             <wp:extent cx="1143000" cy="619125"/>
@@ -19091,7 +19094,6 @@
         <w:rPr>
           <w:noProof/>
         </w:rPr>
-        <w:lastRenderedPageBreak/>
         <w:drawing>
           <wp:inline distT="0" distB="0" distL="0" distR="0" wp14:anchorId="7DE3450B" wp14:editId="12DCB6E7">
             <wp:extent cx="2019300" cy="409575"/>
@@ -19241,7 +19243,6 @@
         <w:pStyle w:val="Heading3"/>
       </w:pPr>
       <w:r>
-        <w:lastRenderedPageBreak/>
         <w:t>Tests</w:t>
       </w:r>
     </w:p>
@@ -20174,6 +20175,7 @@
     <w:p/>
     <w:p>
       <w:r>
+        <w:lastRenderedPageBreak/>
         <w:t xml:space="preserve">A large majority of the designing had to be done in the game script with creating a spawner that can be used for both robots and bombs and a timer. </w:t>
       </w:r>
     </w:p>
@@ -20283,6 +20285,7 @@
         <w:rPr>
           <w:noProof/>
         </w:rPr>
+        <w:lastRenderedPageBreak/>
         <w:drawing>
           <wp:inline distT="0" distB="0" distL="0" distR="0" wp14:anchorId="45F026FE" wp14:editId="2914A60E">
             <wp:extent cx="4316730" cy="2550160"/>
@@ -20390,6 +20393,7 @@
     </w:p>
     <w:p>
       <w:r>
+        <w:lastRenderedPageBreak/>
         <w:t xml:space="preserve"> </w:t>
       </w:r>
       <w:r>
@@ -20634,6 +20638,7 @@
         <w:rPr>
           <w:noProof/>
         </w:rPr>
+        <w:lastRenderedPageBreak/>
         <w:drawing>
           <wp:inline distT="0" distB="0" distL="0" distR="0" wp14:anchorId="4D33C409" wp14:editId="55F45E1E">
             <wp:extent cx="2421890" cy="2900045"/>
@@ -20773,6 +20778,7 @@
         <w:rPr>
           <w:noProof/>
         </w:rPr>
+        <w:lastRenderedPageBreak/>
         <w:drawing>
           <wp:inline distT="0" distB="0" distL="0" distR="0" wp14:anchorId="2D709D28" wp14:editId="5449C772">
             <wp:extent cx="3509010" cy="1929130"/>
@@ -21210,6 +21216,7 @@
     </w:p>
     <w:p>
       <w:r>
+        <w:lastRenderedPageBreak/>
         <w:t xml:space="preserve">error is most likely robotTemp being in speech marks. </w:t>
       </w:r>
       <w:r>
@@ -21654,6 +21661,7 @@
     <w:p/>
     <w:p>
       <w:r>
+        <w:lastRenderedPageBreak/>
         <w:t xml:space="preserve">The print is to check if the mouse entering the robot has an effect and if clicking the robot works. The test for this is called “008. Clicking robots attempt 2”. The program now detects if the mouse enters the robot but not if the mouse clicks the robot. I will make a small portion of code in _Process in Game to check if “left_click”, works at all. </w:t>
       </w:r>
     </w:p>
@@ -21991,7 +21999,7 @@
           <w:noProof/>
         </w:rPr>
         <w:drawing>
-          <wp:anchor distT="0" distB="0" distL="114300" distR="114300" simplePos="0" relativeHeight="251660288" behindDoc="0" locked="0" layoutInCell="1" allowOverlap="1" wp14:anchorId="738B34EA" wp14:editId="541DD899">
+          <wp:anchor distT="0" distB="0" distL="114300" distR="114300" simplePos="0" relativeHeight="251660288" behindDoc="0" locked="0" layoutInCell="1" allowOverlap="1" wp14:anchorId="738B34EA" wp14:editId="3F16800F">
             <wp:simplePos x="0" y="0"/>
             <wp:positionH relativeFrom="margin">
               <wp:posOffset>5405979</wp:posOffset>
@@ -22123,7 +22131,11 @@
         <w:t xml:space="preserve"> so I edited the flow chart.</w:t>
       </w:r>
       <w:r>
-        <w:t xml:space="preserve"> The test video is called “</w:t>
+        <w:t xml:space="preserve"> The test video is called </w:t>
+      </w:r>
+      <w:r>
+        <w:lastRenderedPageBreak/>
+        <w:t>“</w:t>
       </w:r>
       <w:r>
         <w:t>011. Robot self deletion attempt 1</w:t>
@@ -22152,7 +22164,7 @@
           <w:noProof/>
         </w:rPr>
         <w:drawing>
-          <wp:anchor distT="0" distB="0" distL="114300" distR="114300" simplePos="0" relativeHeight="251662336" behindDoc="0" locked="0" layoutInCell="1" allowOverlap="1" wp14:anchorId="7A4697E6" wp14:editId="6ED74924">
+          <wp:anchor distT="0" distB="0" distL="114300" distR="114300" simplePos="0" relativeHeight="251662336" behindDoc="0" locked="0" layoutInCell="1" allowOverlap="1" wp14:anchorId="7A4697E6" wp14:editId="68166B12">
             <wp:simplePos x="0" y="0"/>
             <wp:positionH relativeFrom="column">
               <wp:posOffset>3291840</wp:posOffset>
@@ -22312,7 +22324,7 @@
           <w:noProof/>
         </w:rPr>
         <w:drawing>
-          <wp:anchor distT="0" distB="0" distL="114300" distR="114300" simplePos="0" relativeHeight="251663360" behindDoc="0" locked="0" layoutInCell="1" allowOverlap="1" wp14:anchorId="3807B34F" wp14:editId="7B686428">
+          <wp:anchor distT="0" distB="0" distL="114300" distR="114300" simplePos="0" relativeHeight="251663360" behindDoc="0" locked="0" layoutInCell="1" allowOverlap="1" wp14:anchorId="3807B34F" wp14:editId="247643DE">
             <wp:simplePos x="0" y="0"/>
             <wp:positionH relativeFrom="column">
               <wp:posOffset>2324873</wp:posOffset>
@@ -22401,6 +22413,7 @@
         <w:rPr>
           <w:u w:val="single"/>
         </w:rPr>
+        <w:lastRenderedPageBreak/>
         <w:t>Tests:</w:t>
       </w:r>
     </w:p>
@@ -23545,8 +23558,9 @@
         <w:rPr>
           <w:noProof/>
         </w:rPr>
+        <w:lastRenderedPageBreak/>
         <w:drawing>
-          <wp:anchor distT="0" distB="0" distL="114300" distR="114300" simplePos="0" relativeHeight="251665408" behindDoc="0" locked="0" layoutInCell="1" allowOverlap="1" wp14:anchorId="5735D04C" wp14:editId="49F948BD">
+          <wp:anchor distT="0" distB="0" distL="114300" distR="114300" simplePos="0" relativeHeight="251665408" behindDoc="0" locked="0" layoutInCell="1" allowOverlap="1" wp14:anchorId="5735D04C" wp14:editId="58A747B1">
             <wp:simplePos x="0" y="0"/>
             <wp:positionH relativeFrom="column">
               <wp:posOffset>2459990</wp:posOffset>
@@ -24064,6 +24078,7 @@
         <w:rPr>
           <w:noProof/>
         </w:rPr>
+        <w:lastRenderedPageBreak/>
         <w:drawing>
           <wp:inline distT="0" distB="0" distL="0" distR="0" wp14:anchorId="1998B1B8" wp14:editId="0FA96EAF">
             <wp:extent cx="5317791" cy="3647661"/>
@@ -24237,7 +24252,11 @@
         </w:drawing>
       </w:r>
       <w:r>
-        <w:t xml:space="preserve"> so I have deleted it. The test video is called, “</w:t>
+        <w:t xml:space="preserve"> so I </w:t>
+      </w:r>
+      <w:r>
+        <w:lastRenderedPageBreak/>
+        <w:t>have deleted it. The test video is called, “</w:t>
       </w:r>
       <w:r>
         <w:t>013. 60 second timer</w:t>
@@ -24748,7 +24767,19 @@
                 <w:sz w:val="20"/>
                 <w:szCs w:val="20"/>
               </w:rPr>
-              <w:t>Can the timer variable be displayed correctly and decrease accurately to real life</w:t>
+              <w:t xml:space="preserve">Can the timer variable be displayed correctly and decrease </w:t>
+            </w:r>
+            <w:r>
+              <w:rPr>
+                <w:rFonts w:ascii="Calibri" w:eastAsia="Calibri" w:hAnsi="Calibri" w:cs="Calibri"/>
+                <w:b/>
+                <w:bCs/>
+                <w:color w:val="000000" w:themeColor="text1"/>
+                <w:sz w:val="20"/>
+                <w:szCs w:val="20"/>
+              </w:rPr>
+              <w:lastRenderedPageBreak/>
+              <w:t>accurately to real life</w:t>
             </w:r>
           </w:p>
         </w:tc>
@@ -24781,6 +24812,7 @@
                 <w:sz w:val="22"/>
                 <w:szCs w:val="22"/>
               </w:rPr>
+              <w:lastRenderedPageBreak/>
               <w:t xml:space="preserve">Yes, the timer is correctly displayed. </w:t>
             </w:r>
             <w:r>
@@ -25415,6 +25447,7 @@
         <w:rPr>
           <w:noProof/>
         </w:rPr>
+        <w:lastRenderedPageBreak/>
         <w:drawing>
           <wp:inline distT="0" distB="0" distL="0" distR="0" wp14:anchorId="32274C46" wp14:editId="3D45D91C">
             <wp:extent cx="4062549" cy="1989158"/>
@@ -26137,8 +26170,11 @@
     </w:p>
     <w:p>
       <w:r>
+        <w:rPr>
+          <w:noProof/>
+        </w:rPr>
         <w:drawing>
-          <wp:anchor distT="0" distB="0" distL="114300" distR="114300" simplePos="0" relativeHeight="251670528" behindDoc="0" locked="0" layoutInCell="1" allowOverlap="1" wp14:anchorId="7700B147" wp14:editId="41BFE386">
+          <wp:anchor distT="0" distB="0" distL="114300" distR="114300" simplePos="0" relativeHeight="251670528" behindDoc="0" locked="0" layoutInCell="1" allowOverlap="1" wp14:anchorId="7700B147" wp14:editId="4D267D71">
             <wp:simplePos x="0" y="0"/>
             <wp:positionH relativeFrom="column">
               <wp:posOffset>3658</wp:posOffset>
@@ -26188,21 +26224,478 @@
         </w:drawing>
       </w:r>
       <w:r>
-        <w:t>label will placed in a control node like previously seen with the score and the timer.</w:t>
+        <w:t>label will</w:t>
+      </w:r>
+      <w:r>
+        <w:t xml:space="preserve"> be</w:t>
+      </w:r>
+      <w:r>
+        <w:t xml:space="preserve"> placed in a control node like previously seen with the score and the timer.</w:t>
+      </w:r>
+      <w:r>
+        <w:t xml:space="preserve"> The control node is located within main menu</w:t>
       </w:r>
     </w:p>
     <w:p/>
     <w:p/>
+    <w:p/>
+    <w:p/>
     <w:p>
       <w:pPr>
-        <w:pStyle w:val="Heading1"/>
-        <w:jc w:val="center"/>
-        <w:rPr>
-          <w:b/>
-          <w:bCs/>
-          <w:u w:val="single"/>
-        </w:rPr>
+        <w:pStyle w:val="Heading3"/>
       </w:pPr>
+      <w:r>
+        <w:lastRenderedPageBreak/>
+        <w:t>Development:</w:t>
+      </w:r>
+    </w:p>
+    <w:p>
+      <w:r>
+        <w:t>What must be done first is creating the control node with a label as a child node and attach a script.</w:t>
+      </w:r>
+    </w:p>
+    <w:p>
+      <w:r>
+        <w:drawing>
+          <wp:inline distT="0" distB="0" distL="0" distR="0" wp14:anchorId="54746CCA" wp14:editId="117E7347">
+            <wp:extent cx="2276793" cy="485843"/>
+            <wp:effectExtent l="0" t="0" r="0" b="9525"/>
+            <wp:docPr id="379010813" name="Picture 1"/>
+            <wp:cNvGraphicFramePr>
+              <a:graphicFrameLocks xmlns:a="http://schemas.openxmlformats.org/drawingml/2006/main" noChangeAspect="1"/>
+            </wp:cNvGraphicFramePr>
+            <a:graphic xmlns:a="http://schemas.openxmlformats.org/drawingml/2006/main">
+              <a:graphicData uri="http://schemas.openxmlformats.org/drawingml/2006/picture">
+                <pic:pic xmlns:pic="http://schemas.openxmlformats.org/drawingml/2006/picture">
+                  <pic:nvPicPr>
+                    <pic:cNvPr id="379010813" name=""/>
+                    <pic:cNvPicPr/>
+                  </pic:nvPicPr>
+                  <pic:blipFill>
+                    <a:blip r:embed="rId116"/>
+                    <a:stretch>
+                      <a:fillRect/>
+                    </a:stretch>
+                  </pic:blipFill>
+                  <pic:spPr>
+                    <a:xfrm>
+                      <a:off x="0" y="0"/>
+                      <a:ext cx="2276793" cy="485843"/>
+                    </a:xfrm>
+                    <a:prstGeom prst="rect">
+                      <a:avLst/>
+                    </a:prstGeom>
+                  </pic:spPr>
+                </pic:pic>
+              </a:graphicData>
+            </a:graphic>
+          </wp:inline>
+        </w:drawing>
+      </w:r>
+      <w:r>
+        <w:t xml:space="preserve"> The next step is to add the code to the script which was designed in the flow chart.</w:t>
+      </w:r>
+    </w:p>
+    <w:p>
+      <w:pPr>
+        <w:rPr>
+          <w:noProof/>
+        </w:rPr>
+      </w:pPr>
+      <w:r>
+        <w:rPr>
+          <w:noProof/>
+        </w:rPr>
+        <w:t xml:space="preserve"> </w:t>
+      </w:r>
+      <w:r>
+        <w:drawing>
+          <wp:inline distT="0" distB="0" distL="0" distR="0" wp14:anchorId="6F53AB9A" wp14:editId="531BA20E">
+            <wp:extent cx="3481504" cy="2137272"/>
+            <wp:effectExtent l="0" t="0" r="5080" b="0"/>
+            <wp:docPr id="1750769744" name="Picture 1"/>
+            <wp:cNvGraphicFramePr>
+              <a:graphicFrameLocks xmlns:a="http://schemas.openxmlformats.org/drawingml/2006/main" noChangeAspect="1"/>
+            </wp:cNvGraphicFramePr>
+            <a:graphic xmlns:a="http://schemas.openxmlformats.org/drawingml/2006/main">
+              <a:graphicData uri="http://schemas.openxmlformats.org/drawingml/2006/picture">
+                <pic:pic xmlns:pic="http://schemas.openxmlformats.org/drawingml/2006/picture">
+                  <pic:nvPicPr>
+                    <pic:cNvPr id="1750769744" name=""/>
+                    <pic:cNvPicPr/>
+                  </pic:nvPicPr>
+                  <pic:blipFill>
+                    <a:blip r:embed="rId117"/>
+                    <a:stretch>
+                      <a:fillRect/>
+                    </a:stretch>
+                  </pic:blipFill>
+                  <pic:spPr>
+                    <a:xfrm>
+                      <a:off x="0" y="0"/>
+                      <a:ext cx="3493462" cy="2144613"/>
+                    </a:xfrm>
+                    <a:prstGeom prst="rect">
+                      <a:avLst/>
+                    </a:prstGeom>
+                  </pic:spPr>
+                </pic:pic>
+              </a:graphicData>
+            </a:graphic>
+          </wp:inline>
+        </w:drawing>
+      </w:r>
+      <w:r>
+        <w:rPr>
+          <w:noProof/>
+        </w:rPr>
+        <w:t xml:space="preserve"> To test if it works I will run the code and see if it outputs zero, then play the game and see if the high score changes. </w:t>
+      </w:r>
+      <w:r>
+        <w:rPr>
+          <w:noProof/>
+        </w:rPr>
+        <w:t>The test is called “</w:t>
+      </w:r>
+      <w:r>
+        <w:rPr>
+          <w:noProof/>
+        </w:rPr>
+        <w:t>016. high score updating attempt 1</w:t>
+      </w:r>
+      <w:r>
+        <w:rPr>
+          <w:noProof/>
+        </w:rPr>
+        <w:t>”. The code mostly works but high score is just the latest version of score. Looking at the code I can tell I put my code in the wrong subroutine.</w:t>
+      </w:r>
+      <w:r>
+        <w:rPr>
+          <w:noProof/>
+        </w:rPr>
+        <w:t xml:space="preserve"> </w:t>
+      </w:r>
+      <w:r>
+        <w:rPr>
+          <w:noProof/>
+        </w:rPr>
+        <w:drawing>
+          <wp:inline distT="0" distB="0" distL="0" distR="0" wp14:anchorId="5A243927" wp14:editId="4F59CDD5">
+            <wp:extent cx="2884100" cy="1775901"/>
+            <wp:effectExtent l="0" t="0" r="0" b="0"/>
+            <wp:docPr id="55548965" name="Picture 1"/>
+            <wp:cNvGraphicFramePr>
+              <a:graphicFrameLocks xmlns:a="http://schemas.openxmlformats.org/drawingml/2006/main" noChangeAspect="1"/>
+            </wp:cNvGraphicFramePr>
+            <a:graphic xmlns:a="http://schemas.openxmlformats.org/drawingml/2006/main">
+              <a:graphicData uri="http://schemas.openxmlformats.org/drawingml/2006/picture">
+                <pic:pic xmlns:pic="http://schemas.openxmlformats.org/drawingml/2006/picture">
+                  <pic:nvPicPr>
+                    <pic:cNvPr id="55548965" name=""/>
+                    <pic:cNvPicPr/>
+                  </pic:nvPicPr>
+                  <pic:blipFill>
+                    <a:blip r:embed="rId118"/>
+                    <a:stretch>
+                      <a:fillRect/>
+                    </a:stretch>
+                  </pic:blipFill>
+                  <pic:spPr>
+                    <a:xfrm>
+                      <a:off x="0" y="0"/>
+                      <a:ext cx="2895460" cy="1782896"/>
+                    </a:xfrm>
+                    <a:prstGeom prst="rect">
+                      <a:avLst/>
+                    </a:prstGeom>
+                  </pic:spPr>
+                </pic:pic>
+              </a:graphicData>
+            </a:graphic>
+          </wp:inline>
+        </w:drawing>
+      </w:r>
+      <w:r>
+        <w:rPr>
+          <w:noProof/>
+        </w:rPr>
+        <w:t xml:space="preserve"> This is the new version of the code and now I will run the same tests again. The test is called “</w:t>
+      </w:r>
+      <w:r>
+        <w:rPr>
+          <w:noProof/>
+        </w:rPr>
+        <w:t>017. high score updating attempt 2</w:t>
+      </w:r>
+      <w:r>
+        <w:rPr>
+          <w:noProof/>
+        </w:rPr>
+        <w:t>” and it still has the same problems.</w:t>
+      </w:r>
+    </w:p>
+    <w:p>
+      <w:r>
+        <w:rPr>
+          <w:noProof/>
+        </w:rPr>
+        <w:drawing>
+          <wp:inline distT="0" distB="0" distL="0" distR="0" wp14:anchorId="7D427D09" wp14:editId="0B50FDD2">
+            <wp:extent cx="2546717" cy="1107647"/>
+            <wp:effectExtent l="0" t="0" r="6350" b="0"/>
+            <wp:docPr id="1099278673" name="Picture 1"/>
+            <wp:cNvGraphicFramePr>
+              <a:graphicFrameLocks xmlns:a="http://schemas.openxmlformats.org/drawingml/2006/main" noChangeAspect="1"/>
+            </wp:cNvGraphicFramePr>
+            <a:graphic xmlns:a="http://schemas.openxmlformats.org/drawingml/2006/main">
+              <a:graphicData uri="http://schemas.openxmlformats.org/drawingml/2006/picture">
+                <pic:pic xmlns:pic="http://schemas.openxmlformats.org/drawingml/2006/picture">
+                  <pic:nvPicPr>
+                    <pic:cNvPr id="1099278673" name=""/>
+                    <pic:cNvPicPr/>
+                  </pic:nvPicPr>
+                  <pic:blipFill>
+                    <a:blip r:embed="rId119"/>
+                    <a:stretch>
+                      <a:fillRect/>
+                    </a:stretch>
+                  </pic:blipFill>
+                  <pic:spPr>
+                    <a:xfrm>
+                      <a:off x="0" y="0"/>
+                      <a:ext cx="2560181" cy="1113503"/>
+                    </a:xfrm>
+                    <a:prstGeom prst="rect">
+                      <a:avLst/>
+                    </a:prstGeom>
+                  </pic:spPr>
+                </pic:pic>
+              </a:graphicData>
+            </a:graphic>
+          </wp:inline>
+        </w:drawing>
+      </w:r>
+      <w:r>
+        <w:t xml:space="preserve"> The change I have made is adding an output for high score to check if it gets reset to 0 at any points. </w:t>
+      </w:r>
+      <w:r>
+        <w:drawing>
+          <wp:inline distT="0" distB="0" distL="0" distR="0" wp14:anchorId="19A72C9B" wp14:editId="5DDA6CDE">
+            <wp:extent cx="2017725" cy="589687"/>
+            <wp:effectExtent l="0" t="0" r="1905" b="1270"/>
+            <wp:docPr id="1449762877" name="Picture 1"/>
+            <wp:cNvGraphicFramePr>
+              <a:graphicFrameLocks xmlns:a="http://schemas.openxmlformats.org/drawingml/2006/main" noChangeAspect="1"/>
+            </wp:cNvGraphicFramePr>
+            <a:graphic xmlns:a="http://schemas.openxmlformats.org/drawingml/2006/main">
+              <a:graphicData uri="http://schemas.openxmlformats.org/drawingml/2006/picture">
+                <pic:pic xmlns:pic="http://schemas.openxmlformats.org/drawingml/2006/picture">
+                  <pic:nvPicPr>
+                    <pic:cNvPr id="1449762877" name=""/>
+                    <pic:cNvPicPr/>
+                  </pic:nvPicPr>
+                  <pic:blipFill>
+                    <a:blip r:embed="rId120"/>
+                    <a:stretch>
+                      <a:fillRect/>
+                    </a:stretch>
+                  </pic:blipFill>
+                  <pic:spPr>
+                    <a:xfrm>
+                      <a:off x="0" y="0"/>
+                      <a:ext cx="2027579" cy="592567"/>
+                    </a:xfrm>
+                    <a:prstGeom prst="rect">
+                      <a:avLst/>
+                    </a:prstGeom>
+                  </pic:spPr>
+                </pic:pic>
+              </a:graphicData>
+            </a:graphic>
+          </wp:inline>
+        </w:drawing>
+      </w:r>
+      <w:r>
+        <w:t xml:space="preserve"> Looking at this </w:t>
+      </w:r>
+      <w:r>
+        <w:t>high</w:t>
+      </w:r>
+      <w:r>
+        <w:t xml:space="preserve"> score gets </w:t>
+      </w:r>
+      <w:r>
+        <w:lastRenderedPageBreak/>
+        <w:t>reset any time the main menu scene is entered.</w:t>
+      </w:r>
+      <w:r>
+        <w:t xml:space="preserve"> After looking online, I have found a solution is to make the variable global. These are the updated flowcharts:</w:t>
+      </w:r>
+    </w:p>
+    <w:p>
+      <w:r>
+        <w:drawing>
+          <wp:inline distT="0" distB="0" distL="0" distR="0" wp14:anchorId="1F914F6F" wp14:editId="431985A5">
+            <wp:extent cx="2597774" cy="2448476"/>
+            <wp:effectExtent l="0" t="0" r="0" b="0"/>
+            <wp:docPr id="540665210" name="Picture 1"/>
+            <wp:cNvGraphicFramePr>
+              <a:graphicFrameLocks xmlns:a="http://schemas.openxmlformats.org/drawingml/2006/main" noChangeAspect="1"/>
+            </wp:cNvGraphicFramePr>
+            <a:graphic xmlns:a="http://schemas.openxmlformats.org/drawingml/2006/main">
+              <a:graphicData uri="http://schemas.openxmlformats.org/drawingml/2006/picture">
+                <pic:pic xmlns:pic="http://schemas.openxmlformats.org/drawingml/2006/picture">
+                  <pic:nvPicPr>
+                    <pic:cNvPr id="540665210" name=""/>
+                    <pic:cNvPicPr/>
+                  </pic:nvPicPr>
+                  <pic:blipFill>
+                    <a:blip r:embed="rId121"/>
+                    <a:stretch>
+                      <a:fillRect/>
+                    </a:stretch>
+                  </pic:blipFill>
+                  <pic:spPr>
+                    <a:xfrm>
+                      <a:off x="0" y="0"/>
+                      <a:ext cx="2608543" cy="2458626"/>
+                    </a:xfrm>
+                    <a:prstGeom prst="rect">
+                      <a:avLst/>
+                    </a:prstGeom>
+                  </pic:spPr>
+                </pic:pic>
+              </a:graphicData>
+            </a:graphic>
+          </wp:inline>
+        </w:drawing>
+      </w:r>
+      <w:r>
+        <w:drawing>
+          <wp:inline distT="0" distB="0" distL="0" distR="0" wp14:anchorId="51E317B3" wp14:editId="6C1FD7B1">
+            <wp:extent cx="3191198" cy="2418248"/>
+            <wp:effectExtent l="0" t="0" r="9525" b="1270"/>
+            <wp:docPr id="733531198" name="Picture 1"/>
+            <wp:cNvGraphicFramePr>
+              <a:graphicFrameLocks xmlns:a="http://schemas.openxmlformats.org/drawingml/2006/main" noChangeAspect="1"/>
+            </wp:cNvGraphicFramePr>
+            <a:graphic xmlns:a="http://schemas.openxmlformats.org/drawingml/2006/main">
+              <a:graphicData uri="http://schemas.openxmlformats.org/drawingml/2006/picture">
+                <pic:pic xmlns:pic="http://schemas.openxmlformats.org/drawingml/2006/picture">
+                  <pic:nvPicPr>
+                    <pic:cNvPr id="733531198" name=""/>
+                    <pic:cNvPicPr/>
+                  </pic:nvPicPr>
+                  <pic:blipFill>
+                    <a:blip r:embed="rId122"/>
+                    <a:stretch>
+                      <a:fillRect/>
+                    </a:stretch>
+                  </pic:blipFill>
+                  <pic:spPr>
+                    <a:xfrm>
+                      <a:off x="0" y="0"/>
+                      <a:ext cx="3208064" cy="2431029"/>
+                    </a:xfrm>
+                    <a:prstGeom prst="rect">
+                      <a:avLst/>
+                    </a:prstGeom>
+                  </pic:spPr>
+                </pic:pic>
+              </a:graphicData>
+            </a:graphic>
+          </wp:inline>
+        </w:drawing>
+      </w:r>
+    </w:p>
+    <w:p>
+      <w:r>
+        <w:t>This is the updated code:</w:t>
+      </w:r>
+    </w:p>
+    <w:p>
+      <w:r>
+        <w:drawing>
+          <wp:inline distT="0" distB="0" distL="0" distR="0" wp14:anchorId="78677727" wp14:editId="6C719F2D">
+            <wp:extent cx="2723133" cy="1020199"/>
+            <wp:effectExtent l="0" t="0" r="1270" b="8890"/>
+            <wp:docPr id="183048275" name="Picture 1"/>
+            <wp:cNvGraphicFramePr>
+              <a:graphicFrameLocks xmlns:a="http://schemas.openxmlformats.org/drawingml/2006/main" noChangeAspect="1"/>
+            </wp:cNvGraphicFramePr>
+            <a:graphic xmlns:a="http://schemas.openxmlformats.org/drawingml/2006/main">
+              <a:graphicData uri="http://schemas.openxmlformats.org/drawingml/2006/picture">
+                <pic:pic xmlns:pic="http://schemas.openxmlformats.org/drawingml/2006/picture">
+                  <pic:nvPicPr>
+                    <pic:cNvPr id="183048275" name=""/>
+                    <pic:cNvPicPr/>
+                  </pic:nvPicPr>
+                  <pic:blipFill>
+                    <a:blip r:embed="rId123"/>
+                    <a:stretch>
+                      <a:fillRect/>
+                    </a:stretch>
+                  </pic:blipFill>
+                  <pic:spPr>
+                    <a:xfrm>
+                      <a:off x="0" y="0"/>
+                      <a:ext cx="2733085" cy="1023927"/>
+                    </a:xfrm>
+                    <a:prstGeom prst="rect">
+                      <a:avLst/>
+                    </a:prstGeom>
+                  </pic:spPr>
+                </pic:pic>
+              </a:graphicData>
+            </a:graphic>
+          </wp:inline>
+        </w:drawing>
+      </w:r>
+      <w:r>
+        <w:t xml:space="preserve"> </w:t>
+      </w:r>
+      <w:r>
+        <w:drawing>
+          <wp:inline distT="0" distB="0" distL="0" distR="0" wp14:anchorId="22ABF027" wp14:editId="4704290A">
+            <wp:extent cx="3423259" cy="1118439"/>
+            <wp:effectExtent l="0" t="0" r="6350" b="5715"/>
+            <wp:docPr id="1684079769" name="Picture 1"/>
+            <wp:cNvGraphicFramePr>
+              <a:graphicFrameLocks xmlns:a="http://schemas.openxmlformats.org/drawingml/2006/main" noChangeAspect="1"/>
+            </wp:cNvGraphicFramePr>
+            <a:graphic xmlns:a="http://schemas.openxmlformats.org/drawingml/2006/main">
+              <a:graphicData uri="http://schemas.openxmlformats.org/drawingml/2006/picture">
+                <pic:pic xmlns:pic="http://schemas.openxmlformats.org/drawingml/2006/picture">
+                  <pic:nvPicPr>
+                    <pic:cNvPr id="1684079769" name=""/>
+                    <pic:cNvPicPr/>
+                  </pic:nvPicPr>
+                  <pic:blipFill>
+                    <a:blip r:embed="rId124"/>
+                    <a:stretch>
+                      <a:fillRect/>
+                    </a:stretch>
+                  </pic:blipFill>
+                  <pic:spPr>
+                    <a:xfrm>
+                      <a:off x="0" y="0"/>
+                      <a:ext cx="3438957" cy="1123568"/>
+                    </a:xfrm>
+                    <a:prstGeom prst="rect">
+                      <a:avLst/>
+                    </a:prstGeom>
+                  </pic:spPr>
+                </pic:pic>
+              </a:graphicData>
+            </a:graphic>
+          </wp:inline>
+        </w:drawing>
+      </w:r>
+    </w:p>
+    <w:p>
+      <w:r>
+        <w:t>Now I will do the same test again.</w:t>
+      </w:r>
     </w:p>
     <w:p>
       <w:pPr>
@@ -26292,6 +26785,7 @@
         <w:pStyle w:val="Heading2"/>
       </w:pPr>
       <w:r>
+        <w:lastRenderedPageBreak/>
         <w:t>Game</w:t>
       </w:r>
     </w:p>
@@ -26342,7 +26836,7 @@
       <w:r>
         <w:t xml:space="preserve">Mouse inputs are from: </w:t>
       </w:r>
-      <w:hyperlink r:id="rId116">
+      <w:hyperlink r:id="rId125">
         <w:r>
           <w:rPr>
             <w:rStyle w:val="Hyperlink"/>
@@ -26355,7 +26849,7 @@
       <w:r>
         <w:t xml:space="preserve">Arrays are from </w:t>
       </w:r>
-      <w:hyperlink r:id="rId117">
+      <w:hyperlink r:id="rId126">
         <w:r>
           <w:rPr>
             <w:rStyle w:val="Hyperlink"/>
@@ -26368,7 +26862,7 @@
       <w:r>
         <w:t xml:space="preserve">input_event </w:t>
       </w:r>
-      <w:hyperlink r:id="rId118">
+      <w:hyperlink r:id="rId127">
         <w:r>
           <w:rPr>
             <w:rStyle w:val="Hyperlink"/>
@@ -26381,7 +26875,7 @@
       <w:r>
         <w:t xml:space="preserve">encapsulation </w:t>
       </w:r>
-      <w:hyperlink r:id="rId119" w:history="1">
+      <w:hyperlink r:id="rId128" w:history="1">
         <w:r>
           <w:rPr>
             <w:rStyle w:val="Hyperlink"/>
@@ -26394,12 +26888,25 @@
       <w:r>
         <w:t xml:space="preserve">Timer </w:t>
       </w:r>
-      <w:hyperlink r:id="rId120" w:history="1">
+      <w:hyperlink r:id="rId129" w:history="1">
         <w:r>
           <w:rPr>
             <w:rStyle w:val="Hyperlink"/>
           </w:rPr>
           <w:t>Make a Time Counter in Godot 4 in One Minute</w:t>
+        </w:r>
+      </w:hyperlink>
+    </w:p>
+    <w:p>
+      <w:r>
+        <w:t xml:space="preserve">Variable resetting </w:t>
+      </w:r>
+      <w:hyperlink r:id="rId130" w:history="1">
+        <w:r>
+          <w:rPr>
+            <w:rStyle w:val="Hyperlink"/>
+          </w:rPr>
+          <w:t>Reload scene while variable remains the same - Help - Godot Forum</w:t>
         </w:r>
       </w:hyperlink>
     </w:p>
@@ -28574,7 +29081,6 @@
   <w:style w:type="character" w:default="1" w:styleId="DefaultParagraphFont">
     <w:name w:val="Default Paragraph Font"/>
     <w:uiPriority w:val="1"/>
-    <w:semiHidden/>
     <w:unhideWhenUsed/>
   </w:style>
   <w:style w:type="table" w:default="1" w:styleId="TableNormal">
